--- a/dialogue_only_script.docx
+++ b/dialogue_only_script.docx
@@ -118,7 +118,24 @@
           <w:szCs w:val="24"/>
           <w:rtl w:val="0"/>
         </w:rPr>
-        <w:t xml:space="preserve">So tonight we’re going to chronicle a story so astronomical…</w:t>
+        <w:t xml:space="preserve">So tonight we’re going to chronicle</w:t>
+      </w:r>
+    </w:p>
+    <w:p>
+      <w:pPr>
+        <w:spacing w:after="200" w:lineRule="auto"/>
+        <w:rPr>
+          <w:sz w:val="24"/>
+          <w:szCs w:val="24"/>
+        </w:rPr>
+      </w:pPr>
+      <w:r>
+        <w:rPr>
+          <w:sz w:val="24"/>
+          <w:szCs w:val="24"/>
+          <w:rtl w:val="0"/>
+        </w:rPr>
+        <w:t xml:space="preserve">a story so astronomical…</w:t>
       </w:r>
     </w:p>
     <w:p>
@@ -603,15 +620,25 @@
         <w:rPr>
           <w:sz w:val="24"/>
           <w:szCs w:val="24"/>
-        </w:rPr>
-      </w:pPr>
-      <w:r>
-        <w:rPr>
-          <w:sz w:val="24"/>
-          <w:szCs w:val="24"/>
-          <w:rtl w:val="0"/>
-        </w:rPr>
-        <w:t xml:space="preserve">I mean, what the fuck?</w:t>
+          <w:u w:val="single"/>
+        </w:rPr>
+      </w:pPr>
+      <w:r>
+        <w:rPr>
+          <w:sz w:val="24"/>
+          <w:szCs w:val="24"/>
+          <w:rtl w:val="0"/>
+        </w:rPr>
+        <w:t xml:space="preserve">I </w:t>
+      </w:r>
+      <w:r>
+        <w:rPr>
+          <w:sz w:val="24"/>
+          <w:szCs w:val="24"/>
+          <w:u w:val="single"/>
+          <w:rtl w:val="0"/>
+        </w:rPr>
+        <w:t xml:space="preserve">mean, what the fuck?</w:t>
       </w:r>
     </w:p>
     <w:p>
@@ -1096,15 +1123,25 @@
         <w:rPr>
           <w:sz w:val="24"/>
           <w:szCs w:val="24"/>
-        </w:rPr>
-      </w:pPr>
-      <w:r>
-        <w:rPr>
-          <w:sz w:val="24"/>
-          <w:szCs w:val="24"/>
-          <w:rtl w:val="0"/>
-        </w:rPr>
-        <w:t xml:space="preserve">I have no fucking clue…</w:t>
+          <w:u w:val="single"/>
+        </w:rPr>
+      </w:pPr>
+      <w:r>
+        <w:rPr>
+          <w:sz w:val="24"/>
+          <w:szCs w:val="24"/>
+          <w:rtl w:val="0"/>
+        </w:rPr>
+        <w:t xml:space="preserve">I </w:t>
+      </w:r>
+      <w:r>
+        <w:rPr>
+          <w:sz w:val="24"/>
+          <w:szCs w:val="24"/>
+          <w:u w:val="single"/>
+          <w:rtl w:val="0"/>
+        </w:rPr>
+        <w:t xml:space="preserve">have no fucking clue…</w:t>
       </w:r>
     </w:p>
     <w:p>
@@ -1155,6 +1192,40 @@
           <w:szCs w:val="24"/>
           <w:rtl w:val="0"/>
         </w:rPr>
+        <w:t xml:space="preserve">Didn’t like, didn’t like, didn’t like-a-like-‘em…</w:t>
+      </w:r>
+    </w:p>
+    <w:p>
+      <w:pPr>
+        <w:spacing w:after="200" w:lineRule="auto"/>
+        <w:rPr>
+          <w:sz w:val="24"/>
+          <w:szCs w:val="24"/>
+        </w:rPr>
+      </w:pPr>
+      <w:r>
+        <w:rPr>
+          <w:sz w:val="24"/>
+          <w:szCs w:val="24"/>
+          <w:rtl w:val="0"/>
+        </w:rPr>
+        <w:t xml:space="preserve">Didn’t like, didn’t like, did not like like-a-like-‘em!</w:t>
+      </w:r>
+    </w:p>
+    <w:p>
+      <w:pPr>
+        <w:spacing w:after="200" w:lineRule="auto"/>
+        <w:rPr>
+          <w:sz w:val="24"/>
+          <w:szCs w:val="24"/>
+        </w:rPr>
+      </w:pPr>
+      <w:r>
+        <w:rPr>
+          <w:sz w:val="24"/>
+          <w:szCs w:val="24"/>
+          <w:rtl w:val="0"/>
+        </w:rPr>
         <w:t xml:space="preserve">Didn’t like, didn’t like, didn’t like-a-like-‘em</w:t>
       </w:r>
     </w:p>
@@ -1172,6 +1243,76 @@
           <w:szCs w:val="24"/>
           <w:rtl w:val="0"/>
         </w:rPr>
+        <w:t xml:space="preserve">Didn’t like, didn’t like, didn’t like-a-like-‘em …</w:t>
+      </w:r>
+    </w:p>
+    <w:p>
+      <w:pPr>
+        <w:spacing w:after="200" w:lineRule="auto"/>
+        <w:rPr>
+          <w:sz w:val="24"/>
+          <w:szCs w:val="24"/>
+          <w:u w:val="single"/>
+        </w:rPr>
+      </w:pPr>
+      <w:r>
+        <w:rPr>
+          <w:sz w:val="24"/>
+          <w:szCs w:val="24"/>
+          <w:u w:val="single"/>
+          <w:rtl w:val="0"/>
+        </w:rPr>
+        <w:t xml:space="preserve">Didn’t like, didn’t like, did not like like-a-like-‘em!</w:t>
+      </w:r>
+    </w:p>
+    <w:p>
+      <w:pPr>
+        <w:spacing w:after="200" w:lineRule="auto"/>
+        <w:rPr>
+          <w:sz w:val="24"/>
+          <w:szCs w:val="24"/>
+        </w:rPr>
+      </w:pPr>
+      <w:r>
+        <w:rPr>
+          <w:sz w:val="24"/>
+          <w:szCs w:val="24"/>
+          <w:rtl w:val="0"/>
+        </w:rPr>
+        <w:t xml:space="preserve">Didn’t like, didn’t like, didn’t like-a-like-‘em</w:t>
+      </w:r>
+    </w:p>
+    <w:p>
+      <w:pPr>
+        <w:spacing w:after="200" w:lineRule="auto"/>
+        <w:rPr>
+          <w:sz w:val="24"/>
+          <w:szCs w:val="24"/>
+        </w:rPr>
+      </w:pPr>
+      <w:r>
+        <w:rPr>
+          <w:sz w:val="24"/>
+          <w:szCs w:val="24"/>
+          <w:rtl w:val="0"/>
+        </w:rPr>
+        <w:t xml:space="preserve">Didn’t like, didn’t like, didn’t like-a-like-‘em</w:t>
+      </w:r>
+    </w:p>
+    <w:p>
+      <w:pPr>
+        <w:spacing w:after="200" w:lineRule="auto"/>
+        <w:rPr>
+          <w:sz w:val="24"/>
+          <w:szCs w:val="24"/>
+        </w:rPr>
+      </w:pPr>
+      <w:r>
+        <w:rPr>
+          <w:sz w:val="24"/>
+          <w:szCs w:val="24"/>
+          <w:rtl w:val="0"/>
+        </w:rPr>
         <w:t xml:space="preserve">Didn’t like, didn’t like, did not like like-a-like-‘em</w:t>
       </w:r>
     </w:p>
@@ -1189,108 +1330,6 @@
           <w:szCs w:val="24"/>
           <w:rtl w:val="0"/>
         </w:rPr>
-        <w:t xml:space="preserve">Didn’t like, didn’t like, didn’t like-a-like-‘em</w:t>
-      </w:r>
-    </w:p>
-    <w:p>
-      <w:pPr>
-        <w:spacing w:after="200" w:lineRule="auto"/>
-        <w:rPr>
-          <w:sz w:val="24"/>
-          <w:szCs w:val="24"/>
-        </w:rPr>
-      </w:pPr>
-      <w:r>
-        <w:rPr>
-          <w:sz w:val="24"/>
-          <w:szCs w:val="24"/>
-          <w:rtl w:val="0"/>
-        </w:rPr>
-        <w:t xml:space="preserve">Didn’t like, didn’t like, didn’t like-a-like-‘em </w:t>
-      </w:r>
-    </w:p>
-    <w:p>
-      <w:pPr>
-        <w:spacing w:after="200" w:lineRule="auto"/>
-        <w:rPr>
-          <w:sz w:val="24"/>
-          <w:szCs w:val="24"/>
-        </w:rPr>
-      </w:pPr>
-      <w:r>
-        <w:rPr>
-          <w:sz w:val="24"/>
-          <w:szCs w:val="24"/>
-          <w:rtl w:val="0"/>
-        </w:rPr>
-        <w:t xml:space="preserve">Didn’t like, didn’t like, did not like like-a-like-‘em</w:t>
-      </w:r>
-    </w:p>
-    <w:p>
-      <w:pPr>
-        <w:spacing w:after="200" w:lineRule="auto"/>
-        <w:rPr>
-          <w:sz w:val="24"/>
-          <w:szCs w:val="24"/>
-        </w:rPr>
-      </w:pPr>
-      <w:r>
-        <w:rPr>
-          <w:sz w:val="24"/>
-          <w:szCs w:val="24"/>
-          <w:rtl w:val="0"/>
-        </w:rPr>
-        <w:t xml:space="preserve">Didn’t like, didn’t like, didn’t like-a-like-‘em</w:t>
-      </w:r>
-    </w:p>
-    <w:p>
-      <w:pPr>
-        <w:spacing w:after="200" w:lineRule="auto"/>
-        <w:rPr>
-          <w:sz w:val="24"/>
-          <w:szCs w:val="24"/>
-        </w:rPr>
-      </w:pPr>
-      <w:r>
-        <w:rPr>
-          <w:sz w:val="24"/>
-          <w:szCs w:val="24"/>
-          <w:rtl w:val="0"/>
-        </w:rPr>
-        <w:t xml:space="preserve">Didn’t like, didn’t like, didn’t like-a-like-‘em</w:t>
-      </w:r>
-    </w:p>
-    <w:p>
-      <w:pPr>
-        <w:spacing w:after="200" w:lineRule="auto"/>
-        <w:rPr>
-          <w:sz w:val="24"/>
-          <w:szCs w:val="24"/>
-        </w:rPr>
-      </w:pPr>
-      <w:r>
-        <w:rPr>
-          <w:sz w:val="24"/>
-          <w:szCs w:val="24"/>
-          <w:rtl w:val="0"/>
-        </w:rPr>
-        <w:t xml:space="preserve">Didn’t like, didn’t like, did not like like-a-like-‘em</w:t>
-      </w:r>
-    </w:p>
-    <w:p>
-      <w:pPr>
-        <w:spacing w:after="200" w:lineRule="auto"/>
-        <w:rPr>
-          <w:sz w:val="24"/>
-          <w:szCs w:val="24"/>
-        </w:rPr>
-      </w:pPr>
-      <w:r>
-        <w:rPr>
-          <w:sz w:val="24"/>
-          <w:szCs w:val="24"/>
-          <w:rtl w:val="0"/>
-        </w:rPr>
         <w:t xml:space="preserve">Paul, You piece of shit!</w:t>
       </w:r>
     </w:p>
@@ -1561,9 +1600,18 @@
         <w:rPr>
           <w:sz w:val="24"/>
           <w:szCs w:val="24"/>
-          <w:rtl w:val="0"/>
-        </w:rPr>
-        <w:t xml:space="preserve">Oh… Might be fun.</w:t>
+          <w:u w:val="single"/>
+          <w:rtl w:val="0"/>
+        </w:rPr>
+        <w:t xml:space="preserve">Oh…</w:t>
+      </w:r>
+      <w:r>
+        <w:rPr>
+          <w:sz w:val="24"/>
+          <w:szCs w:val="24"/>
+          <w:rtl w:val="0"/>
+        </w:rPr>
+        <w:t xml:space="preserve"> Might be fun.</w:t>
       </w:r>
     </w:p>
     <w:p>
@@ -1648,7 +1696,24 @@
           <w:szCs w:val="24"/>
           <w:rtl w:val="0"/>
         </w:rPr>
-        <w:t xml:space="preserve">Oh hi, Sam! How are things down at the precinct? </w:t>
+        <w:t xml:space="preserve">Oh hi, Sam! </w:t>
+      </w:r>
+    </w:p>
+    <w:p>
+      <w:pPr>
+        <w:spacing w:after="200" w:lineRule="auto"/>
+        <w:rPr>
+          <w:sz w:val="24"/>
+          <w:szCs w:val="24"/>
+        </w:rPr>
+      </w:pPr>
+      <w:r>
+        <w:rPr>
+          <w:sz w:val="24"/>
+          <w:szCs w:val="24"/>
+          <w:rtl w:val="0"/>
+        </w:rPr>
+        <w:t xml:space="preserve">How are things down at the precinct? </w:t>
       </w:r>
     </w:p>
     <w:p>
@@ -1801,41 +1866,84 @@
           <w:szCs w:val="24"/>
           <w:rtl w:val="0"/>
         </w:rPr>
-        <w:t xml:space="preserve">No, you’re right… We should stick to the schedule. </w:t>
-      </w:r>
-    </w:p>
-    <w:p>
-      <w:pPr>
-        <w:spacing w:after="200" w:lineRule="auto"/>
-        <w:rPr>
-          <w:sz w:val="24"/>
-          <w:szCs w:val="24"/>
-        </w:rPr>
-      </w:pPr>
-      <w:r>
-        <w:rPr>
-          <w:sz w:val="24"/>
-          <w:szCs w:val="24"/>
-          <w:rtl w:val="0"/>
-        </w:rPr>
-        <w:t xml:space="preserve">Next month it is. Maybe we can make a night of it, </w:t>
-      </w:r>
-    </w:p>
-    <w:p>
-      <w:pPr>
-        <w:spacing w:after="200" w:lineRule="auto"/>
-        <w:rPr>
-          <w:sz w:val="24"/>
-          <w:szCs w:val="24"/>
-        </w:rPr>
-      </w:pPr>
-      <w:r>
-        <w:rPr>
-          <w:sz w:val="24"/>
-          <w:szCs w:val="24"/>
-          <w:rtl w:val="0"/>
-        </w:rPr>
-        <w:t xml:space="preserve">go mini-golf or something? Well I’ll pay for it. </w:t>
+        <w:t xml:space="preserve">No, you’re right… </w:t>
+      </w:r>
+    </w:p>
+    <w:p>
+      <w:pPr>
+        <w:spacing w:after="200" w:lineRule="auto"/>
+        <w:rPr>
+          <w:sz w:val="24"/>
+          <w:szCs w:val="24"/>
+        </w:rPr>
+      </w:pPr>
+      <w:r>
+        <w:rPr>
+          <w:sz w:val="24"/>
+          <w:szCs w:val="24"/>
+          <w:rtl w:val="0"/>
+        </w:rPr>
+        <w:t xml:space="preserve">We should stick to the schedule. </w:t>
+      </w:r>
+    </w:p>
+    <w:p>
+      <w:pPr>
+        <w:spacing w:after="200" w:lineRule="auto"/>
+        <w:rPr>
+          <w:sz w:val="24"/>
+          <w:szCs w:val="24"/>
+        </w:rPr>
+      </w:pPr>
+      <w:r>
+        <w:rPr>
+          <w:sz w:val="24"/>
+          <w:szCs w:val="24"/>
+          <w:rtl w:val="0"/>
+        </w:rPr>
+        <w:t xml:space="preserve">Next month it is. </w:t>
+      </w:r>
+    </w:p>
+    <w:p>
+      <w:pPr>
+        <w:spacing w:after="200" w:lineRule="auto"/>
+        <w:rPr>
+          <w:sz w:val="24"/>
+          <w:szCs w:val="24"/>
+        </w:rPr>
+      </w:pPr>
+      <w:r>
+        <w:rPr>
+          <w:sz w:val="24"/>
+          <w:szCs w:val="24"/>
+          <w:rtl w:val="0"/>
+        </w:rPr>
+        <w:t xml:space="preserve">Maybe we can make a night of it, </w:t>
+      </w:r>
+    </w:p>
+    <w:p>
+      <w:pPr>
+        <w:spacing w:after="200" w:lineRule="auto"/>
+        <w:rPr>
+          <w:sz w:val="24"/>
+          <w:szCs w:val="24"/>
+        </w:rPr>
+      </w:pPr>
+      <w:r>
+        <w:rPr>
+          <w:sz w:val="24"/>
+          <w:szCs w:val="24"/>
+          <w:u w:val="single"/>
+          <w:rtl w:val="0"/>
+        </w:rPr>
+        <w:t xml:space="preserve">go</w:t>
+      </w:r>
+      <w:r>
+        <w:rPr>
+          <w:sz w:val="24"/>
+          <w:szCs w:val="24"/>
+          <w:rtl w:val="0"/>
+        </w:rPr>
+        <w:t xml:space="preserve"> mini-golf or something? Well I’ll pay for it. </w:t>
       </w:r>
     </w:p>
     <w:p>
@@ -1886,24 +1994,41 @@
           <w:szCs w:val="24"/>
           <w:rtl w:val="0"/>
         </w:rPr>
-        <w:t xml:space="preserve">Sam? </w:t>
-      </w:r>
-    </w:p>
-    <w:p>
-      <w:pPr>
-        <w:spacing w:after="200" w:lineRule="auto"/>
-        <w:rPr>
-          <w:sz w:val="24"/>
-          <w:szCs w:val="24"/>
-        </w:rPr>
-      </w:pPr>
-      <w:r>
-        <w:rPr>
-          <w:sz w:val="24"/>
-          <w:szCs w:val="24"/>
-          <w:rtl w:val="0"/>
-        </w:rPr>
-        <w:t xml:space="preserve">That was Sam. He’s doing just fine. Counseling’s working out well.</w:t>
+        <w:t xml:space="preserve">Sam? Sam?</w:t>
+      </w:r>
+    </w:p>
+    <w:p>
+      <w:pPr>
+        <w:spacing w:after="200" w:lineRule="auto"/>
+        <w:rPr>
+          <w:sz w:val="24"/>
+          <w:szCs w:val="24"/>
+        </w:rPr>
+      </w:pPr>
+      <w:r>
+        <w:rPr>
+          <w:sz w:val="24"/>
+          <w:szCs w:val="24"/>
+          <w:rtl w:val="0"/>
+        </w:rPr>
+        <w:t xml:space="preserve">That was Sam. He’s doing just </w:t>
+      </w:r>
+      <w:r>
+        <w:rPr>
+          <w:sz w:val="24"/>
+          <w:szCs w:val="24"/>
+          <w:u w:val="single"/>
+          <w:rtl w:val="0"/>
+        </w:rPr>
+        <w:t xml:space="preserve">fine</w:t>
+      </w:r>
+      <w:r>
+        <w:rPr>
+          <w:sz w:val="24"/>
+          <w:szCs w:val="24"/>
+          <w:rtl w:val="0"/>
+        </w:rPr>
+        <w:t xml:space="preserve">. Counseling’s working out well.</w:t>
       </w:r>
     </w:p>
     <w:p>
@@ -1971,24 +2096,41 @@
           <w:szCs w:val="24"/>
           <w:rtl w:val="0"/>
         </w:rPr>
-        <w:t xml:space="preserve">Oh… I didn’t even realize!</w:t>
-      </w:r>
-    </w:p>
-    <w:p>
-      <w:pPr>
-        <w:spacing w:after="200" w:lineRule="auto"/>
-        <w:rPr>
-          <w:sz w:val="24"/>
-          <w:szCs w:val="24"/>
-        </w:rPr>
-      </w:pPr>
-      <w:r>
-        <w:rPr>
-          <w:sz w:val="24"/>
-          <w:szCs w:val="24"/>
-          <w:rtl w:val="0"/>
-        </w:rPr>
-        <w:t xml:space="preserve">Well, I’m gonna go down to Beanies to get some Coffee.</w:t>
+        <w:t xml:space="preserve">Oh…Sorry I didn’t even realize!</w:t>
+      </w:r>
+    </w:p>
+    <w:p>
+      <w:pPr>
+        <w:spacing w:after="200" w:lineRule="auto"/>
+        <w:rPr>
+          <w:sz w:val="24"/>
+          <w:szCs w:val="24"/>
+        </w:rPr>
+      </w:pPr>
+      <w:r>
+        <w:rPr>
+          <w:sz w:val="24"/>
+          <w:szCs w:val="24"/>
+          <w:rtl w:val="0"/>
+        </w:rPr>
+        <w:t xml:space="preserve">Well, I’m gonna go down to Beanies</w:t>
+      </w:r>
+    </w:p>
+    <w:p>
+      <w:pPr>
+        <w:spacing w:after="200" w:lineRule="auto"/>
+        <w:rPr>
+          <w:sz w:val="24"/>
+          <w:szCs w:val="24"/>
+        </w:rPr>
+      </w:pPr>
+      <w:r>
+        <w:rPr>
+          <w:sz w:val="24"/>
+          <w:szCs w:val="24"/>
+          <w:rtl w:val="0"/>
+        </w:rPr>
+        <w:t xml:space="preserve">to get some Coffee.</w:t>
       </w:r>
     </w:p>
     <w:p>
@@ -2108,24 +2250,58 @@
           <w:szCs w:val="24"/>
           <w:rtl w:val="0"/>
         </w:rPr>
-        <w:t xml:space="preserve">And she loved it! So, to show my ex-wife that two can play at that game, </w:t>
-      </w:r>
-    </w:p>
-    <w:p>
-      <w:pPr>
-        <w:spacing w:after="200" w:lineRule="auto"/>
-        <w:rPr>
-          <w:sz w:val="24"/>
-          <w:szCs w:val="24"/>
-        </w:rPr>
-      </w:pPr>
-      <w:r>
-        <w:rPr>
-          <w:sz w:val="24"/>
-          <w:szCs w:val="24"/>
-          <w:rtl w:val="0"/>
-        </w:rPr>
-        <w:t xml:space="preserve">I’m on Hot Tix right now, getting tickets for tonight. </w:t>
+        <w:t xml:space="preserve">And she loved it! So, to show </w:t>
+      </w:r>
+      <w:r>
+        <w:rPr>
+          <w:sz w:val="24"/>
+          <w:szCs w:val="24"/>
+          <w:u w:val="single"/>
+          <w:rtl w:val="0"/>
+        </w:rPr>
+        <w:t xml:space="preserve">my ex-wife</w:t>
+      </w:r>
+      <w:r>
+        <w:rPr>
+          <w:sz w:val="24"/>
+          <w:szCs w:val="24"/>
+          <w:rtl w:val="0"/>
+        </w:rPr>
+        <w:t xml:space="preserve"> that two can play at that game, </w:t>
+      </w:r>
+    </w:p>
+    <w:p>
+      <w:pPr>
+        <w:spacing w:after="200" w:lineRule="auto"/>
+        <w:rPr>
+          <w:sz w:val="24"/>
+          <w:szCs w:val="24"/>
+        </w:rPr>
+      </w:pPr>
+      <w:r>
+        <w:rPr>
+          <w:sz w:val="24"/>
+          <w:szCs w:val="24"/>
+          <w:rtl w:val="0"/>
+        </w:rPr>
+        <w:t xml:space="preserve">I’m on Hot Tix right now, </w:t>
+      </w:r>
+    </w:p>
+    <w:p>
+      <w:pPr>
+        <w:spacing w:after="200" w:lineRule="auto"/>
+        <w:rPr>
+          <w:sz w:val="24"/>
+          <w:szCs w:val="24"/>
+        </w:rPr>
+      </w:pPr>
+      <w:r>
+        <w:rPr>
+          <w:sz w:val="24"/>
+          <w:szCs w:val="24"/>
+          <w:rtl w:val="0"/>
+        </w:rPr>
+        <w:t xml:space="preserve">getting tickets for tonight. </w:t>
       </w:r>
     </w:p>
     <w:p>
@@ -2159,7 +2335,7 @@
           <w:szCs w:val="24"/>
           <w:rtl w:val="0"/>
         </w:rPr>
-        <w:t xml:space="preserve">Yeah. She’ll like that just as much as ‘Hamilton.’</w:t>
+        <w:t xml:space="preserve">Yeah. She’ll like that just as much as ‘Hamilton’</w:t>
       </w:r>
     </w:p>
     <w:p>
@@ -2226,15 +2402,25 @@
         <w:rPr>
           <w:sz w:val="24"/>
           <w:szCs w:val="24"/>
-        </w:rPr>
-      </w:pPr>
-      <w:r>
-        <w:rPr>
-          <w:sz w:val="24"/>
-          <w:szCs w:val="24"/>
-          <w:rtl w:val="0"/>
-        </w:rPr>
-        <w:t xml:space="preserve">I’d appreciate it.</w:t>
+          <w:u w:val="single"/>
+        </w:rPr>
+      </w:pPr>
+      <w:r>
+        <w:rPr>
+          <w:sz w:val="24"/>
+          <w:szCs w:val="24"/>
+          <w:rtl w:val="0"/>
+        </w:rPr>
+        <w:t xml:space="preserve">I’d appreciate it </w:t>
+      </w:r>
+      <w:r>
+        <w:rPr>
+          <w:sz w:val="24"/>
+          <w:szCs w:val="24"/>
+          <w:u w:val="single"/>
+          <w:rtl w:val="0"/>
+        </w:rPr>
+        <w:t xml:space="preserve">very much.</w:t>
       </w:r>
     </w:p>
     <w:p>
@@ -2336,7 +2522,24 @@
           <w:szCs w:val="24"/>
           <w:rtl w:val="0"/>
         </w:rPr>
-        <w:t xml:space="preserve">The idea of sitting there, trapped in a musical… </w:t>
+        <w:t xml:space="preserve">The idea of sitting there, </w:t>
+      </w:r>
+    </w:p>
+    <w:p>
+      <w:pPr>
+        <w:spacing w:after="200" w:lineRule="auto"/>
+        <w:rPr>
+          <w:sz w:val="24"/>
+          <w:szCs w:val="24"/>
+        </w:rPr>
+      </w:pPr>
+      <w:r>
+        <w:rPr>
+          <w:sz w:val="24"/>
+          <w:szCs w:val="24"/>
+          <w:rtl w:val="0"/>
+        </w:rPr>
+        <w:t xml:space="preserve">trapped in a musical… </w:t>
       </w:r>
     </w:p>
     <w:p>
@@ -2470,9 +2673,18 @@
         <w:rPr>
           <w:sz w:val="24"/>
           <w:szCs w:val="24"/>
-          <w:rtl w:val="0"/>
-        </w:rPr>
-        <w:t xml:space="preserve">Yeah.</w:t>
+          <w:u w:val="single"/>
+          <w:rtl w:val="0"/>
+        </w:rPr>
+        <w:t xml:space="preserve">Hi Ted</w:t>
+      </w:r>
+      <w:r>
+        <w:rPr>
+          <w:sz w:val="24"/>
+          <w:szCs w:val="24"/>
+          <w:rtl w:val="0"/>
+        </w:rPr>
+        <w:t xml:space="preserve">.</w:t>
       </w:r>
     </w:p>
     <w:p>
@@ -2966,7 +3178,15 @@
           <w:szCs w:val="24"/>
           <w:rtl w:val="0"/>
         </w:rPr>
-        <w:t xml:space="preserve">Yeah. That’s a new thing. The owner just came back from Japan, </w:t>
+        <w:t xml:space="preserve">Yeah</w:t>
+      </w:r>
+      <w:r>
+        <w:rPr>
+          <w:sz w:val="24"/>
+          <w:szCs w:val="24"/>
+          <w:rtl w:val="0"/>
+        </w:rPr>
+        <w:t xml:space="preserve">. That’s a new thing. The owner just came back from Japan, </w:t>
         <w:br w:type="textWrapping"/>
         <w:br w:type="textWrapping"/>
         <w:t xml:space="preserve">saw the whole Singing Café thing, and decided to bring it over. </w:t>
@@ -3067,7 +3287,22 @@
         <w:t xml:space="preserve">You know what, I’m never coming back here again. </w:t>
         <w:br w:type="textWrapping"/>
         <w:br w:type="textWrapping"/>
-        <w:t xml:space="preserve">That sign’s bullshit!</w:t>
+      </w:r>
+      <w:r>
+        <w:rPr>
+          <w:sz w:val="24"/>
+          <w:szCs w:val="24"/>
+          <w:rtl w:val="0"/>
+        </w:rPr>
+        <w:t xml:space="preserve">That</w:t>
+      </w:r>
+      <w:r>
+        <w:rPr>
+          <w:sz w:val="24"/>
+          <w:szCs w:val="24"/>
+          <w:rtl w:val="0"/>
+        </w:rPr>
+        <w:t xml:space="preserve"> sign’s bullshit!</w:t>
       </w:r>
     </w:p>
     <w:p>
@@ -3548,7 +3783,7 @@
           <w:szCs w:val="24"/>
           <w:rtl w:val="0"/>
         </w:rPr>
-        <w:t xml:space="preserve"> Thank you. Cause if I have to sing for it, it’s not really a tip, is it? </w:t>
+        <w:t xml:space="preserve"> Yeah, right. Cause if I have to sing for it, it’s not really a tip, is it? </w:t>
       </w:r>
     </w:p>
     <w:p>
@@ -3657,7 +3892,7 @@
         <w:t xml:space="preserve">How much did you tip? Five bucks! </w:t>
         <w:br w:type="textWrapping"/>
         <w:br w:type="textWrapping"/>
-        <w:t xml:space="preserve">You specifically meant this for me, right? </w:t>
+        <w:t xml:space="preserve">You meant this just for me, right? </w:t>
         <w:br w:type="textWrapping"/>
         <w:br w:type="textWrapping"/>
         <w:t xml:space="preserve">Like, I shouldn’t have to split this with the others.</w:t>
@@ -3951,7 +4186,7 @@
           <w:szCs w:val="24"/>
           <w:rtl w:val="0"/>
         </w:rPr>
-        <w:t xml:space="preserve">I see you in here all the time, don’t I? What’s your name?</w:t>
+        <w:t xml:space="preserve">I see you in here all the time. What’s your name?</w:t>
       </w:r>
     </w:p>
     <w:p>
@@ -4031,13 +4266,26 @@
           <w:szCs w:val="24"/>
         </w:rPr>
       </w:pPr>
-      <w:r>
-        <w:rPr>
-          <w:sz w:val="24"/>
-          <w:szCs w:val="24"/>
-          <w:rtl w:val="0"/>
-        </w:rPr>
-        <w:t xml:space="preserve">Oh, alright. Well, bye Emma! </w:t>
+      <w:commentRangeStart w:id="0"/>
+      <w:r>
+        <w:rPr>
+          <w:sz w:val="24"/>
+          <w:szCs w:val="24"/>
+          <w:rtl w:val="0"/>
+        </w:rPr>
+        <w:t xml:space="preserve">Oh, alright</w:t>
+      </w:r>
+      <w:commentRangeEnd w:id="0"/>
+      <w:r>
+        <w:commentReference w:id="0"/>
+      </w:r>
+      <w:r>
+        <w:rPr>
+          <w:sz w:val="24"/>
+          <w:szCs w:val="24"/>
+          <w:rtl w:val="0"/>
+        </w:rPr>
+        <w:t xml:space="preserve">. Well, bye Emma! </w:t>
         <w:br w:type="textWrapping"/>
       </w:r>
     </w:p>
@@ -4222,7 +4470,7 @@
           <w:szCs w:val="24"/>
           <w:rtl w:val="0"/>
         </w:rPr>
-        <w:t xml:space="preserve">I just wanna talk to you about how you can help </w:t>
+        <w:t xml:space="preserve">I just wanna talk to you about all the ways you can help </w:t>
       </w:r>
     </w:p>
     <w:p>
@@ -4375,7 +4623,7 @@
           <w:szCs w:val="24"/>
           <w:rtl w:val="0"/>
         </w:rPr>
-        <w:t xml:space="preserve">You know how much of that actually goes to the turtles?</w:t>
+        <w:t xml:space="preserve">You know how much of that actually goes to the sea turtles?</w:t>
       </w:r>
     </w:p>
     <w:p>
@@ -4481,7 +4729,7 @@
         <w:t xml:space="preserve">Yeah. You’re a real humanitarian.</w:t>
         <w:br w:type="textWrapping"/>
         <w:br w:type="textWrapping"/>
-        <w:t xml:space="preserve">Hi! Can I talk to you about…</w:t>
+        <w:t xml:space="preserve">Hi! Do you have a few minutes …</w:t>
         <w:br w:type="textWrapping"/>
       </w:r>
     </w:p>
@@ -4773,7 +5021,7 @@
           <w:szCs w:val="24"/>
           <w:rtl w:val="0"/>
         </w:rPr>
-        <w:t xml:space="preserve">Oh great. This is the cherry on top of a perfect day.</w:t>
+        <w:t xml:space="preserve">Oh great. This is the cherry on top of another perfect day.</w:t>
       </w:r>
     </w:p>
     <w:p>
@@ -4909,7 +5157,7 @@
           <w:szCs w:val="24"/>
           <w:rtl w:val="0"/>
         </w:rPr>
-        <w:t xml:space="preserve">And if anyones thinks that makes me less of a man, </w:t>
+        <w:t xml:space="preserve">And if anyone thinks that makes me less of a man, </w:t>
       </w:r>
     </w:p>
     <w:p>
@@ -4966,7 +5214,7 @@
           <w:rtl w:val="0"/>
         </w:rPr>
         <w:br w:type="textWrapping"/>
-        <w:t xml:space="preserve">Alice, are You sure you don’t want me to pick you up? </w:t>
+        <w:t xml:space="preserve">Alice, are you sure you don’t want me to pick you up? </w:t>
         <w:br w:type="textWrapping"/>
         <w:br w:type="textWrapping"/>
         <w:t xml:space="preserve">Ok… Yeah yeah, I got tickets for Deb. </w:t>
@@ -4978,7 +5226,7 @@
         <w:t xml:space="preserve">Yeah, yeah, I know Deb’s a vegetarian. They got fish!</w:t>
         <w:br w:type="textWrapping"/>
         <w:br w:type="textWrapping"/>
-        <w:t xml:space="preserve">A Vegan?!? But it’s Crab Fest! Alice, you’re killing me!</w:t>
+        <w:t xml:space="preserve">A Vegan?!? But it’s Crab Fest! Alice, you’re killing me here!</w:t>
       </w:r>
     </w:p>
     <w:p>
@@ -5136,7 +5384,7 @@
           <w:szCs w:val="24"/>
           <w:rtl w:val="0"/>
         </w:rPr>
-        <w:t xml:space="preserve">Come on, Alice! Those guys are assholes anyway…</w:t>
+        <w:t xml:space="preserve">Come on, Alice! These guys are assholes anyway…</w:t>
       </w:r>
     </w:p>
     <w:p>
@@ -5425,7 +5673,7 @@
           <w:szCs w:val="24"/>
           <w:rtl w:val="0"/>
         </w:rPr>
-        <w:t xml:space="preserve">to build Peanuts his very own, get this Donna, “squirrel-house.”</w:t>
+        <w:t xml:space="preserve">to raise Peanuts his very own, get this Donna, “squirrel-house.”</w:t>
       </w:r>
     </w:p>
     <w:p>
@@ -5494,6 +5742,23 @@
           <w:rtl w:val="0"/>
         </w:rPr>
         <w:t xml:space="preserve">[----]</w:t>
+      </w:r>
+    </w:p>
+    <w:p>
+      <w:pPr>
+        <w:spacing w:after="200" w:lineRule="auto"/>
+        <w:rPr>
+          <w:sz w:val="24"/>
+          <w:szCs w:val="24"/>
+        </w:rPr>
+      </w:pPr>
+      <w:r>
+        <w:rPr>
+          <w:sz w:val="24"/>
+          <w:szCs w:val="24"/>
+          <w:rtl w:val="0"/>
+        </w:rPr>
+        <w:t xml:space="preserve">That's a bit much ..</w:t>
       </w:r>
     </w:p>
     <w:p>
@@ -5868,7 +6133,7 @@
           <w:szCs w:val="24"/>
           <w:rtl w:val="0"/>
         </w:rPr>
-        <w:t xml:space="preserve">That’s alright… </w:t>
+        <w:t xml:space="preserve">Hey man, that’s fine… </w:t>
       </w:r>
     </w:p>
     <w:p>
@@ -6412,7 +6677,7 @@
           <w:szCs w:val="24"/>
           <w:rtl w:val="0"/>
         </w:rPr>
-        <w:t xml:space="preserve">LIGHTS DOWN!</w:t>
+        <w:t xml:space="preserve">LIGHTS!</w:t>
       </w:r>
     </w:p>
     <w:p>
@@ -6482,7 +6747,7 @@
           <w:szCs w:val="24"/>
           <w:rtl w:val="0"/>
         </w:rPr>
-        <w:t xml:space="preserve">Now I get that Alice is eighteen. She’s a senior. </w:t>
+        <w:t xml:space="preserve">Now I know that Alice is eighteen. She’s a senior. </w:t>
       </w:r>
     </w:p>
     <w:p>
@@ -6636,13 +6901,15 @@
           <w:szCs w:val="24"/>
         </w:rPr>
       </w:pPr>
-      <w:r>
-        <w:rPr>
-          <w:sz w:val="24"/>
-          <w:szCs w:val="24"/>
-          <w:rtl w:val="0"/>
-        </w:rPr>
-        <w:t xml:space="preserve">So I tell her, “Bring Deb! We’ll </w:t>
+      <w:commentRangeStart w:id="1"/>
+      <w:commentRangeStart w:id="2"/>
+      <w:r>
+        <w:rPr>
+          <w:sz w:val="24"/>
+          <w:szCs w:val="24"/>
+          <w:rtl w:val="0"/>
+        </w:rPr>
+        <w:t xml:space="preserve">So I say, “Bring Deb! We’ll </w:t>
       </w:r>
       <w:r>
         <w:rPr>
@@ -6696,7 +6963,7 @@
           <w:szCs w:val="24"/>
           <w:rtl w:val="0"/>
         </w:rPr>
-        <w:t xml:space="preserve">We get there and the whole god-dang theater exploded! </w:t>
+        <w:t xml:space="preserve">We get there and the whole gosh-darn theater exploded! By a meteor!</w:t>
       </w:r>
     </w:p>
     <w:p>
@@ -6714,7 +6981,30 @@
           <w:szCs w:val="24"/>
           <w:rtl w:val="0"/>
         </w:rPr>
-        <w:t xml:space="preserve">Mamma Mia! Huge hole right through the roof!</w:t>
+        <w:t xml:space="preserve">Mamma Mia! </w:t>
+      </w:r>
+      <w:r>
+        <w:rPr>
+          <w:sz w:val="24"/>
+          <w:szCs w:val="24"/>
+          <w:rtl w:val="0"/>
+        </w:rPr>
+        <w:t xml:space="preserve">Huge hole right through the roof!</w:t>
+      </w:r>
+      <w:commentRangeEnd w:id="1"/>
+      <w:r>
+        <w:commentReference w:id="1"/>
+      </w:r>
+      <w:commentRangeEnd w:id="2"/>
+      <w:r>
+        <w:commentReference w:id="2"/>
+      </w:r>
+      <w:r>
+        <w:rPr>
+          <w:sz w:val="24"/>
+          <w:szCs w:val="24"/>
+          <w:rtl w:val="0"/>
+        </w:rPr>
         <w:br w:type="textWrapping"/>
       </w:r>
     </w:p>
@@ -6995,7 +7285,7 @@
           <w:szCs w:val="24"/>
           <w:rtl w:val="0"/>
         </w:rPr>
-        <w:t xml:space="preserve">Charlotte? Have you seen anything strange?</w:t>
+        <w:t xml:space="preserve">Charlotte? Have you seen anything?</w:t>
       </w:r>
     </w:p>
     <w:p>
@@ -7046,7 +7336,7 @@
           <w:szCs w:val="24"/>
           <w:rtl w:val="0"/>
         </w:rPr>
-        <w:t xml:space="preserve">Well… It’s Sam. My husband. He said he was getting home late last night…</w:t>
+        <w:t xml:space="preserve">Well… It’s my husband, Sam.  He said he was getting home late last night…</w:t>
       </w:r>
     </w:p>
     <w:p>
@@ -7233,7 +7523,7 @@
           <w:szCs w:val="24"/>
           <w:rtl w:val="0"/>
         </w:rPr>
-        <w:t xml:space="preserve">I’m probably imagining things. I must sound crazy…</w:t>
+        <w:t xml:space="preserve">I’m probably imagining stuff. I must sound crazy…</w:t>
       </w:r>
     </w:p>
     <w:p>
@@ -7389,7 +7679,23 @@
           <w:rtl w:val="0"/>
         </w:rPr>
         <w:br w:type="textWrapping"/>
-        <w:t xml:space="preserve">My weekly report was </w:t>
+        <w:t xml:space="preserve">My weekly </w:t>
+      </w:r>
+      <w:r>
+        <w:rPr>
+          <w:sz w:val="24"/>
+          <w:szCs w:val="24"/>
+          <w:rtl w:val="0"/>
+        </w:rPr>
+        <w:t xml:space="preserve">report</w:t>
+      </w:r>
+      <w:r>
+        <w:rPr>
+          <w:sz w:val="24"/>
+          <w:szCs w:val="24"/>
+          <w:rtl w:val="0"/>
+        </w:rPr>
+        <w:t xml:space="preserve"> was </w:t>
       </w:r>
       <w:r>
         <w:rPr>
@@ -7863,24 +8169,24 @@
           <w:szCs w:val="24"/>
           <w:rtl w:val="0"/>
         </w:rPr>
-        <w:t xml:space="preserve">Someone to share with precise precision Their thoughts!</w:t>
-      </w:r>
-    </w:p>
-    <w:p>
-      <w:pPr>
-        <w:spacing w:after="200" w:lineRule="auto"/>
-        <w:rPr>
-          <w:sz w:val="24"/>
-          <w:szCs w:val="24"/>
-        </w:rPr>
-      </w:pPr>
-      <w:r>
-        <w:rPr>
-          <w:sz w:val="24"/>
-          <w:szCs w:val="24"/>
-          <w:rtl w:val="0"/>
-        </w:rPr>
-        <w:t xml:space="preserve">Cuz I want you to want. To want!</w:t>
+        <w:t xml:space="preserve">Someone to share with precise precision their thoughts!</w:t>
+      </w:r>
+    </w:p>
+    <w:p>
+      <w:pPr>
+        <w:spacing w:after="200" w:lineRule="auto"/>
+        <w:rPr>
+          <w:sz w:val="24"/>
+          <w:szCs w:val="24"/>
+        </w:rPr>
+      </w:pPr>
+      <w:r>
+        <w:rPr>
+          <w:sz w:val="24"/>
+          <w:szCs w:val="24"/>
+          <w:rtl w:val="0"/>
+        </w:rPr>
+        <w:t xml:space="preserve">Cuz I want you to want to want!</w:t>
       </w:r>
     </w:p>
     <w:p>
@@ -8639,10 +8945,43 @@
         <w:t xml:space="preserve">You’re hallucinating. Better yet, you’re still dreaming! </w:t>
         <w:br w:type="textWrapping"/>
         <w:br w:type="textWrapping"/>
-        <w:t xml:space="preserve">You need to wake up. You need some coffee. </w:t>
+        <w:t xml:space="preserve">You need to wake up. </w:t>
+      </w:r>
+    </w:p>
+    <w:p>
+      <w:pPr>
+        <w:widowControl w:val="0"/>
+        <w:spacing w:before="1" w:lineRule="auto"/>
+        <w:rPr>
+          <w:sz w:val="24"/>
+          <w:szCs w:val="24"/>
+        </w:rPr>
+      </w:pPr>
+      <w:r>
+        <w:rPr>
+          <w:rtl w:val="0"/>
+        </w:rPr>
+      </w:r>
+    </w:p>
+    <w:p>
+      <w:pPr>
+        <w:widowControl w:val="0"/>
+        <w:spacing w:before="1" w:lineRule="auto"/>
+        <w:rPr>
+          <w:sz w:val="24"/>
+          <w:szCs w:val="24"/>
+        </w:rPr>
+      </w:pPr>
+      <w:r>
+        <w:rPr>
+          <w:sz w:val="24"/>
+          <w:szCs w:val="24"/>
+          <w:rtl w:val="0"/>
+        </w:rPr>
+        <w:t xml:space="preserve">You need… you need some coffee. </w:t>
         <w:br w:type="textWrapping"/>
         <w:br w:type="textWrapping"/>
-        <w:t xml:space="preserve">That’s it. Just a cup of Black coffee. </w:t>
+        <w:t xml:space="preserve">That’s itQ Just a cup of Black coffee. </w:t>
         <w:br w:type="textWrapping"/>
         <w:br w:type="textWrapping"/>
         <w:t xml:space="preserve">No cream, no sugar in it - just a cup of simple black coffee… </w:t>
@@ -8705,7 +9044,7 @@
           <w:szCs w:val="24"/>
           <w:rtl w:val="0"/>
         </w:rPr>
-        <w:t xml:space="preserve">PLEASE, GOD. I JUST WANT A BLACK COFFEE… </w:t>
+        <w:t xml:space="preserve">SOMEONE PLEASE, GOD. I JUST WANT A BLACK COFFEE… </w:t>
       </w:r>
     </w:p>
     <w:p>
@@ -8845,7 +9184,7 @@
           <w:szCs w:val="24"/>
           <w:rtl w:val="0"/>
         </w:rPr>
-        <w:t xml:space="preserve">but when they order, when they come in, </w:t>
+        <w:t xml:space="preserve">but when they order, when they enter, </w:t>
         <w:br w:type="textWrapping"/>
         <w:br w:type="textWrapping"/>
         <w:t xml:space="preserve">all the fucking time, I guess!</w:t>
@@ -10134,7 +10473,15 @@
           <w:szCs w:val="24"/>
           <w:rtl w:val="0"/>
         </w:rPr>
-        <w:t xml:space="preserve">They’re singing! Why are they all singing!?</w:t>
+        <w:t xml:space="preserve">They’re singing! Why are they all singing</w:t>
+      </w:r>
+      <w:r>
+        <w:rPr>
+          <w:sz w:val="24"/>
+          <w:szCs w:val="24"/>
+          <w:rtl w:val="0"/>
+        </w:rPr>
+        <w:t xml:space="preserve">!?</w:t>
       </w:r>
     </w:p>
     <w:p>
@@ -10315,6 +10662,7 @@
           <w:szCs w:val="24"/>
         </w:rPr>
       </w:pPr>
+      <w:commentRangeStart w:id="3"/>
       <w:r>
         <w:rPr>
           <w:sz w:val="24"/>
@@ -10323,6 +10671,15 @@
         </w:rPr>
         <w:t xml:space="preserve">Why are there so many fucking rats in this shitty alleyway?</w:t>
       </w:r>
+      <w:commentRangeEnd w:id="3"/>
+      <w:r>
+        <w:commentReference w:id="3"/>
+      </w:r>
+      <w:r>
+        <w:rPr>
+          <w:rtl w:val="0"/>
+        </w:rPr>
+      </w:r>
     </w:p>
     <w:p>
       <w:pPr>
@@ -10383,6 +10740,7 @@
           <w:szCs w:val="24"/>
         </w:rPr>
       </w:pPr>
+      <w:commentRangeStart w:id="4"/>
       <w:r>
         <w:rPr>
           <w:sz w:val="24"/>
@@ -10408,6 +10766,15 @@
         </w:rPr>
         <w:t xml:space="preserve">so I just want to make sure you know where you’re going… Are you…?</w:t>
       </w:r>
+      <w:commentRangeEnd w:id="4"/>
+      <w:r>
+        <w:commentReference w:id="4"/>
+      </w:r>
+      <w:r>
+        <w:rPr>
+          <w:rtl w:val="0"/>
+        </w:rPr>
+      </w:r>
     </w:p>
     <w:p>
       <w:pPr>
@@ -10519,6 +10886,9 @@
           <w:szCs w:val="24"/>
         </w:rPr>
       </w:pPr>
+      <w:commentRangeStart w:id="5"/>
+      <w:commentRangeStart w:id="6"/>
+      <w:commentRangeStart w:id="7"/>
       <w:r>
         <w:rPr>
           <w:sz w:val="24"/>
@@ -10527,6 +10897,23 @@
         </w:rPr>
         <w:t xml:space="preserve">Wait! Paul, Here! Let’s go to those trashcans!</w:t>
       </w:r>
+      <w:commentRangeEnd w:id="5"/>
+      <w:r>
+        <w:commentReference w:id="5"/>
+      </w:r>
+      <w:commentRangeEnd w:id="6"/>
+      <w:r>
+        <w:commentReference w:id="6"/>
+      </w:r>
+      <w:commentRangeEnd w:id="7"/>
+      <w:r>
+        <w:commentReference w:id="7"/>
+      </w:r>
+      <w:r>
+        <w:rPr>
+          <w:rtl w:val="0"/>
+        </w:rPr>
+      </w:r>
     </w:p>
     <w:p>
       <w:pPr>
@@ -10610,7 +10997,7 @@
           <w:szCs w:val="24"/>
           <w:rtl w:val="0"/>
         </w:rPr>
-        <w:t xml:space="preserve">Oh god, I didn’t think about it!</w:t>
+        <w:t xml:space="preserve">Oh god, I didn’t think about the implications!</w:t>
       </w:r>
     </w:p>
     <w:p>
@@ -10780,7 +11167,7 @@
           <w:szCs w:val="24"/>
           <w:rtl w:val="0"/>
         </w:rPr>
-        <w:t xml:space="preserve">Who are these people?</w:t>
+        <w:t xml:space="preserve">OMG Who are these people?</w:t>
       </w:r>
     </w:p>
     <w:p>
@@ -10806,6 +11193,7 @@
         <w:rPr>
           <w:sz w:val="24"/>
           <w:szCs w:val="24"/>
+          <w:u w:val="single"/>
         </w:rPr>
       </w:pPr>
       <w:r>
@@ -10816,22 +11204,10 @@
         </w:rPr>
         <w:t xml:space="preserve">What are they doing in the trash?</w:t>
       </w:r>
-    </w:p>
-    <w:p>
-      <w:pPr>
-        <w:spacing w:after="200" w:lineRule="auto"/>
-        <w:rPr>
-          <w:sz w:val="24"/>
-          <w:szCs w:val="24"/>
-        </w:rPr>
-      </w:pPr>
-      <w:r>
-        <w:rPr>
-          <w:sz w:val="24"/>
-          <w:szCs w:val="24"/>
-          <w:rtl w:val="0"/>
-        </w:rPr>
-        <w:t xml:space="preserve">We had to find a place to hide.</w:t>
+      <w:r>
+        <w:rPr>
+          <w:rtl w:val="0"/>
+        </w:rPr>
       </w:r>
     </w:p>
     <w:p>
@@ -12267,7 +12643,7 @@
           <w:szCs w:val="24"/>
           <w:rtl w:val="0"/>
         </w:rPr>
-        <w:t xml:space="preserve">We need to get out of downtown. Downtown is fucked. </w:t>
+        <w:t xml:space="preserve">We just came from downtown. Downtown is fucked. </w:t>
         <w:br w:type="textWrapping"/>
         <w:br w:type="textWrapping"/>
         <w:t xml:space="preserve">The hospital is downtown. We can’t go there.</w:t>
@@ -12354,8 +12730,20 @@
         <w:t xml:space="preserve">and his whole house is like a panic room. </w:t>
         <w:br w:type="textWrapping"/>
         <w:br w:type="textWrapping"/>
+      </w:r>
+      <w:r>
+        <w:rPr>
+          <w:sz w:val="24"/>
+          <w:szCs w:val="24"/>
+          <w:rtl w:val="0"/>
+        </w:rPr>
         <w:t xml:space="preserve">How do you call a guy who lives in a fortress?</w:t>
         <w:br w:type="textWrapping"/>
+      </w:r>
+      <w:r>
+        <w:rPr>
+          <w:rtl w:val="0"/>
+        </w:rPr>
       </w:r>
     </w:p>
     <w:p>
@@ -12552,7 +12940,23 @@
           <w:szCs w:val="24"/>
           <w:rtl w:val="0"/>
         </w:rPr>
-        <w:t xml:space="preserve">the Hatchetfield police have assured channel 9 </w:t>
+        <w:t xml:space="preserve">the </w:t>
+      </w:r>
+      <w:r>
+        <w:rPr>
+          <w:sz w:val="24"/>
+          <w:szCs w:val="24"/>
+          <w:rtl w:val="0"/>
+        </w:rPr>
+        <w:t xml:space="preserve">Hatchetfield</w:t>
+      </w:r>
+      <w:r>
+        <w:rPr>
+          <w:sz w:val="24"/>
+          <w:szCs w:val="24"/>
+          <w:rtl w:val="0"/>
+        </w:rPr>
+        <w:t xml:space="preserve"> police have assured channel 9 </w:t>
       </w:r>
     </w:p>
     <w:p>
@@ -12671,7 +13075,23 @@
           <w:szCs w:val="24"/>
           <w:rtl w:val="0"/>
         </w:rPr>
-        <w:t xml:space="preserve">Hatchetfield citizens are advised to stay indoors.</w:t>
+        <w:t xml:space="preserve">Hatchetfield citizens are advised to stay </w:t>
+      </w:r>
+      <w:r>
+        <w:rPr>
+          <w:sz w:val="24"/>
+          <w:szCs w:val="24"/>
+          <w:rtl w:val="0"/>
+        </w:rPr>
+        <w:t xml:space="preserve">indoors</w:t>
+      </w:r>
+      <w:r>
+        <w:rPr>
+          <w:sz w:val="24"/>
+          <w:szCs w:val="24"/>
+          <w:rtl w:val="0"/>
+        </w:rPr>
+        <w:t xml:space="preserve">.</w:t>
       </w:r>
     </w:p>
     <w:p>
@@ -12756,24 +13176,66 @@
           <w:szCs w:val="24"/>
           <w:rtl w:val="0"/>
         </w:rPr>
-        <w:t xml:space="preserve">Don’t lie to me, whoever you are! I’m Professor Hidgens!</w:t>
-      </w:r>
-    </w:p>
-    <w:p>
-      <w:pPr>
-        <w:spacing w:after="200" w:lineRule="auto"/>
-        <w:rPr>
-          <w:sz w:val="24"/>
-          <w:szCs w:val="24"/>
-        </w:rPr>
-      </w:pPr>
-      <w:r>
-        <w:rPr>
-          <w:sz w:val="24"/>
-          <w:szCs w:val="24"/>
-          <w:rtl w:val="0"/>
-        </w:rPr>
-        <w:t xml:space="preserve">Professor, it’s me, Emma Perkins! The whole town’s gone crazy! </w:t>
+        <w:t xml:space="preserve">Don’t </w:t>
+      </w:r>
+      <w:r>
+        <w:rPr>
+          <w:sz w:val="24"/>
+          <w:szCs w:val="24"/>
+          <w:rtl w:val="0"/>
+        </w:rPr>
+        <w:t xml:space="preserve">lie to me, whoever you are! </w:t>
+      </w:r>
+    </w:p>
+    <w:p>
+      <w:pPr>
+        <w:spacing w:after="200" w:lineRule="auto"/>
+        <w:rPr>
+          <w:sz w:val="24"/>
+          <w:szCs w:val="24"/>
+        </w:rPr>
+      </w:pPr>
+      <w:r>
+        <w:rPr>
+          <w:sz w:val="24"/>
+          <w:szCs w:val="24"/>
+          <w:rtl w:val="0"/>
+        </w:rPr>
+        <w:t xml:space="preserve">I’m Professor Hidgens!</w:t>
+      </w:r>
+    </w:p>
+    <w:p>
+      <w:pPr>
+        <w:spacing w:after="200" w:lineRule="auto"/>
+        <w:rPr>
+          <w:sz w:val="24"/>
+          <w:szCs w:val="24"/>
+        </w:rPr>
+      </w:pPr>
+      <w:r>
+        <w:rPr>
+          <w:sz w:val="24"/>
+          <w:szCs w:val="24"/>
+          <w:rtl w:val="0"/>
+        </w:rPr>
+        <w:t xml:space="preserve">Professor, it’s me, Emma Perkins! </w:t>
+      </w:r>
+    </w:p>
+    <w:p>
+      <w:pPr>
+        <w:spacing w:after="200" w:lineRule="auto"/>
+        <w:rPr>
+          <w:sz w:val="24"/>
+          <w:szCs w:val="24"/>
+        </w:rPr>
+      </w:pPr>
+      <w:r>
+        <w:rPr>
+          <w:sz w:val="24"/>
+          <w:szCs w:val="24"/>
+          <w:rtl w:val="0"/>
+        </w:rPr>
+        <w:t xml:space="preserve">The whole town’s gone crazy! </w:t>
       </w:r>
     </w:p>
     <w:p>
@@ -12841,7 +13303,24 @@
           <w:szCs w:val="24"/>
           <w:rtl w:val="0"/>
         </w:rPr>
-        <w:t xml:space="preserve">Thank you, Professor! These are my friends. Paul and… them. </w:t>
+        <w:t xml:space="preserve">Thank you, Professor! </w:t>
+      </w:r>
+    </w:p>
+    <w:p>
+      <w:pPr>
+        <w:spacing w:after="200" w:lineRule="auto"/>
+        <w:rPr>
+          <w:sz w:val="24"/>
+          <w:szCs w:val="24"/>
+        </w:rPr>
+      </w:pPr>
+      <w:r>
+        <w:rPr>
+          <w:sz w:val="24"/>
+          <w:szCs w:val="24"/>
+          <w:rtl w:val="0"/>
+        </w:rPr>
+        <w:t xml:space="preserve">These are my friends. Paul and… them. </w:t>
       </w:r>
     </w:p>
     <w:p>
@@ -12909,7 +13388,24 @@
           <w:szCs w:val="24"/>
           <w:rtl w:val="0"/>
         </w:rPr>
-        <w:t xml:space="preserve">They want you to join them, and once they get you, you’re a part of it?</w:t>
+        <w:t xml:space="preserve">They want you to join them, </w:t>
+      </w:r>
+    </w:p>
+    <w:p>
+      <w:pPr>
+        <w:spacing w:after="200" w:lineRule="auto"/>
+        <w:rPr>
+          <w:sz w:val="24"/>
+          <w:szCs w:val="24"/>
+        </w:rPr>
+      </w:pPr>
+      <w:r>
+        <w:rPr>
+          <w:sz w:val="24"/>
+          <w:szCs w:val="24"/>
+          <w:rtl w:val="0"/>
+        </w:rPr>
+        <w:t xml:space="preserve">and once they get you, you’re a part of it?</w:t>
       </w:r>
     </w:p>
     <w:p>
@@ -13300,7 +13796,7 @@
           <w:szCs w:val="24"/>
           <w:rtl w:val="0"/>
         </w:rPr>
-        <w:t xml:space="preserve">I don’t know. Some kind of… blue… shit?</w:t>
+        <w:t xml:space="preserve">Well, I don’t know. Some kind of… blue… shit?</w:t>
       </w:r>
     </w:p>
     <w:p>
@@ -13657,24 +14153,24 @@
           <w:szCs w:val="24"/>
           <w:rtl w:val="0"/>
         </w:rPr>
-        <w:t xml:space="preserve">Sorry, Professor. This is a lot to take in. </w:t>
-      </w:r>
-    </w:p>
-    <w:p>
-      <w:pPr>
-        <w:spacing w:after="200" w:lineRule="auto"/>
-        <w:rPr>
-          <w:sz w:val="24"/>
-          <w:szCs w:val="24"/>
-        </w:rPr>
-      </w:pPr>
-      <w:r>
-        <w:rPr>
-          <w:sz w:val="24"/>
-          <w:szCs w:val="24"/>
-          <w:rtl w:val="0"/>
-        </w:rPr>
-        <w:t xml:space="preserve">Do you have anything to take the edge off? Like a drink or something?</w:t>
+        <w:t xml:space="preserve">Wait, Professor. This is a lot to take in. </w:t>
+      </w:r>
+    </w:p>
+    <w:p>
+      <w:pPr>
+        <w:spacing w:after="200" w:lineRule="auto"/>
+        <w:rPr>
+          <w:sz w:val="24"/>
+          <w:szCs w:val="24"/>
+        </w:rPr>
+      </w:pPr>
+      <w:r>
+        <w:rPr>
+          <w:sz w:val="24"/>
+          <w:szCs w:val="24"/>
+          <w:rtl w:val="0"/>
+        </w:rPr>
+        <w:t xml:space="preserve">Do you have anything to take the edge off? Like a drink maybe?</w:t>
       </w:r>
     </w:p>
     <w:p>
@@ -13980,7 +14476,23 @@
           <w:szCs w:val="24"/>
           <w:rtl w:val="0"/>
         </w:rPr>
-        <w:t xml:space="preserve">If I can’t be a wife to him now, what kind of woman am I?</w:t>
+        <w:t xml:space="preserve">If I </w:t>
+      </w:r>
+      <w:r>
+        <w:rPr>
+          <w:sz w:val="24"/>
+          <w:szCs w:val="24"/>
+          <w:rtl w:val="0"/>
+        </w:rPr>
+        <w:t xml:space="preserve">can’t be</w:t>
+      </w:r>
+      <w:r>
+        <w:rPr>
+          <w:sz w:val="24"/>
+          <w:szCs w:val="24"/>
+          <w:rtl w:val="0"/>
+        </w:rPr>
+        <w:t xml:space="preserve"> a wife to him now, what kind of woman am I?</w:t>
       </w:r>
     </w:p>
     <w:p>
@@ -14440,6 +14952,23 @@
           <w:rtl w:val="0"/>
         </w:rPr>
         <w:t xml:space="preserve">Untie me and we’ll get outta here… together.</w:t>
+      </w:r>
+    </w:p>
+    <w:p>
+      <w:pPr>
+        <w:spacing w:after="200" w:lineRule="auto"/>
+        <w:rPr>
+          <w:sz w:val="24"/>
+          <w:szCs w:val="24"/>
+        </w:rPr>
+      </w:pPr>
+      <w:r>
+        <w:rPr>
+          <w:sz w:val="24"/>
+          <w:szCs w:val="24"/>
+          <w:rtl w:val="0"/>
+        </w:rPr>
+        <w:t xml:space="preserve">I can't do that!</w:t>
       </w:r>
     </w:p>
     <w:p>
@@ -15156,7 +15685,7 @@
           <w:szCs w:val="24"/>
           <w:rtl w:val="0"/>
         </w:rPr>
-        <w:t xml:space="preserve">It’s a miracle!</w:t>
+        <w:t xml:space="preserve">It’s a miracle! It's just like in the movies!</w:t>
       </w:r>
     </w:p>
     <w:p>
@@ -15411,7 +15940,7 @@
           <w:szCs w:val="24"/>
           <w:rtl w:val="0"/>
         </w:rPr>
-        <w:t xml:space="preserve">If you make one more crack at me, I am gonna… …do something… to you.</w:t>
+        <w:t xml:space="preserve">I swear to god Ted, If you make one more crack at me, I am gonna… …do something… to you.</w:t>
       </w:r>
     </w:p>
     <w:p>
@@ -15547,7 +16076,7 @@
           <w:szCs w:val="24"/>
           <w:rtl w:val="0"/>
         </w:rPr>
-        <w:t xml:space="preserve">Alright, you two, calm down! Ted, Bill’s not gonna kick your head.</w:t>
+        <w:t xml:space="preserve">Alright, you two, back off!</w:t>
       </w:r>
     </w:p>
     <w:p>
@@ -15904,7 +16433,7 @@
           <w:szCs w:val="24"/>
           <w:rtl w:val="0"/>
         </w:rPr>
-        <w:t xml:space="preserve">When she was twelve, she got this Hello Kitty binder </w:t>
+        <w:t xml:space="preserve">When she was twelve, she got herself this Hello Kitty binder </w:t>
       </w:r>
     </w:p>
     <w:p>
@@ -15989,7 +16518,7 @@
           <w:szCs w:val="24"/>
           <w:rtl w:val="0"/>
         </w:rPr>
-        <w:t xml:space="preserve">Good balance</w:t>
+        <w:t xml:space="preserve">That's… Good balance</w:t>
       </w:r>
     </w:p>
     <w:p>
@@ -16034,13 +16563,26 @@
           <w:szCs w:val="24"/>
         </w:rPr>
       </w:pPr>
-      <w:r>
-        <w:rPr>
-          <w:sz w:val="24"/>
-          <w:szCs w:val="24"/>
-          <w:rtl w:val="0"/>
-        </w:rPr>
-        <w:t xml:space="preserve">Couch surfing, mostly. </w:t>
+      <w:commentRangeStart w:id="8"/>
+      <w:r>
+        <w:rPr>
+          <w:sz w:val="24"/>
+          <w:szCs w:val="24"/>
+          <w:rtl w:val="0"/>
+        </w:rPr>
+        <w:t xml:space="preserve">Couch surfing</w:t>
+      </w:r>
+      <w:commentRangeEnd w:id="8"/>
+      <w:r>
+        <w:commentReference w:id="8"/>
+      </w:r>
+      <w:r>
+        <w:rPr>
+          <w:sz w:val="24"/>
+          <w:szCs w:val="24"/>
+          <w:rtl w:val="0"/>
+        </w:rPr>
+        <w:t xml:space="preserve">, mostly. </w:t>
       </w:r>
     </w:p>
     <w:p>
@@ -16295,7 +16837,7 @@
           <w:szCs w:val="24"/>
           <w:rtl w:val="0"/>
         </w:rPr>
-        <w:t xml:space="preserve">You know, the one thing I’ve been trying to avoid </w:t>
+        <w:t xml:space="preserve">God! You know, the one thing I’ve been trying to avoid </w:t>
       </w:r>
     </w:p>
     <w:p>
@@ -16414,7 +16956,7 @@
           <w:szCs w:val="24"/>
           <w:rtl w:val="0"/>
         </w:rPr>
-        <w:t xml:space="preserve">I never wanted to leave. I Still don’t.</w:t>
+        <w:t xml:space="preserve">I never wanted to leave. I still don’t.</w:t>
       </w:r>
     </w:p>
     <w:p>
@@ -16584,7 +17126,24 @@
           <w:szCs w:val="24"/>
           <w:rtl w:val="0"/>
         </w:rPr>
-        <w:t xml:space="preserve">Yes shit, yeah! I think it was the first musical I ever saw… I hated it. That’s probably the start of my whole thing. You’re the reason I don’t like musicals!</w:t>
+        <w:t xml:space="preserve">Yes shit, yeah! I think it was the first musical I ever saw…And?</w:t>
+      </w:r>
+    </w:p>
+    <w:p>
+      <w:pPr>
+        <w:spacing w:after="200" w:lineRule="auto"/>
+        <w:rPr>
+          <w:sz w:val="24"/>
+          <w:szCs w:val="24"/>
+        </w:rPr>
+      </w:pPr>
+      <w:r>
+        <w:rPr>
+          <w:sz w:val="24"/>
+          <w:szCs w:val="24"/>
+          <w:rtl w:val="0"/>
+        </w:rPr>
+        <w:t xml:space="preserve"> I hated it. That’s probably the start of my whole thing. You’re the reason I don’t like musicals!</w:t>
       </w:r>
     </w:p>
     <w:p>
@@ -16839,7 +17398,23 @@
           <w:szCs w:val="24"/>
           <w:rtl w:val="0"/>
         </w:rPr>
-        <w:t xml:space="preserve">We tried to convince you with soliloquies,</w:t>
+        <w:t xml:space="preserve">We tried to convince you with </w:t>
+      </w:r>
+      <w:r>
+        <w:rPr>
+          <w:sz w:val="24"/>
+          <w:szCs w:val="24"/>
+          <w:rtl w:val="0"/>
+        </w:rPr>
+        <w:t xml:space="preserve">soliloquie</w:t>
+      </w:r>
+      <w:r>
+        <w:rPr>
+          <w:sz w:val="24"/>
+          <w:szCs w:val="24"/>
+          <w:rtl w:val="0"/>
+        </w:rPr>
+        <w:t xml:space="preserve">,</w:t>
       </w:r>
     </w:p>
     <w:p>
@@ -17012,7 +17587,7 @@
           <w:szCs w:val="24"/>
           <w:rtl w:val="0"/>
         </w:rPr>
-        <w:t xml:space="preserve">All your cells we’ll renew and be enhanced!</w:t>
+        <w:t xml:space="preserve">All your cells will renew and be enhanced!</w:t>
       </w:r>
     </w:p>
     <w:p>
@@ -17722,13 +18297,15 @@
           <w:szCs w:val="24"/>
         </w:rPr>
       </w:pPr>
-      <w:r>
-        <w:rPr>
-          <w:sz w:val="24"/>
-          <w:szCs w:val="24"/>
-          <w:rtl w:val="0"/>
-        </w:rPr>
-        <w:t xml:space="preserve">Alice? Are you okay? You would not believe what happend…</w:t>
+      <w:commentRangeStart w:id="9"/>
+      <w:commentRangeStart w:id="10"/>
+      <w:r>
+        <w:rPr>
+          <w:sz w:val="24"/>
+          <w:szCs w:val="24"/>
+          <w:rtl w:val="0"/>
+        </w:rPr>
+        <w:t xml:space="preserve">Alice? Alice? Are you okay? You would not believe what happend…</w:t>
       </w:r>
     </w:p>
     <w:p>
@@ -17748,7 +18325,7 @@
           <w:rtl w:val="0"/>
         </w:rPr>
         <w:br w:type="textWrapping"/>
-        <w:t xml:space="preserve">What? No. No no no… Alice. </w:t>
+        <w:t xml:space="preserve">What? No. No no no,</w:t>
       </w:r>
     </w:p>
     <w:p>
@@ -17768,34 +18345,16 @@
           <w:rtl w:val="0"/>
         </w:rPr>
         <w:br w:type="textWrapping"/>
-        <w:t xml:space="preserve">I watched you get on the bus to Clivesdale this morning… </w:t>
+        <w:t xml:space="preserve">I saw you get on the bus to Clivesdale this morning… </w:t>
         <w:br w:type="textWrapping"/>
         <w:br w:type="textWrapping"/>
-        <w:t xml:space="preserve">Got off? Got off?!? To go see Deb?!? </w:t>
+        <w:t xml:space="preserve">Got off? Got off?!? To see Deb?!? Alice! What -</w:t>
         <w:br w:type="textWrapping"/>
         <w:br w:type="textWrapping"/>
         <w:t xml:space="preserve">I’m sorry. I’m sorry. I know you’re scared… </w:t>
         <w:br w:type="textWrapping"/>
         <w:br w:type="textWrapping"/>
-        <w:t xml:space="preserve">Deb’s being weird? She’s doing </w:t>
-      </w:r>
-      <w:r>
-        <w:rPr>
-          <w:i w:val="1"/>
-          <w:iCs w:val="1"/>
-          <w:sz w:val="24"/>
-          <w:szCs w:val="24"/>
-          <w:rtl w:val="0"/>
-        </w:rPr>
-        <w:t xml:space="preserve">what</w:t>
-      </w:r>
-      <w:r>
-        <w:rPr>
-          <w:sz w:val="24"/>
-          <w:szCs w:val="24"/>
-          <w:rtl w:val="0"/>
-        </w:rPr>
-        <w:t xml:space="preserve">? </w:t>
+        <w:t xml:space="preserve">Deb’s being weird? What is she doing? </w:t>
         <w:br w:type="textWrapping"/>
         <w:br w:type="textWrapping"/>
         <w:t xml:space="preserve">Alice, listen to me. You gotta run away from her. </w:t>
@@ -17807,7 +18366,7 @@
         <w:t xml:space="preserve">No! This isn’t about me not liking Deb! </w:t>
         <w:br w:type="textWrapping"/>
         <w:br w:type="textWrapping"/>
-        <w:t xml:space="preserve">Right now you gotta hide right now! Where are you?</w:t>
+        <w:t xml:space="preserve">Just trust me! You gotta run and hide! Where are you?</w:t>
         <w:br w:type="textWrapping"/>
         <w:br w:type="textWrapping"/>
         <w:t xml:space="preserve">Ok. You stay there. I’m coming to get you.</w:t>
@@ -17816,7 +18375,23 @@
         <w:t xml:space="preserve">No… don’t say that. Everything’s gonna be fine.</w:t>
         <w:br w:type="textWrapping"/>
         <w:br w:type="textWrapping"/>
-        <w:t xml:space="preserve">I love you too sweetie. </w:t>
+        <w:t xml:space="preserve">I love you too sweetie.</w:t>
+      </w:r>
+      <w:commentRangeEnd w:id="9"/>
+      <w:r>
+        <w:commentReference w:id="9"/>
+      </w:r>
+      <w:commentRangeEnd w:id="10"/>
+      <w:r>
+        <w:commentReference w:id="10"/>
+      </w:r>
+      <w:r>
+        <w:rPr>
+          <w:sz w:val="24"/>
+          <w:szCs w:val="24"/>
+          <w:rtl w:val="0"/>
+        </w:rPr>
+        <w:t xml:space="preserve"> </w:t>
         <w:br w:type="textWrapping"/>
         <w:br w:type="textWrapping"/>
         <w:t xml:space="preserve">Gimme… Gimme some water and some bread!  </w:t>
@@ -17870,17 +18445,18 @@
           <w:szCs w:val="24"/>
           <w:rtl w:val="0"/>
         </w:rPr>
-        <w:t xml:space="preserve">It’s Alice. She’s stuck in Hatchetfield High. </w:t>
-      </w:r>
-    </w:p>
-    <w:p>
-      <w:pPr>
-        <w:spacing w:after="200" w:lineRule="auto"/>
-        <w:rPr>
-          <w:sz w:val="24"/>
-          <w:szCs w:val="24"/>
-        </w:rPr>
-      </w:pPr>
+        <w:t xml:space="preserve">It’s Alice. She’s stuck in Hatchetfield.. </w:t>
+      </w:r>
+    </w:p>
+    <w:p>
+      <w:pPr>
+        <w:spacing w:after="200" w:lineRule="auto"/>
+        <w:rPr>
+          <w:sz w:val="24"/>
+          <w:szCs w:val="24"/>
+        </w:rPr>
+      </w:pPr>
+      <w:commentRangeStart w:id="11"/>
       <w:r>
         <w:rPr>
           <w:sz w:val="24"/>
@@ -17905,6 +18481,15 @@
           <w:rtl w:val="0"/>
         </w:rPr>
         <w:t xml:space="preserve">She’s locked herself in the choir room…</w:t>
+      </w:r>
+      <w:commentRangeEnd w:id="11"/>
+      <w:r>
+        <w:commentReference w:id="11"/>
+      </w:r>
+      <w:r>
+        <w:rPr>
+          <w:rtl w:val="0"/>
+        </w:rPr>
       </w:r>
     </w:p>
     <w:p>
@@ -17984,7 +18569,7 @@
         <w:t xml:space="preserve">and you’re gonna die too. </w:t>
         <w:br w:type="textWrapping"/>
         <w:br w:type="textWrapping"/>
-        <w:t xml:space="preserve">hat’s what’s gonna happen if you try to go back through downtown.</w:t>
+        <w:t xml:space="preserve">That’s what’s gonna happen if you try to go back through downtown.</w:t>
       </w:r>
     </w:p>
     <w:p>
@@ -18204,7 +18789,20 @@
           <w:szCs w:val="24"/>
           <w:rtl w:val="0"/>
         </w:rPr>
-        <w:t xml:space="preserve">You are such a fuckin’ creep, you know that?</w:t>
+        <w:t xml:space="preserve">You are such a fuckin’ creep, </w:t>
+      </w:r>
+      <w:r>
+        <w:rPr>
+          <w:sz w:val="24"/>
+          <w:szCs w:val="24"/>
+          <w:rtl w:val="0"/>
+        </w:rPr>
+        <w:t xml:space="preserve">you know that?</w:t>
+      </w:r>
+      <w:r>
+        <w:rPr>
+          <w:rtl w:val="0"/>
+        </w:rPr>
       </w:r>
     </w:p>
     <w:p>
@@ -18374,7 +18972,25 @@
           <w:szCs w:val="24"/>
           <w:rtl w:val="0"/>
         </w:rPr>
-        <w:t xml:space="preserve">Which is why I’m gonna go with you to bring your daughter back.</w:t>
+        <w:t xml:space="preserve">Which is why I’m gonna go with you to </w:t>
+      </w:r>
+      <w:commentRangeStart w:id="12"/>
+      <w:r>
+        <w:rPr>
+          <w:sz w:val="24"/>
+          <w:szCs w:val="24"/>
+          <w:rtl w:val="0"/>
+        </w:rPr>
+        <w:t xml:space="preserve">bring your daughter back.</w:t>
+      </w:r>
+      <w:commentRangeEnd w:id="12"/>
+      <w:r>
+        <w:commentReference w:id="12"/>
+      </w:r>
+      <w:r>
+        <w:rPr>
+          <w:rtl w:val="0"/>
+        </w:rPr>
       </w:r>
     </w:p>
     <w:p>
@@ -18527,7 +19143,7 @@
           <w:szCs w:val="24"/>
           <w:rtl w:val="0"/>
         </w:rPr>
-        <w:t xml:space="preserve">and all that shit you hate… so don’t you let ‘em.</w:t>
+        <w:t xml:space="preserve">and do all that shit you hate… so don’t you let ‘em.</w:t>
       </w:r>
     </w:p>
     <w:p>
@@ -18765,17 +19381,35 @@
           <w:szCs w:val="24"/>
           <w:rtl w:val="0"/>
         </w:rPr>
-        <w:t xml:space="preserve">Could you point that someplace else?</w:t>
-      </w:r>
-    </w:p>
-    <w:p>
-      <w:pPr>
-        <w:spacing w:after="200" w:lineRule="auto"/>
-        <w:rPr>
-          <w:sz w:val="24"/>
-          <w:szCs w:val="24"/>
-        </w:rPr>
-      </w:pPr>
+        <w:t xml:space="preserve">Ok.</w:t>
+      </w:r>
+    </w:p>
+    <w:p>
+      <w:pPr>
+        <w:spacing w:after="200" w:lineRule="auto"/>
+        <w:rPr>
+          <w:sz w:val="24"/>
+          <w:szCs w:val="24"/>
+        </w:rPr>
+      </w:pPr>
+      <w:r>
+        <w:rPr>
+          <w:sz w:val="24"/>
+          <w:szCs w:val="24"/>
+          <w:rtl w:val="0"/>
+        </w:rPr>
+        <w:t xml:space="preserve">Jesus! Could you point that someplace else?</w:t>
+      </w:r>
+    </w:p>
+    <w:p>
+      <w:pPr>
+        <w:spacing w:after="200" w:lineRule="auto"/>
+        <w:rPr>
+          <w:sz w:val="24"/>
+          <w:szCs w:val="24"/>
+        </w:rPr>
+      </w:pPr>
+      <w:commentRangeStart w:id="13"/>
       <w:r>
         <w:rPr>
           <w:sz w:val="24"/>
@@ -18804,7 +19438,7 @@
         <w:t xml:space="preserve">She’s smart, and I respect her choices, </w:t>
         <w:br w:type="textWrapping"/>
         <w:br w:type="textWrapping"/>
-        <w:t xml:space="preserve">but if we’re being honest… I </w:t>
+        <w:t xml:space="preserve">but if we’re being entirely honest here… I </w:t>
       </w:r>
       <w:r>
         <w:rPr>
@@ -18830,6 +19464,15 @@
         <w:br w:type="textWrapping"/>
         <w:t xml:space="preserve">I just think Alice could do so much better.</w:t>
       </w:r>
+      <w:commentRangeEnd w:id="13"/>
+      <w:r>
+        <w:commentReference w:id="13"/>
+      </w:r>
+      <w:r>
+        <w:rPr>
+          <w:rtl w:val="0"/>
+        </w:rPr>
+      </w:r>
     </w:p>
     <w:p>
       <w:pPr>
@@ -18907,7 +19550,16 @@
           <w:szCs w:val="24"/>
           <w:rtl w:val="0"/>
         </w:rPr>
-        <w:t xml:space="preserve">Heck! I think that fight is why she got off the bus to see Deb…</w:t>
+        <w:t xml:space="preserve">Heck! I think </w:t>
+      </w:r>
+      <w:commentRangeStart w:id="14"/>
+      <w:r>
+        <w:rPr>
+          <w:sz w:val="24"/>
+          <w:szCs w:val="24"/>
+          <w:rtl w:val="0"/>
+        </w:rPr>
+        <w:t xml:space="preserve">that fight is why she got off the bus to see Deb…</w:t>
       </w:r>
     </w:p>
     <w:p>
@@ -18925,6 +19577,15 @@
           <w:rtl w:val="0"/>
         </w:rPr>
         <w:t xml:space="preserve">Paul, I’m the reason she’s trapped here. Oh god, it’s my fault.</w:t>
+      </w:r>
+      <w:commentRangeEnd w:id="14"/>
+      <w:r>
+        <w:commentReference w:id="14"/>
+      </w:r>
+      <w:r>
+        <w:rPr>
+          <w:rtl w:val="0"/>
+        </w:rPr>
       </w:r>
     </w:p>
     <w:p>
@@ -19557,7 +20218,8 @@
           <w:szCs w:val="24"/>
           <w:rtl w:val="0"/>
         </w:rPr>
-        <w:t xml:space="preserve">Everything is gonna be ok. I’m taking you home ok sweetie?</w:t>
+        <w:t xml:space="preserve">Alice? Everything is gonna be ok. I’m taking you home ok sweetie?</w:t>
+        <w:br w:type="textWrapping"/>
       </w:r>
     </w:p>
     <w:p>
@@ -19571,26 +20233,11 @@
       </w:pPr>
       <w:r>
         <w:rPr>
-          <w:rtl w:val="0"/>
-        </w:rPr>
-      </w:r>
-    </w:p>
-    <w:p>
-      <w:pPr>
-        <w:widowControl w:val="0"/>
-        <w:spacing w:before="1" w:lineRule="auto"/>
-        <w:rPr>
-          <w:sz w:val="24"/>
-          <w:szCs w:val="24"/>
-        </w:rPr>
-      </w:pPr>
-      <w:r>
-        <w:rPr>
-          <w:sz w:val="24"/>
-          <w:szCs w:val="24"/>
-          <w:rtl w:val="0"/>
-        </w:rPr>
-        <w:t xml:space="preserve">Bill… Bill… Bill</w:t>
+          <w:sz w:val="24"/>
+          <w:szCs w:val="24"/>
+          <w:rtl w:val="0"/>
+        </w:rPr>
+        <w:t xml:space="preserve">Bill… Bill… Bill!</w:t>
       </w:r>
     </w:p>
     <w:p>
@@ -19814,24 +20461,24 @@
           <w:szCs w:val="24"/>
           <w:rtl w:val="0"/>
         </w:rPr>
-        <w:t xml:space="preserve">I’m not your seed!</w:t>
-      </w:r>
-    </w:p>
-    <w:p>
-      <w:pPr>
-        <w:spacing w:after="200" w:lineRule="auto"/>
-        <w:rPr>
-          <w:sz w:val="24"/>
-          <w:szCs w:val="24"/>
-        </w:rPr>
-      </w:pPr>
-      <w:r>
-        <w:rPr>
-          <w:sz w:val="24"/>
-          <w:szCs w:val="24"/>
-          <w:rtl w:val="0"/>
-        </w:rPr>
-        <w:t xml:space="preserve">But now you’ll listen to me!</w:t>
+        <w:t xml:space="preserve">I’m not your seed! (Not your girl! Not your girl!)</w:t>
+      </w:r>
+    </w:p>
+    <w:p>
+      <w:pPr>
+        <w:spacing w:after="200" w:lineRule="auto"/>
+        <w:rPr>
+          <w:sz w:val="24"/>
+          <w:szCs w:val="24"/>
+        </w:rPr>
+      </w:pPr>
+      <w:r>
+        <w:rPr>
+          <w:sz w:val="24"/>
+          <w:szCs w:val="24"/>
+          <w:rtl w:val="0"/>
+        </w:rPr>
+        <w:t xml:space="preserve">But now you’ll listen to me! (Listen to me! Listen to me!)</w:t>
       </w:r>
     </w:p>
     <w:p>
@@ -19952,7 +20599,28 @@
           <w:szCs w:val="24"/>
           <w:rtl w:val="0"/>
         </w:rPr>
-        <w:t xml:space="preserve">Bill, whatever you’re thinking, stop it.</w:t>
+        <w:t xml:space="preserve">Bill, whatever you’re thinking, </w:t>
+      </w:r>
+      <w:commentRangeStart w:id="15"/>
+      <w:r>
+        <w:rPr>
+          <w:sz w:val="24"/>
+          <w:szCs w:val="24"/>
+          <w:rtl w:val="0"/>
+        </w:rPr>
+        <w:t xml:space="preserve">don’t</w:t>
+      </w:r>
+      <w:commentRangeEnd w:id="15"/>
+      <w:r>
+        <w:commentReference w:id="15"/>
+      </w:r>
+      <w:r>
+        <w:rPr>
+          <w:sz w:val="24"/>
+          <w:szCs w:val="24"/>
+          <w:rtl w:val="0"/>
+        </w:rPr>
+        <w:t xml:space="preserve">.</w:t>
       </w:r>
     </w:p>
     <w:p>
@@ -20719,7 +21387,28 @@
           <w:szCs w:val="24"/>
           <w:rtl w:val="0"/>
         </w:rPr>
-        <w:t xml:space="preserve">And it wants to kill us all so it can resurrect us as part of its shitty musical?</w:t>
+        <w:t xml:space="preserve">And it </w:t>
+      </w:r>
+      <w:commentRangeStart w:id="16"/>
+      <w:r>
+        <w:rPr>
+          <w:sz w:val="24"/>
+          <w:szCs w:val="24"/>
+          <w:rtl w:val="0"/>
+        </w:rPr>
+        <w:t xml:space="preserve">wants</w:t>
+      </w:r>
+      <w:commentRangeEnd w:id="16"/>
+      <w:r>
+        <w:commentReference w:id="16"/>
+      </w:r>
+      <w:r>
+        <w:rPr>
+          <w:sz w:val="24"/>
+          <w:szCs w:val="24"/>
+          <w:rtl w:val="0"/>
+        </w:rPr>
+        <w:t xml:space="preserve"> to kill us all so it can resurrect us as part of its shitty musical?</w:t>
       </w:r>
     </w:p>
     <w:p>
@@ -20764,13 +21453,26 @@
           <w:szCs w:val="24"/>
         </w:rPr>
       </w:pPr>
-      <w:r>
-        <w:rPr>
-          <w:sz w:val="24"/>
-          <w:szCs w:val="24"/>
-          <w:rtl w:val="0"/>
-        </w:rPr>
-        <w:t xml:space="preserve">Imagine if this entity did spread to the rest of the planet.</w:t>
+      <w:commentRangeStart w:id="17"/>
+      <w:r>
+        <w:rPr>
+          <w:sz w:val="24"/>
+          <w:szCs w:val="24"/>
+          <w:rtl w:val="0"/>
+        </w:rPr>
+        <w:t xml:space="preserve">Imagine</w:t>
+      </w:r>
+      <w:commentRangeEnd w:id="17"/>
+      <w:r>
+        <w:commentReference w:id="17"/>
+      </w:r>
+      <w:r>
+        <w:rPr>
+          <w:sz w:val="24"/>
+          <w:szCs w:val="24"/>
+          <w:rtl w:val="0"/>
+        </w:rPr>
+        <w:t xml:space="preserve"> if this entity did spread to the rest of the planet.</w:t>
       </w:r>
     </w:p>
     <w:p>
@@ -20821,7 +21523,7 @@
           <w:szCs w:val="24"/>
           <w:rtl w:val="0"/>
         </w:rPr>
-        <w:t xml:space="preserve">World peace.</w:t>
+        <w:t xml:space="preserve">World peace</w:t>
       </w:r>
     </w:p>
     <w:p>
@@ -20991,7 +21693,28 @@
           <w:szCs w:val="24"/>
           <w:rtl w:val="0"/>
         </w:rPr>
-        <w:t xml:space="preserve">You can never be too careful. What’s your name?</w:t>
+        <w:t xml:space="preserve">You can never be too </w:t>
+      </w:r>
+      <w:commentRangeStart w:id="18"/>
+      <w:r>
+        <w:rPr>
+          <w:sz w:val="24"/>
+          <w:szCs w:val="24"/>
+          <w:rtl w:val="0"/>
+        </w:rPr>
+        <w:t xml:space="preserve">careful</w:t>
+      </w:r>
+      <w:commentRangeEnd w:id="18"/>
+      <w:r>
+        <w:commentReference w:id="18"/>
+      </w:r>
+      <w:r>
+        <w:rPr>
+          <w:sz w:val="24"/>
+          <w:szCs w:val="24"/>
+          <w:rtl w:val="0"/>
+        </w:rPr>
+        <w:t xml:space="preserve">. What’s your name?</w:t>
       </w:r>
     </w:p>
     <w:p>
@@ -21331,7 +22054,7 @@
           <w:szCs w:val="24"/>
           <w:rtl w:val="0"/>
         </w:rPr>
-        <w:t xml:space="preserve">Woah, woah, woah! So you’re just gonna kill me?</w:t>
+        <w:t xml:space="preserve">So you’re just gonna kill me?</w:t>
       </w:r>
     </w:p>
     <w:p>
@@ -21620,24 +22343,24 @@
           <w:szCs w:val="24"/>
           <w:rtl w:val="0"/>
         </w:rPr>
-        <w:t xml:space="preserve">Synchronize your timepiece with mine. Is that an iPhone?</w:t>
-      </w:r>
-    </w:p>
-    <w:p>
-      <w:pPr>
-        <w:spacing w:after="200" w:lineRule="auto"/>
-        <w:rPr>
-          <w:sz w:val="24"/>
-          <w:szCs w:val="24"/>
-        </w:rPr>
-      </w:pPr>
-      <w:r>
-        <w:rPr>
-          <w:sz w:val="24"/>
-          <w:szCs w:val="24"/>
-          <w:rtl w:val="0"/>
-        </w:rPr>
-        <w:t xml:space="preserve">WEAR A WATCH!</w:t>
+        <w:t xml:space="preserve">Synchronize your timepiece with mine. Is that an iPhone 16?</w:t>
+      </w:r>
+    </w:p>
+    <w:p>
+      <w:pPr>
+        <w:spacing w:after="200" w:lineRule="auto"/>
+        <w:rPr>
+          <w:sz w:val="24"/>
+          <w:szCs w:val="24"/>
+        </w:rPr>
+      </w:pPr>
+      <w:r>
+        <w:rPr>
+          <w:sz w:val="24"/>
+          <w:szCs w:val="24"/>
+          <w:rtl w:val="0"/>
+        </w:rPr>
+        <w:t xml:space="preserve">WEAR A FUCKING WATCH!</w:t>
       </w:r>
     </w:p>
     <w:p>
@@ -21875,7 +22598,23 @@
           <w:szCs w:val="24"/>
           <w:rtl w:val="0"/>
         </w:rPr>
-        <w:t xml:space="preserve">You can thank me when we’re both in Clivesdale sharing a cup of coffee. Do you like coffee, son?</w:t>
+        <w:t xml:space="preserve">You can thank me when we’re both in Clivesdale sharing a cup of coffee. Do you like coffee, </w:t>
+      </w:r>
+      <w:r>
+        <w:rPr>
+          <w:sz w:val="24"/>
+          <w:szCs w:val="24"/>
+          <w:rtl w:val="0"/>
+        </w:rPr>
+        <w:t xml:space="preserve">son</w:t>
+      </w:r>
+      <w:r>
+        <w:rPr>
+          <w:sz w:val="24"/>
+          <w:szCs w:val="24"/>
+          <w:rtl w:val="0"/>
+        </w:rPr>
+        <w:t xml:space="preserve">?</w:t>
       </w:r>
     </w:p>
     <w:p>
@@ -22028,7 +22767,7 @@
           <w:szCs w:val="24"/>
           <w:rtl w:val="0"/>
         </w:rPr>
-        <w:t xml:space="preserve">Professor Hidgens, what are you doing?</w:t>
+        <w:t xml:space="preserve">Professor, what are you doing?</w:t>
       </w:r>
     </w:p>
     <w:p>
@@ -22249,7 +22988,15 @@
           <w:szCs w:val="24"/>
           <w:rtl w:val="0"/>
         </w:rPr>
-        <w:t xml:space="preserve">Professor, no!</w:t>
+        <w:t xml:space="preserve">Professor</w:t>
+      </w:r>
+      <w:r>
+        <w:rPr>
+          <w:sz w:val="24"/>
+          <w:szCs w:val="24"/>
+          <w:rtl w:val="0"/>
+        </w:rPr>
+        <w:t xml:space="preserve">, no!</w:t>
       </w:r>
     </w:p>
     <w:p>
@@ -22606,40 +23353,6 @@
           <w:szCs w:val="24"/>
           <w:rtl w:val="0"/>
         </w:rPr>
-        <w:t xml:space="preserve">Professor! Please! No!</w:t>
-      </w:r>
-    </w:p>
-    <w:p>
-      <w:pPr>
-        <w:spacing w:after="200" w:lineRule="auto"/>
-        <w:rPr>
-          <w:sz w:val="24"/>
-          <w:szCs w:val="24"/>
-        </w:rPr>
-      </w:pPr>
-      <w:r>
-        <w:rPr>
-          <w:sz w:val="24"/>
-          <w:szCs w:val="24"/>
-          <w:rtl w:val="0"/>
-        </w:rPr>
-        <w:t xml:space="preserve">Don’t fuckin’ do it!</w:t>
-      </w:r>
-    </w:p>
-    <w:p>
-      <w:pPr>
-        <w:spacing w:after="200" w:lineRule="auto"/>
-        <w:rPr>
-          <w:sz w:val="24"/>
-          <w:szCs w:val="24"/>
-        </w:rPr>
-      </w:pPr>
-      <w:r>
-        <w:rPr>
-          <w:sz w:val="24"/>
-          <w:szCs w:val="24"/>
-          <w:rtl w:val="0"/>
-        </w:rPr>
         <w:t xml:space="preserve">This is humanity’s eleventh hour!</w:t>
       </w:r>
     </w:p>
@@ -22659,6 +23372,33 @@
         </w:rPr>
         <w:t xml:space="preserve">And I’ve prepared a little something for the occasion…</w:t>
       </w:r>
+      <w:r>
+        <w:rPr>
+          <w:rtl w:val="0"/>
+        </w:rPr>
+      </w:r>
+    </w:p>
+    <w:p>
+      <w:pPr>
+        <w:spacing w:after="200" w:lineRule="auto"/>
+        <w:rPr>
+          <w:sz w:val="24"/>
+          <w:szCs w:val="24"/>
+        </w:rPr>
+      </w:pPr>
+      <w:r>
+        <w:rPr>
+          <w:sz w:val="24"/>
+          <w:szCs w:val="24"/>
+          <w:rtl w:val="0"/>
+        </w:rPr>
+        <w:t xml:space="preserve">Professor! Please! No! Don’t fuckin’ do it!</w:t>
+      </w:r>
+      <w:r>
+        <w:rPr>
+          <w:rtl w:val="0"/>
+        </w:rPr>
+      </w:r>
     </w:p>
     <w:p>
       <w:pPr>
@@ -22759,7 +23499,24 @@
           <w:szCs w:val="24"/>
           <w:rtl w:val="0"/>
         </w:rPr>
-        <w:t xml:space="preserve">Spotlight on Mr. Ingenue So fill up your tumbler…</w:t>
+        <w:t xml:space="preserve">Spotlight on Mr. Ingenue </w:t>
+      </w:r>
+    </w:p>
+    <w:p>
+      <w:pPr>
+        <w:spacing w:after="200" w:lineRule="auto"/>
+        <w:rPr>
+          <w:sz w:val="24"/>
+          <w:szCs w:val="24"/>
+        </w:rPr>
+      </w:pPr>
+      <w:r>
+        <w:rPr>
+          <w:sz w:val="24"/>
+          <w:szCs w:val="24"/>
+          <w:rtl w:val="0"/>
+        </w:rPr>
+        <w:t xml:space="preserve">So fill up your tumbler…</w:t>
       </w:r>
     </w:p>
     <w:p>
@@ -23014,7 +23771,7 @@
           <w:szCs w:val="24"/>
           <w:rtl w:val="0"/>
         </w:rPr>
-        <w:t xml:space="preserve">Do mind if I give you the pitch?</w:t>
+        <w:t xml:space="preserve">Oh, please! Do you mind if I give you the pitch?</w:t>
       </w:r>
     </w:p>
     <w:p>
@@ -23218,7 +23975,24 @@
           <w:szCs w:val="24"/>
           <w:rtl w:val="0"/>
         </w:rPr>
-        <w:t xml:space="preserve">Markets are crashing And I’m at the edge of my wits!</w:t>
+        <w:t xml:space="preserve">Markets are crashing </w:t>
+      </w:r>
+    </w:p>
+    <w:p>
+      <w:pPr>
+        <w:spacing w:after="200" w:lineRule="auto"/>
+        <w:rPr>
+          <w:sz w:val="24"/>
+          <w:szCs w:val="24"/>
+        </w:rPr>
+      </w:pPr>
+      <w:r>
+        <w:rPr>
+          <w:sz w:val="24"/>
+          <w:szCs w:val="24"/>
+          <w:rtl w:val="0"/>
+        </w:rPr>
+        <w:t xml:space="preserve">And I’m at the edge of my wits!</w:t>
       </w:r>
     </w:p>
     <w:p>
@@ -23473,7 +24247,12 @@
           <w:szCs w:val="24"/>
           <w:rtl w:val="0"/>
         </w:rPr>
-        <w:t xml:space="preserve">Just me and you…</w:t>
+        <w:t xml:space="preserve">Just you, and me…</w:t>
+      </w:r>
+      <w:r>
+        <w:rPr>
+          <w:rtl w:val="0"/>
+        </w:rPr>
       </w:r>
     </w:p>
     <w:p>
@@ -23745,7 +24524,12 @@
           <w:szCs w:val="24"/>
           <w:rtl w:val="0"/>
         </w:rPr>
-        <w:t xml:space="preserve">They’ll throw us their money At full price admission.</w:t>
+        <w:t xml:space="preserve">They’ll throw us their money at full price admission.</w:t>
+      </w:r>
+      <w:r>
+        <w:rPr>
+          <w:rtl w:val="0"/>
+        </w:rPr>
       </w:r>
     </w:p>
     <w:p>
@@ -24360,7 +25144,23 @@
           <w:szCs w:val="24"/>
           <w:rtl w:val="0"/>
         </w:rPr>
-        <w:t xml:space="preserve">But I swear I’m gonna be a better person.</w:t>
+        <w:t xml:space="preserve">But I </w:t>
+      </w:r>
+      <w:r>
+        <w:rPr>
+          <w:sz w:val="24"/>
+          <w:szCs w:val="24"/>
+          <w:rtl w:val="0"/>
+        </w:rPr>
+        <w:t xml:space="preserve">swear</w:t>
+      </w:r>
+      <w:r>
+        <w:rPr>
+          <w:sz w:val="24"/>
+          <w:szCs w:val="24"/>
+          <w:rtl w:val="0"/>
+        </w:rPr>
+        <w:t xml:space="preserve"> I’m gonna be a better person.</w:t>
       </w:r>
     </w:p>
     <w:p>
@@ -25023,7 +25823,7 @@
           <w:szCs w:val="24"/>
           <w:rtl w:val="0"/>
         </w:rPr>
-        <w:t xml:space="preserve">Woah-oh-o-oh</w:t>
+        <w:t xml:space="preserve">Oh my god Paul!</w:t>
       </w:r>
     </w:p>
     <w:p>
@@ -25198,6 +25998,41 @@
         <w:t xml:space="preserve">Oh… Yes. I thought I was gonna die… in fucking Hatchetfield. </w:t>
         <w:br w:type="textWrapping"/>
         <w:br w:type="textWrapping"/>
+        <w:t xml:space="preserve">Emma… </w:t>
+      </w:r>
+    </w:p>
+    <w:p>
+      <w:pPr>
+        <w:widowControl w:val="0"/>
+        <w:spacing w:before="24" w:lineRule="auto"/>
+        <w:ind w:right="127"/>
+        <w:rPr>
+          <w:sz w:val="24"/>
+          <w:szCs w:val="24"/>
+        </w:rPr>
+      </w:pPr>
+      <w:r>
+        <w:rPr>
+          <w:rtl w:val="0"/>
+        </w:rPr>
+      </w:r>
+    </w:p>
+    <w:p>
+      <w:pPr>
+        <w:widowControl w:val="0"/>
+        <w:spacing w:before="24" w:lineRule="auto"/>
+        <w:ind w:right="127"/>
+        <w:rPr>
+          <w:sz w:val="24"/>
+          <w:szCs w:val="24"/>
+        </w:rPr>
+      </w:pPr>
+      <w:r>
+        <w:rPr>
+          <w:sz w:val="24"/>
+          <w:szCs w:val="24"/>
+          <w:rtl w:val="0"/>
+        </w:rPr>
         <w:t xml:space="preserve">But I’m not. We’re not gonna die, Paul! </w:t>
         <w:br w:type="textWrapping"/>
         <w:br w:type="textWrapping"/>
@@ -25477,7 +26312,15 @@
           <w:szCs w:val="24"/>
           <w:rtl w:val="0"/>
         </w:rPr>
-        <w:t xml:space="preserve">SHIIITTTT!</w:t>
+        <w:t xml:space="preserve">SHIIITTTT</w:t>
+      </w:r>
+      <w:r>
+        <w:rPr>
+          <w:sz w:val="24"/>
+          <w:szCs w:val="24"/>
+          <w:rtl w:val="0"/>
+        </w:rPr>
+        <w:t xml:space="preserve">!</w:t>
       </w:r>
     </w:p>
     <w:p>
@@ -25751,6 +26594,11 @@
         </w:rPr>
         <w:t xml:space="preserve">I sure as shit hope so.</w:t>
       </w:r>
+      <w:r>
+        <w:rPr>
+          <w:rtl w:val="0"/>
+        </w:rPr>
+      </w:r>
     </w:p>
     <w:p>
       <w:pPr>
@@ -25817,7 +26665,7 @@
           <w:szCs w:val="24"/>
           <w:rtl w:val="0"/>
         </w:rPr>
-        <w:t xml:space="preserve">and it wasn’t the shit coffee… </w:t>
+        <w:t xml:space="preserve">and it wasn’t our shit coffee… Our coffee was shit.</w:t>
       </w:r>
     </w:p>
     <w:p>
@@ -25970,7 +26818,7 @@
           <w:szCs w:val="24"/>
           <w:rtl w:val="0"/>
         </w:rPr>
-        <w:t xml:space="preserve">—--</w:t>
+        <w:t xml:space="preserve">Oh… that's a lot of blood…</w:t>
       </w:r>
     </w:p>
     <w:p>
@@ -26073,7 +26921,7 @@
           <w:szCs w:val="24"/>
           <w:rtl w:val="0"/>
         </w:rPr>
-        <w:t xml:space="preserve">-----</w:t>
+        <w:t xml:space="preserve">-</w:t>
       </w:r>
     </w:p>
     <w:p>
@@ -26498,6 +27346,108 @@
           <w:szCs w:val="24"/>
           <w:rtl w:val="0"/>
         </w:rPr>
+        <w:t xml:space="preserve">Word! What’s the word?</w:t>
+      </w:r>
+    </w:p>
+    <w:p>
+      <w:pPr>
+        <w:spacing w:after="200" w:lineRule="auto"/>
+        <w:rPr>
+          <w:sz w:val="24"/>
+          <w:szCs w:val="24"/>
+        </w:rPr>
+      </w:pPr>
+      <w:r>
+        <w:rPr>
+          <w:sz w:val="24"/>
+          <w:szCs w:val="24"/>
+          <w:rtl w:val="0"/>
+        </w:rPr>
+        <w:t xml:space="preserve">He’s a-comin’!</w:t>
+      </w:r>
+    </w:p>
+    <w:p>
+      <w:pPr>
+        <w:spacing w:after="200" w:lineRule="auto"/>
+        <w:rPr>
+          <w:sz w:val="24"/>
+          <w:szCs w:val="24"/>
+        </w:rPr>
+      </w:pPr>
+      <w:r>
+        <w:rPr>
+          <w:sz w:val="24"/>
+          <w:szCs w:val="24"/>
+          <w:rtl w:val="0"/>
+        </w:rPr>
+        <w:t xml:space="preserve">Who’s a-comin?</w:t>
+      </w:r>
+    </w:p>
+    <w:p>
+      <w:pPr>
+        <w:spacing w:after="200" w:lineRule="auto"/>
+        <w:rPr>
+          <w:sz w:val="24"/>
+          <w:szCs w:val="24"/>
+        </w:rPr>
+      </w:pPr>
+      <w:r>
+        <w:rPr>
+          <w:sz w:val="24"/>
+          <w:szCs w:val="24"/>
+          <w:rtl w:val="0"/>
+        </w:rPr>
+        <w:t xml:space="preserve">Paul’s a-comin!</w:t>
+      </w:r>
+    </w:p>
+    <w:p>
+      <w:pPr>
+        <w:spacing w:after="200" w:lineRule="auto"/>
+        <w:rPr>
+          <w:sz w:val="24"/>
+          <w:szCs w:val="24"/>
+        </w:rPr>
+      </w:pPr>
+      <w:r>
+        <w:rPr>
+          <w:sz w:val="24"/>
+          <w:szCs w:val="24"/>
+          <w:rtl w:val="0"/>
+        </w:rPr>
+        <w:t xml:space="preserve">Paul’s a-comin?</w:t>
+      </w:r>
+    </w:p>
+    <w:p>
+      <w:pPr>
+        <w:spacing w:after="200" w:lineRule="auto"/>
+        <w:rPr>
+          <w:sz w:val="24"/>
+          <w:szCs w:val="24"/>
+        </w:rPr>
+      </w:pPr>
+      <w:r>
+        <w:rPr>
+          <w:sz w:val="24"/>
+          <w:szCs w:val="24"/>
+          <w:rtl w:val="0"/>
+        </w:rPr>
+        <w:t xml:space="preserve">The star of the show! Let him come!</w:t>
+      </w:r>
+    </w:p>
+    <w:p>
+      <w:pPr>
+        <w:spacing w:after="200" w:lineRule="auto"/>
+        <w:rPr>
+          <w:sz w:val="24"/>
+          <w:szCs w:val="24"/>
+        </w:rPr>
+      </w:pPr>
+      <w:r>
+        <w:rPr>
+          <w:sz w:val="24"/>
+          <w:szCs w:val="24"/>
+          <w:rtl w:val="0"/>
+        </w:rPr>
         <w:t xml:space="preserve">WORD!</w:t>
       </w:r>
     </w:p>
@@ -27858,7 +28808,7 @@
           <w:szCs w:val="24"/>
           <w:rtl w:val="0"/>
         </w:rPr>
-        <w:t xml:space="preserve">WE CANNOT BE RESISTED!!!</w:t>
+        <w:t xml:space="preserve">WE WILL NOT BE RESISTED!!!</w:t>
       </w:r>
     </w:p>
     <w:p>
@@ -28002,7 +28952,7 @@
         <w:t xml:space="preserve">Every last man, woman, and child in Hatchetfield </w:t>
         <w:br w:type="textWrapping"/>
         <w:br w:type="textWrapping"/>
-        <w:t xml:space="preserve">gone in the blink of an eye. </w:t>
+        <w:t xml:space="preserve">lost in the blink of an eye. </w:t>
         <w:br w:type="textWrapping"/>
         <w:br w:type="textWrapping"/>
         <w:t xml:space="preserve">A meteor and a ruptured gas line was all it took </w:t>
@@ -28625,7 +29575,23 @@
           <w:szCs w:val="24"/>
           <w:rtl w:val="0"/>
         </w:rPr>
-        <w:t xml:space="preserve">Paul, stop…You’re frightening me!</w:t>
+        <w:t xml:space="preserve">Paul, stop…You’re </w:t>
+      </w:r>
+      <w:r>
+        <w:rPr>
+          <w:sz w:val="24"/>
+          <w:szCs w:val="24"/>
+          <w:rtl w:val="0"/>
+        </w:rPr>
+        <w:t xml:space="preserve">frightening me</w:t>
+      </w:r>
+      <w:r>
+        <w:rPr>
+          <w:sz w:val="24"/>
+          <w:szCs w:val="24"/>
+          <w:rtl w:val="0"/>
+        </w:rPr>
+        <w:t xml:space="preserve">!</w:t>
       </w:r>
     </w:p>
     <w:p>
@@ -28761,7 +29727,23 @@
           <w:szCs w:val="24"/>
           <w:rtl w:val="0"/>
         </w:rPr>
-        <w:t xml:space="preserve">Before I had no ambition, But now my life is a song!</w:t>
+        <w:t xml:space="preserve">Before I had no ambition, b</w:t>
+      </w:r>
+      <w:r>
+        <w:rPr>
+          <w:sz w:val="24"/>
+          <w:szCs w:val="24"/>
+          <w:rtl w:val="0"/>
+        </w:rPr>
+        <w:t xml:space="preserve">ut</w:t>
+      </w:r>
+      <w:r>
+        <w:rPr>
+          <w:sz w:val="24"/>
+          <w:szCs w:val="24"/>
+          <w:rtl w:val="0"/>
+        </w:rPr>
+        <w:t xml:space="preserve"> now my life is a song!</w:t>
       </w:r>
     </w:p>
     <w:p>
@@ -29359,6 +30341,2377 @@
     </w:sectPr>
   </w:body>
 </w:document>
+</file>
+
+<file path=word/comments.xml><?xml version="1.0" encoding="utf-8"?>
+<w:comments xmlns:mc="http://schemas.openxmlformats.org/markup-compatibility/2006" xmlns:o="urn:schemas-microsoft-com:office:office" xmlns:r="http://schemas.openxmlformats.org/officeDocument/2006/relationships" xmlns:m="http://schemas.openxmlformats.org/officeDocument/2006/math" xmlns:v="urn:schemas-microsoft-com:vml" xmlns:wp="http://schemas.openxmlformats.org/drawingml/2006/wordprocessingDrawing" xmlns:w10="urn:schemas-microsoft-com:office:word" xmlns:w="http://schemas.openxmlformats.org/wordprocessingml/2006/main" xmlns:wne="http://schemas.microsoft.com/office/word/2006/wordml" xmlns:sl="http://schemas.openxmlformats.org/schemaLibrary/2006/main" xmlns:a="http://schemas.openxmlformats.org/drawingml/2006/main" xmlns:pic="http://schemas.openxmlformats.org/drawingml/2006/picture" xmlns:c="http://schemas.openxmlformats.org/drawingml/2006/chart" xmlns:lc="http://schemas.openxmlformats.org/drawingml/2006/lockedCanvas" xmlns:dgm="http://schemas.openxmlformats.org/drawingml/2006/diagram" xmlns:wps="http://schemas.microsoft.com/office/word/2010/wordprocessingShape" xmlns:wpg="http://schemas.microsoft.com/office/word/2010/wordprocessingGroup" xmlns:w14="http://schemas.microsoft.com/office/word/2010/wordml" xmlns:w15="http://schemas.microsoft.com/office/word/2012/wordml" xmlns:w16="http://schemas.microsoft.com/office/word/2018/wordml" xmlns:w16cex="http://schemas.microsoft.com/office/word/2018/wordml/cex" xmlns:w16cid="http://schemas.microsoft.com/office/word/2016/wordml/cid" xmlns="http://schemas.microsoft.com/office/tasks/2019/documenttasks" xmlns:cr="http://schemas.microsoft.com/office/comments/2020/reactions">
+  <w:comment w:author="Like That" w:id="1" w:date="2026-06-30T17:11:24Z">
+    <w:p>
+      <w:pPr>
+        <w:keepNext w:val="0"/>
+        <w:keepLines w:val="0"/>
+        <w:pageBreakBefore w:val="0"/>
+        <w:widowControl w:val="0"/>
+        <w:pBdr>
+          <w:top w:space="0" w:sz="0" w:val="nil"/>
+          <w:left w:space="0" w:sz="0" w:val="nil"/>
+          <w:bottom w:space="0" w:sz="0" w:val="nil"/>
+          <w:right w:space="0" w:sz="0" w:val="nil"/>
+          <w:between w:space="0" w:sz="0" w:val="nil"/>
+        </w:pBdr>
+        <w:shd w:fill="auto" w:val="clear"/>
+        <w:spacing w:after="0" w:before="0" w:line="240" w:lineRule="auto"/>
+        <w:ind w:left="0" w:right="0" w:firstLine="0"/>
+        <w:jc w:val="left"/>
+        <w:rPr>
+          <w:rFonts w:ascii="Arial" w:cs="Arial" w:eastAsia="Arial" w:hAnsi="Arial"/>
+          <w:b w:val="0"/>
+          <w:bCs w:val="0"/>
+          <w:i w:val="0"/>
+          <w:iCs w:val="0"/>
+          <w:smallCaps w:val="0"/>
+          <w:strike w:val="0"/>
+          <w:color w:val="000000"/>
+          <w:sz w:val="22"/>
+          <w:szCs w:val="22"/>
+          <w:u w:val="none"/>
+          <w:shd w:fill="auto" w:val="clear"/>
+          <w:vertAlign w:val="baseline"/>
+        </w:rPr>
+      </w:pPr>
+      <w:r>
+        <w:rPr>
+          <w:rFonts w:ascii="Arial" w:cs="Arial" w:eastAsia="Arial" w:hAnsi="Arial"/>
+          <w:b w:val="0"/>
+          <w:bCs w:val="0"/>
+          <w:i w:val="0"/>
+          <w:iCs w:val="0"/>
+          <w:smallCaps w:val="0"/>
+          <w:strike w:val="0"/>
+          <w:color w:val="000000"/>
+          <w:sz w:val="22"/>
+          <w:szCs w:val="22"/>
+          <w:u w:val="none"/>
+          <w:shd w:fill="auto" w:val="clear"/>
+          <w:vertAlign w:val="baseline"/>
+          <w:rtl w:val="1"/>
+        </w:rPr>
+        <w:t xml:space="preserve">אופיר</w:t>
+      </w:r>
+      <w:r>
+        <w:rPr>
+          <w:rFonts w:ascii="Arial" w:cs="Arial" w:eastAsia="Arial" w:hAnsi="Arial"/>
+          <w:b w:val="0"/>
+          <w:bCs w:val="0"/>
+          <w:i w:val="0"/>
+          <w:iCs w:val="0"/>
+          <w:smallCaps w:val="0"/>
+          <w:strike w:val="0"/>
+          <w:color w:val="000000"/>
+          <w:sz w:val="22"/>
+          <w:szCs w:val="22"/>
+          <w:u w:val="none"/>
+          <w:shd w:fill="auto" w:val="clear"/>
+          <w:vertAlign w:val="baseline"/>
+          <w:rtl w:val="1"/>
+        </w:rPr>
+        <w:t xml:space="preserve"> </w:t>
+      </w:r>
+      <w:r>
+        <w:rPr>
+          <w:rFonts w:ascii="Arial" w:cs="Arial" w:eastAsia="Arial" w:hAnsi="Arial"/>
+          <w:b w:val="0"/>
+          <w:bCs w:val="0"/>
+          <w:i w:val="0"/>
+          <w:iCs w:val="0"/>
+          <w:smallCaps w:val="0"/>
+          <w:strike w:val="0"/>
+          <w:color w:val="000000"/>
+          <w:sz w:val="22"/>
+          <w:szCs w:val="22"/>
+          <w:u w:val="none"/>
+          <w:shd w:fill="auto" w:val="clear"/>
+          <w:vertAlign w:val="baseline"/>
+          <w:rtl w:val="1"/>
+        </w:rPr>
+        <w:t xml:space="preserve">משנה</w:t>
+      </w:r>
+      <w:r>
+        <w:rPr>
+          <w:rFonts w:ascii="Arial" w:cs="Arial" w:eastAsia="Arial" w:hAnsi="Arial"/>
+          <w:b w:val="0"/>
+          <w:bCs w:val="0"/>
+          <w:i w:val="0"/>
+          <w:iCs w:val="0"/>
+          <w:smallCaps w:val="0"/>
+          <w:strike w:val="0"/>
+          <w:color w:val="000000"/>
+          <w:sz w:val="22"/>
+          <w:szCs w:val="22"/>
+          <w:u w:val="none"/>
+          <w:shd w:fill="auto" w:val="clear"/>
+          <w:vertAlign w:val="baseline"/>
+          <w:rtl w:val="1"/>
+        </w:rPr>
+        <w:t xml:space="preserve"> </w:t>
+      </w:r>
+      <w:r>
+        <w:rPr>
+          <w:rFonts w:ascii="Arial" w:cs="Arial" w:eastAsia="Arial" w:hAnsi="Arial"/>
+          <w:b w:val="0"/>
+          <w:bCs w:val="0"/>
+          <w:i w:val="0"/>
+          <w:iCs w:val="0"/>
+          <w:smallCaps w:val="0"/>
+          <w:strike w:val="0"/>
+          <w:color w:val="000000"/>
+          <w:sz w:val="22"/>
+          <w:szCs w:val="22"/>
+          <w:u w:val="none"/>
+          <w:shd w:fill="auto" w:val="clear"/>
+          <w:vertAlign w:val="baseline"/>
+          <w:rtl w:val="1"/>
+        </w:rPr>
+        <w:t xml:space="preserve">פה</w:t>
+      </w:r>
+      <w:r>
+        <w:rPr>
+          <w:rFonts w:ascii="Arial" w:cs="Arial" w:eastAsia="Arial" w:hAnsi="Arial"/>
+          <w:b w:val="0"/>
+          <w:bCs w:val="0"/>
+          <w:i w:val="0"/>
+          <w:iCs w:val="0"/>
+          <w:smallCaps w:val="0"/>
+          <w:strike w:val="0"/>
+          <w:color w:val="000000"/>
+          <w:sz w:val="22"/>
+          <w:szCs w:val="22"/>
+          <w:u w:val="none"/>
+          <w:shd w:fill="auto" w:val="clear"/>
+          <w:vertAlign w:val="baseline"/>
+          <w:rtl w:val="1"/>
+        </w:rPr>
+        <w:t xml:space="preserve"> </w:t>
+      </w:r>
+      <w:r>
+        <w:rPr>
+          <w:rFonts w:ascii="Arial" w:cs="Arial" w:eastAsia="Arial" w:hAnsi="Arial"/>
+          <w:b w:val="0"/>
+          <w:bCs w:val="0"/>
+          <w:i w:val="0"/>
+          <w:iCs w:val="0"/>
+          <w:smallCaps w:val="0"/>
+          <w:strike w:val="0"/>
+          <w:color w:val="000000"/>
+          <w:sz w:val="22"/>
+          <w:szCs w:val="22"/>
+          <w:u w:val="none"/>
+          <w:shd w:fill="auto" w:val="clear"/>
+          <w:vertAlign w:val="baseline"/>
+          <w:rtl w:val="1"/>
+        </w:rPr>
+        <w:t xml:space="preserve">הרבה</w:t>
+      </w:r>
+      <w:r>
+        <w:rPr>
+          <w:rFonts w:ascii="Arial" w:cs="Arial" w:eastAsia="Arial" w:hAnsi="Arial"/>
+          <w:b w:val="0"/>
+          <w:bCs w:val="0"/>
+          <w:i w:val="0"/>
+          <w:iCs w:val="0"/>
+          <w:smallCaps w:val="0"/>
+          <w:strike w:val="0"/>
+          <w:color w:val="000000"/>
+          <w:sz w:val="22"/>
+          <w:szCs w:val="22"/>
+          <w:u w:val="none"/>
+          <w:shd w:fill="auto" w:val="clear"/>
+          <w:vertAlign w:val="baseline"/>
+          <w:rtl w:val="1"/>
+        </w:rPr>
+        <w:t xml:space="preserve">, </w:t>
+      </w:r>
+      <w:r>
+        <w:rPr>
+          <w:rFonts w:ascii="Arial" w:cs="Arial" w:eastAsia="Arial" w:hAnsi="Arial"/>
+          <w:b w:val="0"/>
+          <w:bCs w:val="0"/>
+          <w:i w:val="0"/>
+          <w:iCs w:val="0"/>
+          <w:smallCaps w:val="0"/>
+          <w:strike w:val="0"/>
+          <w:color w:val="000000"/>
+          <w:sz w:val="22"/>
+          <w:szCs w:val="22"/>
+          <w:u w:val="none"/>
+          <w:shd w:fill="auto" w:val="clear"/>
+          <w:vertAlign w:val="baseline"/>
+          <w:rtl w:val="1"/>
+        </w:rPr>
+        <w:t xml:space="preserve">קשה</w:t>
+      </w:r>
+      <w:r>
+        <w:rPr>
+          <w:rFonts w:ascii="Arial" w:cs="Arial" w:eastAsia="Arial" w:hAnsi="Arial"/>
+          <w:b w:val="0"/>
+          <w:bCs w:val="0"/>
+          <w:i w:val="0"/>
+          <w:iCs w:val="0"/>
+          <w:smallCaps w:val="0"/>
+          <w:strike w:val="0"/>
+          <w:color w:val="000000"/>
+          <w:sz w:val="22"/>
+          <w:szCs w:val="22"/>
+          <w:u w:val="none"/>
+          <w:shd w:fill="auto" w:val="clear"/>
+          <w:vertAlign w:val="baseline"/>
+          <w:rtl w:val="1"/>
+        </w:rPr>
+        <w:t xml:space="preserve"> </w:t>
+      </w:r>
+      <w:r>
+        <w:rPr>
+          <w:rFonts w:ascii="Arial" w:cs="Arial" w:eastAsia="Arial" w:hAnsi="Arial"/>
+          <w:b w:val="0"/>
+          <w:bCs w:val="0"/>
+          <w:i w:val="0"/>
+          <w:iCs w:val="0"/>
+          <w:smallCaps w:val="0"/>
+          <w:strike w:val="0"/>
+          <w:color w:val="000000"/>
+          <w:sz w:val="22"/>
+          <w:szCs w:val="22"/>
+          <w:u w:val="none"/>
+          <w:shd w:fill="auto" w:val="clear"/>
+          <w:vertAlign w:val="baseline"/>
+          <w:rtl w:val="1"/>
+        </w:rPr>
+        <w:t xml:space="preserve">לעקוב</w:t>
+      </w:r>
+      <w:r>
+        <w:rPr>
+          <w:rFonts w:ascii="Arial" w:cs="Arial" w:eastAsia="Arial" w:hAnsi="Arial"/>
+          <w:b w:val="0"/>
+          <w:bCs w:val="0"/>
+          <w:i w:val="0"/>
+          <w:iCs w:val="0"/>
+          <w:smallCaps w:val="0"/>
+          <w:strike w:val="0"/>
+          <w:color w:val="000000"/>
+          <w:sz w:val="22"/>
+          <w:szCs w:val="22"/>
+          <w:u w:val="none"/>
+          <w:shd w:fill="auto" w:val="clear"/>
+          <w:vertAlign w:val="baseline"/>
+          <w:rtl w:val="0"/>
+        </w:rPr>
+        <w:t xml:space="preserve"> :(</w:t>
+      </w:r>
+    </w:p>
+  </w:comment>
+  <w:comment w:author="Ophir Carmel" w:id="2" w:date="2026-07-04T14:05:25Z">
+    <w:p>
+      <w:pPr>
+        <w:keepNext w:val="0"/>
+        <w:keepLines w:val="0"/>
+        <w:pageBreakBefore w:val="0"/>
+        <w:widowControl w:val="0"/>
+        <w:pBdr>
+          <w:top w:space="0" w:sz="0" w:val="nil"/>
+          <w:left w:space="0" w:sz="0" w:val="nil"/>
+          <w:bottom w:space="0" w:sz="0" w:val="nil"/>
+          <w:right w:space="0" w:sz="0" w:val="nil"/>
+          <w:between w:space="0" w:sz="0" w:val="nil"/>
+        </w:pBdr>
+        <w:shd w:fill="auto" w:val="clear"/>
+        <w:spacing w:after="0" w:before="0" w:line="240" w:lineRule="auto"/>
+        <w:ind w:left="0" w:right="0" w:firstLine="0"/>
+        <w:jc w:val="left"/>
+        <w:rPr>
+          <w:rFonts w:ascii="Arial" w:cs="Arial" w:eastAsia="Arial" w:hAnsi="Arial"/>
+          <w:b w:val="0"/>
+          <w:bCs w:val="0"/>
+          <w:i w:val="0"/>
+          <w:iCs w:val="0"/>
+          <w:smallCaps w:val="0"/>
+          <w:strike w:val="0"/>
+          <w:color w:val="000000"/>
+          <w:sz w:val="22"/>
+          <w:szCs w:val="22"/>
+          <w:u w:val="none"/>
+          <w:shd w:fill="auto" w:val="clear"/>
+          <w:vertAlign w:val="baseline"/>
+        </w:rPr>
+      </w:pPr>
+      <w:r>
+        <w:rPr>
+          <w:rFonts w:ascii="Arial" w:cs="Arial" w:eastAsia="Arial" w:hAnsi="Arial"/>
+          <w:b w:val="0"/>
+          <w:bCs w:val="0"/>
+          <w:i w:val="0"/>
+          <w:iCs w:val="0"/>
+          <w:smallCaps w:val="0"/>
+          <w:strike w:val="0"/>
+          <w:color w:val="000000"/>
+          <w:sz w:val="22"/>
+          <w:szCs w:val="22"/>
+          <w:u w:val="none"/>
+          <w:shd w:fill="auto" w:val="clear"/>
+          <w:vertAlign w:val="baseline"/>
+          <w:rtl w:val="0"/>
+        </w:rPr>
+        <w:t xml:space="preserve">I know, right</w:t>
+      </w:r>
+    </w:p>
+  </w:comment>
+  <w:comment w:author="Like That" w:id="9" w:date="2026-06-30T17:52:26Z">
+    <w:p>
+      <w:pPr>
+        <w:keepNext w:val="0"/>
+        <w:keepLines w:val="0"/>
+        <w:pageBreakBefore w:val="0"/>
+        <w:widowControl w:val="0"/>
+        <w:pBdr>
+          <w:top w:space="0" w:sz="0" w:val="nil"/>
+          <w:left w:space="0" w:sz="0" w:val="nil"/>
+          <w:bottom w:space="0" w:sz="0" w:val="nil"/>
+          <w:right w:space="0" w:sz="0" w:val="nil"/>
+          <w:between w:space="0" w:sz="0" w:val="nil"/>
+        </w:pBdr>
+        <w:shd w:fill="auto" w:val="clear"/>
+        <w:spacing w:after="0" w:before="0" w:line="240" w:lineRule="auto"/>
+        <w:ind w:left="0" w:right="0" w:firstLine="0"/>
+        <w:jc w:val="left"/>
+        <w:rPr>
+          <w:rFonts w:ascii="Arial" w:cs="Arial" w:eastAsia="Arial" w:hAnsi="Arial"/>
+          <w:b w:val="0"/>
+          <w:bCs w:val="0"/>
+          <w:i w:val="0"/>
+          <w:iCs w:val="0"/>
+          <w:smallCaps w:val="0"/>
+          <w:strike w:val="0"/>
+          <w:color w:val="000000"/>
+          <w:sz w:val="22"/>
+          <w:szCs w:val="22"/>
+          <w:u w:val="none"/>
+          <w:shd w:fill="auto" w:val="clear"/>
+          <w:vertAlign w:val="baseline"/>
+        </w:rPr>
+      </w:pPr>
+      <w:r>
+        <w:rPr>
+          <w:rFonts w:ascii="Arial" w:cs="Arial" w:eastAsia="Arial" w:hAnsi="Arial"/>
+          <w:b w:val="0"/>
+          <w:bCs w:val="0"/>
+          <w:i w:val="0"/>
+          <w:iCs w:val="0"/>
+          <w:smallCaps w:val="0"/>
+          <w:strike w:val="0"/>
+          <w:color w:val="000000"/>
+          <w:sz w:val="22"/>
+          <w:szCs w:val="22"/>
+          <w:u w:val="none"/>
+          <w:shd w:fill="auto" w:val="clear"/>
+          <w:vertAlign w:val="baseline"/>
+          <w:rtl w:val="1"/>
+        </w:rPr>
+        <w:t xml:space="preserve">אופיררררר</w:t>
+      </w:r>
+      <w:r>
+        <w:rPr>
+          <w:rFonts w:ascii="Arial" w:cs="Arial" w:eastAsia="Arial" w:hAnsi="Arial"/>
+          <w:b w:val="0"/>
+          <w:bCs w:val="0"/>
+          <w:i w:val="0"/>
+          <w:iCs w:val="0"/>
+          <w:smallCaps w:val="0"/>
+          <w:strike w:val="0"/>
+          <w:color w:val="000000"/>
+          <w:sz w:val="22"/>
+          <w:szCs w:val="22"/>
+          <w:u w:val="none"/>
+          <w:shd w:fill="auto" w:val="clear"/>
+          <w:vertAlign w:val="baseline"/>
+          <w:rtl w:val="1"/>
+        </w:rPr>
+        <w:t xml:space="preserve"> </w:t>
+      </w:r>
+      <w:r>
+        <w:rPr>
+          <w:rFonts w:ascii="Arial" w:cs="Arial" w:eastAsia="Arial" w:hAnsi="Arial"/>
+          <w:b w:val="0"/>
+          <w:bCs w:val="0"/>
+          <w:i w:val="0"/>
+          <w:iCs w:val="0"/>
+          <w:smallCaps w:val="0"/>
+          <w:strike w:val="0"/>
+          <w:color w:val="000000"/>
+          <w:sz w:val="22"/>
+          <w:szCs w:val="22"/>
+          <w:u w:val="none"/>
+          <w:shd w:fill="auto" w:val="clear"/>
+          <w:vertAlign w:val="baseline"/>
+          <w:rtl w:val="1"/>
+        </w:rPr>
+        <w:t xml:space="preserve">לא</w:t>
+      </w:r>
+      <w:r>
+        <w:rPr>
+          <w:rFonts w:ascii="Arial" w:cs="Arial" w:eastAsia="Arial" w:hAnsi="Arial"/>
+          <w:b w:val="0"/>
+          <w:bCs w:val="0"/>
+          <w:i w:val="0"/>
+          <w:iCs w:val="0"/>
+          <w:smallCaps w:val="0"/>
+          <w:strike w:val="0"/>
+          <w:color w:val="000000"/>
+          <w:sz w:val="22"/>
+          <w:szCs w:val="22"/>
+          <w:u w:val="none"/>
+          <w:shd w:fill="auto" w:val="clear"/>
+          <w:vertAlign w:val="baseline"/>
+          <w:rtl w:val="1"/>
+        </w:rPr>
+        <w:t xml:space="preserve"> </w:t>
+      </w:r>
+      <w:r>
+        <w:rPr>
+          <w:rFonts w:ascii="Arial" w:cs="Arial" w:eastAsia="Arial" w:hAnsi="Arial"/>
+          <w:b w:val="0"/>
+          <w:bCs w:val="0"/>
+          <w:i w:val="0"/>
+          <w:iCs w:val="0"/>
+          <w:smallCaps w:val="0"/>
+          <w:strike w:val="0"/>
+          <w:color w:val="000000"/>
+          <w:sz w:val="22"/>
+          <w:szCs w:val="22"/>
+          <w:u w:val="none"/>
+          <w:shd w:fill="auto" w:val="clear"/>
+          <w:vertAlign w:val="baseline"/>
+          <w:rtl w:val="1"/>
+        </w:rPr>
+        <w:t xml:space="preserve">צמוד</w:t>
+      </w:r>
+      <w:r>
+        <w:rPr>
+          <w:rFonts w:ascii="Arial" w:cs="Arial" w:eastAsia="Arial" w:hAnsi="Arial"/>
+          <w:b w:val="0"/>
+          <w:bCs w:val="0"/>
+          <w:i w:val="0"/>
+          <w:iCs w:val="0"/>
+          <w:smallCaps w:val="0"/>
+          <w:strike w:val="0"/>
+          <w:color w:val="000000"/>
+          <w:sz w:val="22"/>
+          <w:szCs w:val="22"/>
+          <w:u w:val="none"/>
+          <w:shd w:fill="auto" w:val="clear"/>
+          <w:vertAlign w:val="baseline"/>
+          <w:rtl w:val="1"/>
+        </w:rPr>
+        <w:t xml:space="preserve"> </w:t>
+      </w:r>
+      <w:r>
+        <w:rPr>
+          <w:rFonts w:ascii="Arial" w:cs="Arial" w:eastAsia="Arial" w:hAnsi="Arial"/>
+          <w:b w:val="0"/>
+          <w:bCs w:val="0"/>
+          <w:i w:val="0"/>
+          <w:iCs w:val="0"/>
+          <w:smallCaps w:val="0"/>
+          <w:strike w:val="0"/>
+          <w:color w:val="000000"/>
+          <w:sz w:val="22"/>
+          <w:szCs w:val="22"/>
+          <w:u w:val="none"/>
+          <w:shd w:fill="auto" w:val="clear"/>
+          <w:vertAlign w:val="baseline"/>
+          <w:rtl w:val="1"/>
+        </w:rPr>
+        <w:t xml:space="preserve">לטקסט</w:t>
+      </w:r>
+    </w:p>
+  </w:comment>
+  <w:comment w:author="Like That" w:id="10" w:date="2026-07-04T21:59:02Z">
+    <w:p>
+      <w:pPr>
+        <w:keepNext w:val="0"/>
+        <w:keepLines w:val="0"/>
+        <w:pageBreakBefore w:val="0"/>
+        <w:widowControl w:val="0"/>
+        <w:pBdr>
+          <w:top w:space="0" w:sz="0" w:val="nil"/>
+          <w:left w:space="0" w:sz="0" w:val="nil"/>
+          <w:bottom w:space="0" w:sz="0" w:val="nil"/>
+          <w:right w:space="0" w:sz="0" w:val="nil"/>
+          <w:between w:space="0" w:sz="0" w:val="nil"/>
+        </w:pBdr>
+        <w:shd w:fill="auto" w:val="clear"/>
+        <w:spacing w:after="0" w:before="0" w:line="240" w:lineRule="auto"/>
+        <w:ind w:left="0" w:right="0" w:firstLine="0"/>
+        <w:jc w:val="left"/>
+        <w:rPr>
+          <w:rFonts w:ascii="Arial" w:cs="Arial" w:eastAsia="Arial" w:hAnsi="Arial"/>
+          <w:b w:val="0"/>
+          <w:bCs w:val="0"/>
+          <w:i w:val="0"/>
+          <w:iCs w:val="0"/>
+          <w:smallCaps w:val="0"/>
+          <w:strike w:val="0"/>
+          <w:color w:val="000000"/>
+          <w:sz w:val="22"/>
+          <w:szCs w:val="22"/>
+          <w:u w:val="none"/>
+          <w:shd w:fill="auto" w:val="clear"/>
+          <w:vertAlign w:val="baseline"/>
+        </w:rPr>
+      </w:pPr>
+      <w:r>
+        <w:rPr>
+          <w:rFonts w:ascii="Arial" w:cs="Arial" w:eastAsia="Arial" w:hAnsi="Arial"/>
+          <w:b w:val="0"/>
+          <w:bCs w:val="0"/>
+          <w:i w:val="0"/>
+          <w:iCs w:val="0"/>
+          <w:smallCaps w:val="0"/>
+          <w:strike w:val="0"/>
+          <w:color w:val="000000"/>
+          <w:sz w:val="22"/>
+          <w:szCs w:val="22"/>
+          <w:u w:val="none"/>
+          <w:shd w:fill="auto" w:val="clear"/>
+          <w:vertAlign w:val="baseline"/>
+          <w:rtl w:val="1"/>
+        </w:rPr>
+        <w:t xml:space="preserve">שיניתי</w:t>
+      </w:r>
+      <w:r>
+        <w:rPr>
+          <w:rFonts w:ascii="Arial" w:cs="Arial" w:eastAsia="Arial" w:hAnsi="Arial"/>
+          <w:b w:val="0"/>
+          <w:bCs w:val="0"/>
+          <w:i w:val="0"/>
+          <w:iCs w:val="0"/>
+          <w:smallCaps w:val="0"/>
+          <w:strike w:val="0"/>
+          <w:color w:val="000000"/>
+          <w:sz w:val="22"/>
+          <w:szCs w:val="22"/>
+          <w:u w:val="none"/>
+          <w:shd w:fill="auto" w:val="clear"/>
+          <w:vertAlign w:val="baseline"/>
+          <w:rtl w:val="1"/>
+        </w:rPr>
+        <w:t xml:space="preserve"> </w:t>
+      </w:r>
+      <w:r>
+        <w:rPr>
+          <w:rFonts w:ascii="Arial" w:cs="Arial" w:eastAsia="Arial" w:hAnsi="Arial"/>
+          <w:b w:val="0"/>
+          <w:bCs w:val="0"/>
+          <w:i w:val="0"/>
+          <w:iCs w:val="0"/>
+          <w:smallCaps w:val="0"/>
+          <w:strike w:val="0"/>
+          <w:color w:val="000000"/>
+          <w:sz w:val="22"/>
+          <w:szCs w:val="22"/>
+          <w:u w:val="none"/>
+          <w:shd w:fill="auto" w:val="clear"/>
+          <w:vertAlign w:val="baseline"/>
+          <w:rtl w:val="1"/>
+        </w:rPr>
+        <w:t xml:space="preserve">בהתאם</w:t>
+      </w:r>
+      <w:r>
+        <w:rPr>
+          <w:rFonts w:ascii="Arial" w:cs="Arial" w:eastAsia="Arial" w:hAnsi="Arial"/>
+          <w:b w:val="0"/>
+          <w:bCs w:val="0"/>
+          <w:i w:val="0"/>
+          <w:iCs w:val="0"/>
+          <w:smallCaps w:val="0"/>
+          <w:strike w:val="0"/>
+          <w:color w:val="000000"/>
+          <w:sz w:val="22"/>
+          <w:szCs w:val="22"/>
+          <w:u w:val="none"/>
+          <w:shd w:fill="auto" w:val="clear"/>
+          <w:vertAlign w:val="baseline"/>
+          <w:rtl w:val="1"/>
+        </w:rPr>
+        <w:t xml:space="preserve"> </w:t>
+      </w:r>
+      <w:r>
+        <w:rPr>
+          <w:rFonts w:ascii="Arial" w:cs="Arial" w:eastAsia="Arial" w:hAnsi="Arial"/>
+          <w:b w:val="0"/>
+          <w:bCs w:val="0"/>
+          <w:i w:val="0"/>
+          <w:iCs w:val="0"/>
+          <w:smallCaps w:val="0"/>
+          <w:strike w:val="0"/>
+          <w:color w:val="000000"/>
+          <w:sz w:val="22"/>
+          <w:szCs w:val="22"/>
+          <w:u w:val="none"/>
+          <w:shd w:fill="auto" w:val="clear"/>
+          <w:vertAlign w:val="baseline"/>
+          <w:rtl w:val="1"/>
+        </w:rPr>
+        <w:t xml:space="preserve">להקלטה</w:t>
+      </w:r>
+      <w:r>
+        <w:rPr>
+          <w:rFonts w:ascii="Arial" w:cs="Arial" w:eastAsia="Arial" w:hAnsi="Arial"/>
+          <w:b w:val="0"/>
+          <w:bCs w:val="0"/>
+          <w:i w:val="0"/>
+          <w:iCs w:val="0"/>
+          <w:smallCaps w:val="0"/>
+          <w:strike w:val="0"/>
+          <w:color w:val="000000"/>
+          <w:sz w:val="22"/>
+          <w:szCs w:val="22"/>
+          <w:u w:val="none"/>
+          <w:shd w:fill="auto" w:val="clear"/>
+          <w:vertAlign w:val="baseline"/>
+          <w:rtl w:val="1"/>
+        </w:rPr>
+        <w:t xml:space="preserve"> </w:t>
+      </w:r>
+      <w:r>
+        <w:rPr>
+          <w:rFonts w:ascii="Arial" w:cs="Arial" w:eastAsia="Arial" w:hAnsi="Arial"/>
+          <w:b w:val="0"/>
+          <w:bCs w:val="0"/>
+          <w:i w:val="0"/>
+          <w:iCs w:val="0"/>
+          <w:smallCaps w:val="0"/>
+          <w:strike w:val="0"/>
+          <w:color w:val="000000"/>
+          <w:sz w:val="22"/>
+          <w:szCs w:val="22"/>
+          <w:u w:val="none"/>
+          <w:shd w:fill="auto" w:val="clear"/>
+          <w:vertAlign w:val="baseline"/>
+          <w:rtl w:val="1"/>
+        </w:rPr>
+        <w:t xml:space="preserve">שאופיר</w:t>
+      </w:r>
+      <w:r>
+        <w:rPr>
+          <w:rFonts w:ascii="Arial" w:cs="Arial" w:eastAsia="Arial" w:hAnsi="Arial"/>
+          <w:b w:val="0"/>
+          <w:bCs w:val="0"/>
+          <w:i w:val="0"/>
+          <w:iCs w:val="0"/>
+          <w:smallCaps w:val="0"/>
+          <w:strike w:val="0"/>
+          <w:color w:val="000000"/>
+          <w:sz w:val="22"/>
+          <w:szCs w:val="22"/>
+          <w:u w:val="none"/>
+          <w:shd w:fill="auto" w:val="clear"/>
+          <w:vertAlign w:val="baseline"/>
+          <w:rtl w:val="1"/>
+        </w:rPr>
+        <w:t xml:space="preserve"> </w:t>
+      </w:r>
+      <w:r>
+        <w:rPr>
+          <w:rFonts w:ascii="Arial" w:cs="Arial" w:eastAsia="Arial" w:hAnsi="Arial"/>
+          <w:b w:val="0"/>
+          <w:bCs w:val="0"/>
+          <w:i w:val="0"/>
+          <w:iCs w:val="0"/>
+          <w:smallCaps w:val="0"/>
+          <w:strike w:val="0"/>
+          <w:color w:val="000000"/>
+          <w:sz w:val="22"/>
+          <w:szCs w:val="22"/>
+          <w:u w:val="none"/>
+          <w:shd w:fill="auto" w:val="clear"/>
+          <w:vertAlign w:val="baseline"/>
+          <w:rtl w:val="1"/>
+        </w:rPr>
+        <w:t xml:space="preserve">שלח</w:t>
+      </w:r>
+      <w:r>
+        <w:rPr>
+          <w:rFonts w:ascii="Arial" w:cs="Arial" w:eastAsia="Arial" w:hAnsi="Arial"/>
+          <w:b w:val="0"/>
+          <w:bCs w:val="0"/>
+          <w:i w:val="0"/>
+          <w:iCs w:val="0"/>
+          <w:smallCaps w:val="0"/>
+          <w:strike w:val="0"/>
+          <w:color w:val="000000"/>
+          <w:sz w:val="22"/>
+          <w:szCs w:val="22"/>
+          <w:u w:val="none"/>
+          <w:shd w:fill="auto" w:val="clear"/>
+          <w:vertAlign w:val="baseline"/>
+          <w:rtl w:val="1"/>
+        </w:rPr>
+        <w:t xml:space="preserve"> </w:t>
+      </w:r>
+      <w:r>
+        <w:rPr>
+          <w:rFonts w:ascii="Arial" w:cs="Arial" w:eastAsia="Arial" w:hAnsi="Arial"/>
+          <w:b w:val="0"/>
+          <w:bCs w:val="0"/>
+          <w:i w:val="0"/>
+          <w:iCs w:val="0"/>
+          <w:smallCaps w:val="0"/>
+          <w:strike w:val="0"/>
+          <w:color w:val="000000"/>
+          <w:sz w:val="22"/>
+          <w:szCs w:val="22"/>
+          <w:u w:val="none"/>
+          <w:shd w:fill="auto" w:val="clear"/>
+          <w:vertAlign w:val="baseline"/>
+          <w:rtl w:val="1"/>
+        </w:rPr>
+        <w:t xml:space="preserve">לי</w:t>
+      </w:r>
+    </w:p>
+  </w:comment>
+  <w:comment w:author="Like That" w:id="11" w:date="2026-06-30T17:52:46Z">
+    <w:p>
+      <w:pPr>
+        <w:keepNext w:val="0"/>
+        <w:keepLines w:val="0"/>
+        <w:pageBreakBefore w:val="0"/>
+        <w:widowControl w:val="0"/>
+        <w:pBdr>
+          <w:top w:space="0" w:sz="0" w:val="nil"/>
+          <w:left w:space="0" w:sz="0" w:val="nil"/>
+          <w:bottom w:space="0" w:sz="0" w:val="nil"/>
+          <w:right w:space="0" w:sz="0" w:val="nil"/>
+          <w:between w:space="0" w:sz="0" w:val="nil"/>
+        </w:pBdr>
+        <w:shd w:fill="auto" w:val="clear"/>
+        <w:spacing w:after="0" w:before="0" w:line="240" w:lineRule="auto"/>
+        <w:ind w:left="0" w:right="0" w:firstLine="0"/>
+        <w:jc w:val="left"/>
+        <w:rPr>
+          <w:rFonts w:ascii="Arial" w:cs="Arial" w:eastAsia="Arial" w:hAnsi="Arial"/>
+          <w:b w:val="0"/>
+          <w:bCs w:val="0"/>
+          <w:i w:val="0"/>
+          <w:iCs w:val="0"/>
+          <w:smallCaps w:val="0"/>
+          <w:strike w:val="0"/>
+          <w:color w:val="000000"/>
+          <w:sz w:val="22"/>
+          <w:szCs w:val="22"/>
+          <w:u w:val="none"/>
+          <w:shd w:fill="auto" w:val="clear"/>
+          <w:vertAlign w:val="baseline"/>
+        </w:rPr>
+      </w:pPr>
+      <w:r>
+        <w:rPr>
+          <w:rFonts w:ascii="Arial" w:cs="Arial" w:eastAsia="Arial" w:hAnsi="Arial"/>
+          <w:b w:val="0"/>
+          <w:bCs w:val="0"/>
+          <w:i w:val="0"/>
+          <w:iCs w:val="0"/>
+          <w:smallCaps w:val="0"/>
+          <w:strike w:val="0"/>
+          <w:color w:val="000000"/>
+          <w:sz w:val="22"/>
+          <w:szCs w:val="22"/>
+          <w:u w:val="none"/>
+          <w:shd w:fill="auto" w:val="clear"/>
+          <w:vertAlign w:val="baseline"/>
+          <w:rtl w:val="1"/>
+        </w:rPr>
+        <w:t xml:space="preserve">כנל</w:t>
+      </w:r>
+      <w:r>
+        <w:rPr>
+          <w:rFonts w:ascii="Arial" w:cs="Arial" w:eastAsia="Arial" w:hAnsi="Arial"/>
+          <w:b w:val="0"/>
+          <w:bCs w:val="0"/>
+          <w:i w:val="0"/>
+          <w:iCs w:val="0"/>
+          <w:smallCaps w:val="0"/>
+          <w:strike w:val="0"/>
+          <w:color w:val="000000"/>
+          <w:sz w:val="22"/>
+          <w:szCs w:val="22"/>
+          <w:u w:val="none"/>
+          <w:shd w:fill="auto" w:val="clear"/>
+          <w:vertAlign w:val="baseline"/>
+          <w:rtl w:val="1"/>
+        </w:rPr>
+        <w:t xml:space="preserve"> </w:t>
+      </w:r>
+      <w:r>
+        <w:rPr>
+          <w:rFonts w:ascii="Arial" w:cs="Arial" w:eastAsia="Arial" w:hAnsi="Arial"/>
+          <w:b w:val="0"/>
+          <w:bCs w:val="0"/>
+          <w:i w:val="0"/>
+          <w:iCs w:val="0"/>
+          <w:smallCaps w:val="0"/>
+          <w:strike w:val="0"/>
+          <w:color w:val="000000"/>
+          <w:sz w:val="22"/>
+          <w:szCs w:val="22"/>
+          <w:u w:val="none"/>
+          <w:shd w:fill="auto" w:val="clear"/>
+          <w:vertAlign w:val="baseline"/>
+          <w:rtl w:val="1"/>
+        </w:rPr>
+        <w:t xml:space="preserve">אופיר</w:t>
+      </w:r>
+    </w:p>
+  </w:comment>
+  <w:comment w:author="Like That" w:id="13" w:date="2026-06-30T17:58:47Z">
+    <w:p>
+      <w:pPr>
+        <w:keepNext w:val="0"/>
+        <w:keepLines w:val="0"/>
+        <w:pageBreakBefore w:val="0"/>
+        <w:widowControl w:val="0"/>
+        <w:pBdr>
+          <w:top w:space="0" w:sz="0" w:val="nil"/>
+          <w:left w:space="0" w:sz="0" w:val="nil"/>
+          <w:bottom w:space="0" w:sz="0" w:val="nil"/>
+          <w:right w:space="0" w:sz="0" w:val="nil"/>
+          <w:between w:space="0" w:sz="0" w:val="nil"/>
+        </w:pBdr>
+        <w:shd w:fill="auto" w:val="clear"/>
+        <w:spacing w:after="0" w:before="0" w:line="240" w:lineRule="auto"/>
+        <w:ind w:left="0" w:right="0" w:firstLine="0"/>
+        <w:jc w:val="left"/>
+        <w:rPr>
+          <w:rFonts w:ascii="Arial" w:cs="Arial" w:eastAsia="Arial" w:hAnsi="Arial"/>
+          <w:b w:val="0"/>
+          <w:bCs w:val="0"/>
+          <w:i w:val="0"/>
+          <w:iCs w:val="0"/>
+          <w:smallCaps w:val="0"/>
+          <w:strike w:val="0"/>
+          <w:color w:val="000000"/>
+          <w:sz w:val="22"/>
+          <w:szCs w:val="22"/>
+          <w:u w:val="none"/>
+          <w:shd w:fill="auto" w:val="clear"/>
+          <w:vertAlign w:val="baseline"/>
+        </w:rPr>
+      </w:pPr>
+      <w:r>
+        <w:rPr>
+          <w:rFonts w:ascii="Arial" w:cs="Arial" w:eastAsia="Arial" w:hAnsi="Arial"/>
+          <w:b w:val="0"/>
+          <w:bCs w:val="0"/>
+          <w:i w:val="0"/>
+          <w:iCs w:val="0"/>
+          <w:smallCaps w:val="0"/>
+          <w:strike w:val="0"/>
+          <w:color w:val="000000"/>
+          <w:sz w:val="22"/>
+          <w:szCs w:val="22"/>
+          <w:u w:val="none"/>
+          <w:shd w:fill="auto" w:val="clear"/>
+          <w:vertAlign w:val="baseline"/>
+          <w:rtl w:val="1"/>
+        </w:rPr>
+        <w:t xml:space="preserve">אופיר</w:t>
+      </w:r>
+    </w:p>
+  </w:comment>
+  <w:comment w:author="Like That" w:id="14" w:date="2026-06-30T17:59:04Z">
+    <w:p>
+      <w:pPr>
+        <w:keepNext w:val="0"/>
+        <w:keepLines w:val="0"/>
+        <w:pageBreakBefore w:val="0"/>
+        <w:widowControl w:val="0"/>
+        <w:pBdr>
+          <w:top w:space="0" w:sz="0" w:val="nil"/>
+          <w:left w:space="0" w:sz="0" w:val="nil"/>
+          <w:bottom w:space="0" w:sz="0" w:val="nil"/>
+          <w:right w:space="0" w:sz="0" w:val="nil"/>
+          <w:between w:space="0" w:sz="0" w:val="nil"/>
+        </w:pBdr>
+        <w:shd w:fill="auto" w:val="clear"/>
+        <w:spacing w:after="0" w:before="0" w:line="240" w:lineRule="auto"/>
+        <w:ind w:left="0" w:right="0" w:firstLine="0"/>
+        <w:jc w:val="left"/>
+        <w:rPr>
+          <w:rFonts w:ascii="Arial" w:cs="Arial" w:eastAsia="Arial" w:hAnsi="Arial"/>
+          <w:b w:val="0"/>
+          <w:bCs w:val="0"/>
+          <w:i w:val="0"/>
+          <w:iCs w:val="0"/>
+          <w:smallCaps w:val="0"/>
+          <w:strike w:val="0"/>
+          <w:color w:val="000000"/>
+          <w:sz w:val="22"/>
+          <w:szCs w:val="22"/>
+          <w:u w:val="none"/>
+          <w:shd w:fill="auto" w:val="clear"/>
+          <w:vertAlign w:val="baseline"/>
+        </w:rPr>
+      </w:pPr>
+      <w:r>
+        <w:rPr>
+          <w:rFonts w:ascii="Arial" w:cs="Arial" w:eastAsia="Arial" w:hAnsi="Arial"/>
+          <w:b w:val="0"/>
+          <w:bCs w:val="0"/>
+          <w:i w:val="0"/>
+          <w:iCs w:val="0"/>
+          <w:smallCaps w:val="0"/>
+          <w:strike w:val="0"/>
+          <w:color w:val="000000"/>
+          <w:sz w:val="22"/>
+          <w:szCs w:val="22"/>
+          <w:u w:val="none"/>
+          <w:shd w:fill="auto" w:val="clear"/>
+          <w:vertAlign w:val="baseline"/>
+          <w:rtl w:val="1"/>
+        </w:rPr>
+        <w:t xml:space="preserve">אופיר</w:t>
+      </w:r>
+    </w:p>
+  </w:comment>
+  <w:comment w:author="Like That" w:id="12" w:date="2026-06-30T17:54:19Z">
+    <w:p>
+      <w:pPr>
+        <w:keepNext w:val="0"/>
+        <w:keepLines w:val="0"/>
+        <w:pageBreakBefore w:val="0"/>
+        <w:widowControl w:val="0"/>
+        <w:pBdr>
+          <w:top w:space="0" w:sz="0" w:val="nil"/>
+          <w:left w:space="0" w:sz="0" w:val="nil"/>
+          <w:bottom w:space="0" w:sz="0" w:val="nil"/>
+          <w:right w:space="0" w:sz="0" w:val="nil"/>
+          <w:between w:space="0" w:sz="0" w:val="nil"/>
+        </w:pBdr>
+        <w:shd w:fill="auto" w:val="clear"/>
+        <w:spacing w:after="0" w:before="0" w:line="240" w:lineRule="auto"/>
+        <w:ind w:left="0" w:right="0" w:firstLine="0"/>
+        <w:jc w:val="left"/>
+        <w:rPr>
+          <w:rFonts w:ascii="Arial" w:cs="Arial" w:eastAsia="Arial" w:hAnsi="Arial"/>
+          <w:b w:val="0"/>
+          <w:bCs w:val="0"/>
+          <w:i w:val="0"/>
+          <w:iCs w:val="0"/>
+          <w:smallCaps w:val="0"/>
+          <w:strike w:val="0"/>
+          <w:color w:val="000000"/>
+          <w:sz w:val="22"/>
+          <w:szCs w:val="22"/>
+          <w:u w:val="none"/>
+          <w:shd w:fill="auto" w:val="clear"/>
+          <w:vertAlign w:val="baseline"/>
+        </w:rPr>
+      </w:pPr>
+      <w:r>
+        <w:rPr>
+          <w:rFonts w:ascii="Arial" w:cs="Arial" w:eastAsia="Arial" w:hAnsi="Arial"/>
+          <w:b w:val="0"/>
+          <w:bCs w:val="0"/>
+          <w:i w:val="0"/>
+          <w:iCs w:val="0"/>
+          <w:smallCaps w:val="0"/>
+          <w:strike w:val="0"/>
+          <w:color w:val="000000"/>
+          <w:sz w:val="22"/>
+          <w:szCs w:val="22"/>
+          <w:u w:val="none"/>
+          <w:shd w:fill="auto" w:val="clear"/>
+          <w:vertAlign w:val="baseline"/>
+          <w:rtl w:val="1"/>
+        </w:rPr>
+        <w:t xml:space="preserve">עידוצ</w:t>
+      </w:r>
+    </w:p>
+  </w:comment>
+  <w:comment w:author="Like That" w:id="16" w:date="2026-06-30T18:05:50Z">
+    <w:p>
+      <w:pPr>
+        <w:keepNext w:val="0"/>
+        <w:keepLines w:val="0"/>
+        <w:pageBreakBefore w:val="0"/>
+        <w:widowControl w:val="0"/>
+        <w:pBdr>
+          <w:top w:space="0" w:sz="0" w:val="nil"/>
+          <w:left w:space="0" w:sz="0" w:val="nil"/>
+          <w:bottom w:space="0" w:sz="0" w:val="nil"/>
+          <w:right w:space="0" w:sz="0" w:val="nil"/>
+          <w:between w:space="0" w:sz="0" w:val="nil"/>
+        </w:pBdr>
+        <w:shd w:fill="auto" w:val="clear"/>
+        <w:spacing w:after="0" w:before="0" w:line="240" w:lineRule="auto"/>
+        <w:ind w:left="0" w:right="0" w:firstLine="0"/>
+        <w:jc w:val="left"/>
+        <w:rPr>
+          <w:rFonts w:ascii="Arial" w:cs="Arial" w:eastAsia="Arial" w:hAnsi="Arial"/>
+          <w:b w:val="0"/>
+          <w:bCs w:val="0"/>
+          <w:i w:val="0"/>
+          <w:iCs w:val="0"/>
+          <w:smallCaps w:val="0"/>
+          <w:strike w:val="0"/>
+          <w:color w:val="000000"/>
+          <w:sz w:val="22"/>
+          <w:szCs w:val="22"/>
+          <w:u w:val="none"/>
+          <w:shd w:fill="auto" w:val="clear"/>
+          <w:vertAlign w:val="baseline"/>
+        </w:rPr>
+      </w:pPr>
+      <w:r>
+        <w:rPr>
+          <w:rFonts w:ascii="Arial" w:cs="Arial" w:eastAsia="Arial" w:hAnsi="Arial"/>
+          <w:b w:val="0"/>
+          <w:bCs w:val="0"/>
+          <w:i w:val="0"/>
+          <w:iCs w:val="0"/>
+          <w:smallCaps w:val="0"/>
+          <w:strike w:val="0"/>
+          <w:color w:val="000000"/>
+          <w:sz w:val="22"/>
+          <w:szCs w:val="22"/>
+          <w:u w:val="none"/>
+          <w:shd w:fill="auto" w:val="clear"/>
+          <w:vertAlign w:val="baseline"/>
+          <w:rtl w:val="1"/>
+        </w:rPr>
+        <w:t xml:space="preserve">ברקת</w:t>
+      </w:r>
+    </w:p>
+  </w:comment>
+  <w:comment w:author="Like That" w:id="17" w:date="2026-06-30T18:06:19Z">
+    <w:p>
+      <w:pPr>
+        <w:keepNext w:val="0"/>
+        <w:keepLines w:val="0"/>
+        <w:pageBreakBefore w:val="0"/>
+        <w:widowControl w:val="0"/>
+        <w:pBdr>
+          <w:top w:space="0" w:sz="0" w:val="nil"/>
+          <w:left w:space="0" w:sz="0" w:val="nil"/>
+          <w:bottom w:space="0" w:sz="0" w:val="nil"/>
+          <w:right w:space="0" w:sz="0" w:val="nil"/>
+          <w:between w:space="0" w:sz="0" w:val="nil"/>
+        </w:pBdr>
+        <w:shd w:fill="auto" w:val="clear"/>
+        <w:spacing w:after="0" w:before="0" w:line="240" w:lineRule="auto"/>
+        <w:ind w:left="0" w:right="0" w:firstLine="0"/>
+        <w:jc w:val="left"/>
+        <w:rPr>
+          <w:rFonts w:ascii="Arial" w:cs="Arial" w:eastAsia="Arial" w:hAnsi="Arial"/>
+          <w:b w:val="0"/>
+          <w:bCs w:val="0"/>
+          <w:i w:val="0"/>
+          <w:iCs w:val="0"/>
+          <w:smallCaps w:val="0"/>
+          <w:strike w:val="0"/>
+          <w:color w:val="000000"/>
+          <w:sz w:val="22"/>
+          <w:szCs w:val="22"/>
+          <w:u w:val="none"/>
+          <w:shd w:fill="auto" w:val="clear"/>
+          <w:vertAlign w:val="baseline"/>
+        </w:rPr>
+      </w:pPr>
+      <w:r>
+        <w:rPr>
+          <w:rFonts w:ascii="Arial" w:cs="Arial" w:eastAsia="Arial" w:hAnsi="Arial"/>
+          <w:b w:val="0"/>
+          <w:bCs w:val="0"/>
+          <w:i w:val="0"/>
+          <w:iCs w:val="0"/>
+          <w:smallCaps w:val="0"/>
+          <w:strike w:val="0"/>
+          <w:color w:val="000000"/>
+          <w:sz w:val="22"/>
+          <w:szCs w:val="22"/>
+          <w:u w:val="none"/>
+          <w:shd w:fill="auto" w:val="clear"/>
+          <w:vertAlign w:val="baseline"/>
+          <w:rtl w:val="1"/>
+        </w:rPr>
+        <w:t xml:space="preserve">מתן</w:t>
+      </w:r>
+    </w:p>
+  </w:comment>
+  <w:comment w:author="Like That" w:id="18" w:date="2026-06-30T18:07:27Z">
+    <w:p>
+      <w:pPr>
+        <w:keepNext w:val="0"/>
+        <w:keepLines w:val="0"/>
+        <w:pageBreakBefore w:val="0"/>
+        <w:widowControl w:val="0"/>
+        <w:pBdr>
+          <w:top w:space="0" w:sz="0" w:val="nil"/>
+          <w:left w:space="0" w:sz="0" w:val="nil"/>
+          <w:bottom w:space="0" w:sz="0" w:val="nil"/>
+          <w:right w:space="0" w:sz="0" w:val="nil"/>
+          <w:between w:space="0" w:sz="0" w:val="nil"/>
+        </w:pBdr>
+        <w:shd w:fill="auto" w:val="clear"/>
+        <w:spacing w:after="0" w:before="0" w:line="240" w:lineRule="auto"/>
+        <w:ind w:left="0" w:right="0" w:firstLine="0"/>
+        <w:jc w:val="left"/>
+        <w:rPr>
+          <w:rFonts w:ascii="Arial" w:cs="Arial" w:eastAsia="Arial" w:hAnsi="Arial"/>
+          <w:b w:val="0"/>
+          <w:bCs w:val="0"/>
+          <w:i w:val="0"/>
+          <w:iCs w:val="0"/>
+          <w:smallCaps w:val="0"/>
+          <w:strike w:val="0"/>
+          <w:color w:val="000000"/>
+          <w:sz w:val="22"/>
+          <w:szCs w:val="22"/>
+          <w:u w:val="none"/>
+          <w:shd w:fill="auto" w:val="clear"/>
+          <w:vertAlign w:val="baseline"/>
+        </w:rPr>
+      </w:pPr>
+      <w:r>
+        <w:rPr>
+          <w:rFonts w:ascii="Arial" w:cs="Arial" w:eastAsia="Arial" w:hAnsi="Arial"/>
+          <w:b w:val="0"/>
+          <w:bCs w:val="0"/>
+          <w:i w:val="0"/>
+          <w:iCs w:val="0"/>
+          <w:smallCaps w:val="0"/>
+          <w:strike w:val="0"/>
+          <w:color w:val="000000"/>
+          <w:sz w:val="22"/>
+          <w:szCs w:val="22"/>
+          <w:u w:val="none"/>
+          <w:shd w:fill="auto" w:val="clear"/>
+          <w:vertAlign w:val="baseline"/>
+          <w:rtl w:val="1"/>
+        </w:rPr>
+        <w:t xml:space="preserve">גל</w:t>
+      </w:r>
+      <w:r>
+        <w:rPr>
+          <w:rFonts w:ascii="Arial" w:cs="Arial" w:eastAsia="Arial" w:hAnsi="Arial"/>
+          <w:b w:val="0"/>
+          <w:bCs w:val="0"/>
+          <w:i w:val="0"/>
+          <w:iCs w:val="0"/>
+          <w:smallCaps w:val="0"/>
+          <w:strike w:val="0"/>
+          <w:color w:val="000000"/>
+          <w:sz w:val="22"/>
+          <w:szCs w:val="22"/>
+          <w:u w:val="none"/>
+          <w:shd w:fill="auto" w:val="clear"/>
+          <w:vertAlign w:val="baseline"/>
+          <w:rtl w:val="1"/>
+        </w:rPr>
+        <w:t xml:space="preserve"> </w:t>
+      </w:r>
+      <w:r>
+        <w:rPr>
+          <w:rFonts w:ascii="Arial" w:cs="Arial" w:eastAsia="Arial" w:hAnsi="Arial"/>
+          <w:b w:val="0"/>
+          <w:bCs w:val="0"/>
+          <w:i w:val="0"/>
+          <w:iCs w:val="0"/>
+          <w:smallCaps w:val="0"/>
+          <w:strike w:val="0"/>
+          <w:color w:val="000000"/>
+          <w:sz w:val="22"/>
+          <w:szCs w:val="22"/>
+          <w:u w:val="none"/>
+          <w:shd w:fill="auto" w:val="clear"/>
+          <w:vertAlign w:val="baseline"/>
+          <w:rtl w:val="1"/>
+        </w:rPr>
+        <w:t xml:space="preserve">בימוי</w:t>
+      </w:r>
+      <w:r>
+        <w:rPr>
+          <w:rFonts w:ascii="Arial" w:cs="Arial" w:eastAsia="Arial" w:hAnsi="Arial"/>
+          <w:b w:val="0"/>
+          <w:bCs w:val="0"/>
+          <w:i w:val="0"/>
+          <w:iCs w:val="0"/>
+          <w:smallCaps w:val="0"/>
+          <w:strike w:val="0"/>
+          <w:color w:val="000000"/>
+          <w:sz w:val="22"/>
+          <w:szCs w:val="22"/>
+          <w:u w:val="none"/>
+          <w:shd w:fill="auto" w:val="clear"/>
+          <w:vertAlign w:val="baseline"/>
+          <w:rtl w:val="1"/>
+        </w:rPr>
+        <w:t xml:space="preserve">- </w:t>
+      </w:r>
+      <w:r>
+        <w:rPr>
+          <w:rFonts w:ascii="Arial" w:cs="Arial" w:eastAsia="Arial" w:hAnsi="Arial"/>
+          <w:b w:val="0"/>
+          <w:bCs w:val="0"/>
+          <w:i w:val="0"/>
+          <w:iCs w:val="0"/>
+          <w:smallCaps w:val="0"/>
+          <w:strike w:val="0"/>
+          <w:color w:val="000000"/>
+          <w:sz w:val="22"/>
+          <w:szCs w:val="22"/>
+          <w:u w:val="none"/>
+          <w:shd w:fill="auto" w:val="clear"/>
+          <w:vertAlign w:val="baseline"/>
+          <w:rtl w:val="1"/>
+        </w:rPr>
+        <w:t xml:space="preserve">דיקציה</w:t>
+      </w:r>
+      <w:r>
+        <w:rPr>
+          <w:rFonts w:ascii="Arial" w:cs="Arial" w:eastAsia="Arial" w:hAnsi="Arial"/>
+          <w:b w:val="0"/>
+          <w:bCs w:val="0"/>
+          <w:i w:val="0"/>
+          <w:iCs w:val="0"/>
+          <w:smallCaps w:val="0"/>
+          <w:strike w:val="0"/>
+          <w:color w:val="000000"/>
+          <w:sz w:val="22"/>
+          <w:szCs w:val="22"/>
+          <w:u w:val="none"/>
+          <w:shd w:fill="auto" w:val="clear"/>
+          <w:vertAlign w:val="baseline"/>
+          <w:rtl w:val="0"/>
+        </w:rPr>
+        <w:t xml:space="preserve">!</w:t>
+      </w:r>
+    </w:p>
+  </w:comment>
+  <w:comment w:author="Like That" w:id="5" w:date="2026-06-30T17:24:04Z">
+    <w:p>
+      <w:pPr>
+        <w:keepNext w:val="0"/>
+        <w:keepLines w:val="0"/>
+        <w:pageBreakBefore w:val="0"/>
+        <w:widowControl w:val="0"/>
+        <w:pBdr>
+          <w:top w:space="0" w:sz="0" w:val="nil"/>
+          <w:left w:space="0" w:sz="0" w:val="nil"/>
+          <w:bottom w:space="0" w:sz="0" w:val="nil"/>
+          <w:right w:space="0" w:sz="0" w:val="nil"/>
+          <w:between w:space="0" w:sz="0" w:val="nil"/>
+        </w:pBdr>
+        <w:shd w:fill="auto" w:val="clear"/>
+        <w:spacing w:after="0" w:before="0" w:line="240" w:lineRule="auto"/>
+        <w:ind w:left="0" w:right="0" w:firstLine="0"/>
+        <w:jc w:val="left"/>
+        <w:rPr>
+          <w:rFonts w:ascii="Arial" w:cs="Arial" w:eastAsia="Arial" w:hAnsi="Arial"/>
+          <w:b w:val="0"/>
+          <w:bCs w:val="0"/>
+          <w:i w:val="0"/>
+          <w:iCs w:val="0"/>
+          <w:smallCaps w:val="0"/>
+          <w:strike w:val="0"/>
+          <w:color w:val="000000"/>
+          <w:sz w:val="22"/>
+          <w:szCs w:val="22"/>
+          <w:u w:val="none"/>
+          <w:shd w:fill="auto" w:val="clear"/>
+          <w:vertAlign w:val="baseline"/>
+        </w:rPr>
+      </w:pPr>
+      <w:r>
+        <w:rPr>
+          <w:rFonts w:ascii="Arial" w:cs="Arial" w:eastAsia="Arial" w:hAnsi="Arial"/>
+          <w:b w:val="0"/>
+          <w:bCs w:val="0"/>
+          <w:i w:val="0"/>
+          <w:iCs w:val="0"/>
+          <w:smallCaps w:val="0"/>
+          <w:strike w:val="0"/>
+          <w:color w:val="000000"/>
+          <w:sz w:val="22"/>
+          <w:szCs w:val="22"/>
+          <w:u w:val="none"/>
+          <w:shd w:fill="auto" w:val="clear"/>
+          <w:vertAlign w:val="baseline"/>
+          <w:rtl w:val="1"/>
+        </w:rPr>
+        <w:t xml:space="preserve">מנוסח</w:t>
+      </w:r>
+      <w:r>
+        <w:rPr>
+          <w:rFonts w:ascii="Arial" w:cs="Arial" w:eastAsia="Arial" w:hAnsi="Arial"/>
+          <w:b w:val="0"/>
+          <w:bCs w:val="0"/>
+          <w:i w:val="0"/>
+          <w:iCs w:val="0"/>
+          <w:smallCaps w:val="0"/>
+          <w:strike w:val="0"/>
+          <w:color w:val="000000"/>
+          <w:sz w:val="22"/>
+          <w:szCs w:val="22"/>
+          <w:u w:val="none"/>
+          <w:shd w:fill="auto" w:val="clear"/>
+          <w:vertAlign w:val="baseline"/>
+          <w:rtl w:val="1"/>
+        </w:rPr>
+        <w:t xml:space="preserve"> </w:t>
+      </w:r>
+      <w:r>
+        <w:rPr>
+          <w:rFonts w:ascii="Arial" w:cs="Arial" w:eastAsia="Arial" w:hAnsi="Arial"/>
+          <w:b w:val="0"/>
+          <w:bCs w:val="0"/>
+          <w:i w:val="0"/>
+          <w:iCs w:val="0"/>
+          <w:smallCaps w:val="0"/>
+          <w:strike w:val="0"/>
+          <w:color w:val="000000"/>
+          <w:sz w:val="22"/>
+          <w:szCs w:val="22"/>
+          <w:u w:val="none"/>
+          <w:shd w:fill="auto" w:val="clear"/>
+          <w:vertAlign w:val="baseline"/>
+          <w:rtl w:val="1"/>
+        </w:rPr>
+        <w:t xml:space="preserve">כשאלה</w:t>
+      </w:r>
+      <w:r>
+        <w:rPr>
+          <w:rFonts w:ascii="Arial" w:cs="Arial" w:eastAsia="Arial" w:hAnsi="Arial"/>
+          <w:b w:val="0"/>
+          <w:bCs w:val="0"/>
+          <w:i w:val="0"/>
+          <w:iCs w:val="0"/>
+          <w:smallCaps w:val="0"/>
+          <w:strike w:val="0"/>
+          <w:color w:val="000000"/>
+          <w:sz w:val="22"/>
+          <w:szCs w:val="22"/>
+          <w:u w:val="none"/>
+          <w:shd w:fill="auto" w:val="clear"/>
+          <w:vertAlign w:val="baseline"/>
+          <w:rtl w:val="1"/>
+        </w:rPr>
+        <w:t xml:space="preserve"> </w:t>
+      </w:r>
+      <w:r>
+        <w:rPr>
+          <w:rFonts w:ascii="Arial" w:cs="Arial" w:eastAsia="Arial" w:hAnsi="Arial"/>
+          <w:b w:val="0"/>
+          <w:bCs w:val="0"/>
+          <w:i w:val="0"/>
+          <w:iCs w:val="0"/>
+          <w:smallCaps w:val="0"/>
+          <w:strike w:val="0"/>
+          <w:color w:val="000000"/>
+          <w:sz w:val="22"/>
+          <w:szCs w:val="22"/>
+          <w:u w:val="none"/>
+          <w:shd w:fill="auto" w:val="clear"/>
+          <w:vertAlign w:val="baseline"/>
+          <w:rtl w:val="1"/>
+        </w:rPr>
+        <w:t xml:space="preserve">שלא</w:t>
+      </w:r>
+      <w:r>
+        <w:rPr>
+          <w:rFonts w:ascii="Arial" w:cs="Arial" w:eastAsia="Arial" w:hAnsi="Arial"/>
+          <w:b w:val="0"/>
+          <w:bCs w:val="0"/>
+          <w:i w:val="0"/>
+          <w:iCs w:val="0"/>
+          <w:smallCaps w:val="0"/>
+          <w:strike w:val="0"/>
+          <w:color w:val="000000"/>
+          <w:sz w:val="22"/>
+          <w:szCs w:val="22"/>
+          <w:u w:val="none"/>
+          <w:shd w:fill="auto" w:val="clear"/>
+          <w:vertAlign w:val="baseline"/>
+          <w:rtl w:val="1"/>
+        </w:rPr>
+        <w:t xml:space="preserve"> </w:t>
+      </w:r>
+      <w:r>
+        <w:rPr>
+          <w:rFonts w:ascii="Arial" w:cs="Arial" w:eastAsia="Arial" w:hAnsi="Arial"/>
+          <w:b w:val="0"/>
+          <w:bCs w:val="0"/>
+          <w:i w:val="0"/>
+          <w:iCs w:val="0"/>
+          <w:smallCaps w:val="0"/>
+          <w:strike w:val="0"/>
+          <w:color w:val="000000"/>
+          <w:sz w:val="22"/>
+          <w:szCs w:val="22"/>
+          <w:u w:val="none"/>
+          <w:shd w:fill="auto" w:val="clear"/>
+          <w:vertAlign w:val="baseline"/>
+          <w:rtl w:val="1"/>
+        </w:rPr>
+        <w:t xml:space="preserve">תפסתי</w:t>
+      </w:r>
+    </w:p>
+  </w:comment>
+  <w:comment w:author="יותם סבירסקי" w:id="6" w:date="2026-06-30T20:40:02Z">
+    <w:p>
+      <w:pPr>
+        <w:keepNext w:val="0"/>
+        <w:keepLines w:val="0"/>
+        <w:pageBreakBefore w:val="0"/>
+        <w:widowControl w:val="0"/>
+        <w:pBdr>
+          <w:top w:space="0" w:sz="0" w:val="nil"/>
+          <w:left w:space="0" w:sz="0" w:val="nil"/>
+          <w:bottom w:space="0" w:sz="0" w:val="nil"/>
+          <w:right w:space="0" w:sz="0" w:val="nil"/>
+          <w:between w:space="0" w:sz="0" w:val="nil"/>
+        </w:pBdr>
+        <w:shd w:fill="auto" w:val="clear"/>
+        <w:spacing w:after="0" w:before="0" w:line="240" w:lineRule="auto"/>
+        <w:ind w:left="0" w:right="0" w:firstLine="0"/>
+        <w:jc w:val="left"/>
+        <w:rPr>
+          <w:rFonts w:ascii="Arial" w:cs="Arial" w:eastAsia="Arial" w:hAnsi="Arial"/>
+          <w:b w:val="0"/>
+          <w:bCs w:val="0"/>
+          <w:i w:val="0"/>
+          <w:iCs w:val="0"/>
+          <w:smallCaps w:val="0"/>
+          <w:strike w:val="0"/>
+          <w:color w:val="000000"/>
+          <w:sz w:val="22"/>
+          <w:szCs w:val="22"/>
+          <w:u w:val="none"/>
+          <w:shd w:fill="auto" w:val="clear"/>
+          <w:vertAlign w:val="baseline"/>
+        </w:rPr>
+      </w:pPr>
+      <w:r>
+        <w:rPr>
+          <w:rtl w:val="0"/>
+        </w:rPr>
+      </w:r>
+      <w:r>
+        <w:rPr>
+          <w:rFonts w:ascii="Arial" w:cs="Arial" w:eastAsia="Arial" w:hAnsi="Arial"/>
+          <w:b w:val="0"/>
+          <w:bCs w:val="0"/>
+          <w:i w:val="0"/>
+          <w:iCs w:val="0"/>
+          <w:smallCaps w:val="0"/>
+          <w:strike w:val="0"/>
+          <w:color w:val="000000"/>
+          <w:sz w:val="22"/>
+          <w:szCs w:val="22"/>
+          <w:u w:val="none"/>
+          <w:shd w:fill="auto" w:val="clear"/>
+          <w:vertAlign w:val="baseline"/>
+          <w:rtl w:val="0"/>
+        </w:rPr>
+        <w:t xml:space="preserve">_</w:t>
+      </w:r>
+      <w:r>
+        <w:rPr>
+          <w:rFonts w:ascii="Arial" w:cs="Arial" w:eastAsia="Arial" w:hAnsi="Arial"/>
+          <w:b w:val="0"/>
+          <w:bCs w:val="0"/>
+          <w:i w:val="0"/>
+          <w:iCs w:val="0"/>
+          <w:smallCaps w:val="0"/>
+          <w:strike w:val="0"/>
+          <w:color w:val="000000"/>
+          <w:sz w:val="22"/>
+          <w:szCs w:val="22"/>
+          <w:u w:val="none"/>
+          <w:shd w:fill="auto" w:val="clear"/>
+          <w:vertAlign w:val="baseline"/>
+          <w:rtl w:val="1"/>
+        </w:rPr>
+        <w:t xml:space="preserve">סומן</w:t>
+      </w:r>
+      <w:r>
+        <w:rPr>
+          <w:rFonts w:ascii="Arial" w:cs="Arial" w:eastAsia="Arial" w:hAnsi="Arial"/>
+          <w:b w:val="0"/>
+          <w:bCs w:val="0"/>
+          <w:i w:val="0"/>
+          <w:iCs w:val="0"/>
+          <w:smallCaps w:val="0"/>
+          <w:strike w:val="0"/>
+          <w:color w:val="000000"/>
+          <w:sz w:val="22"/>
+          <w:szCs w:val="22"/>
+          <w:u w:val="none"/>
+          <w:shd w:fill="auto" w:val="clear"/>
+          <w:vertAlign w:val="baseline"/>
+          <w:rtl w:val="1"/>
+        </w:rPr>
+        <w:t xml:space="preserve"> </w:t>
+      </w:r>
+      <w:r>
+        <w:rPr>
+          <w:rFonts w:ascii="Arial" w:cs="Arial" w:eastAsia="Arial" w:hAnsi="Arial"/>
+          <w:b w:val="0"/>
+          <w:bCs w:val="0"/>
+          <w:i w:val="0"/>
+          <w:iCs w:val="0"/>
+          <w:smallCaps w:val="0"/>
+          <w:strike w:val="0"/>
+          <w:color w:val="000000"/>
+          <w:sz w:val="22"/>
+          <w:szCs w:val="22"/>
+          <w:u w:val="none"/>
+          <w:shd w:fill="auto" w:val="clear"/>
+          <w:vertAlign w:val="baseline"/>
+          <w:rtl w:val="1"/>
+        </w:rPr>
+        <w:t xml:space="preserve">כהסתיים</w:t>
+      </w:r>
+      <w:r>
+        <w:rPr>
+          <w:rFonts w:ascii="Arial" w:cs="Arial" w:eastAsia="Arial" w:hAnsi="Arial"/>
+          <w:b w:val="0"/>
+          <w:bCs w:val="0"/>
+          <w:i w:val="0"/>
+          <w:iCs w:val="0"/>
+          <w:smallCaps w:val="0"/>
+          <w:strike w:val="0"/>
+          <w:color w:val="000000"/>
+          <w:sz w:val="22"/>
+          <w:szCs w:val="22"/>
+          <w:u w:val="none"/>
+          <w:shd w:fill="auto" w:val="clear"/>
+          <w:vertAlign w:val="baseline"/>
+          <w:rtl w:val="0"/>
+        </w:rPr>
+        <w:t xml:space="preserve">_</w:t>
+      </w:r>
+    </w:p>
+  </w:comment>
+  <w:comment w:author="יותם סבירסקי" w:id="7" w:date="2026-06-30T20:40:06Z">
+    <w:p>
+      <w:pPr>
+        <w:keepNext w:val="0"/>
+        <w:keepLines w:val="0"/>
+        <w:pageBreakBefore w:val="0"/>
+        <w:widowControl w:val="0"/>
+        <w:pBdr>
+          <w:top w:space="0" w:sz="0" w:val="nil"/>
+          <w:left w:space="0" w:sz="0" w:val="nil"/>
+          <w:bottom w:space="0" w:sz="0" w:val="nil"/>
+          <w:right w:space="0" w:sz="0" w:val="nil"/>
+          <w:between w:space="0" w:sz="0" w:val="nil"/>
+        </w:pBdr>
+        <w:shd w:fill="auto" w:val="clear"/>
+        <w:spacing w:after="0" w:before="0" w:line="240" w:lineRule="auto"/>
+        <w:ind w:left="0" w:right="0" w:firstLine="0"/>
+        <w:jc w:val="left"/>
+        <w:rPr>
+          <w:rFonts w:ascii="Arial" w:cs="Arial" w:eastAsia="Arial" w:hAnsi="Arial"/>
+          <w:b w:val="0"/>
+          <w:bCs w:val="0"/>
+          <w:i w:val="0"/>
+          <w:iCs w:val="0"/>
+          <w:smallCaps w:val="0"/>
+          <w:strike w:val="0"/>
+          <w:color w:val="000000"/>
+          <w:sz w:val="22"/>
+          <w:szCs w:val="22"/>
+          <w:u w:val="none"/>
+          <w:shd w:fill="auto" w:val="clear"/>
+          <w:vertAlign w:val="baseline"/>
+        </w:rPr>
+      </w:pPr>
+      <w:r>
+        <w:rPr>
+          <w:rtl w:val="0"/>
+        </w:rPr>
+      </w:r>
+      <w:r>
+        <w:rPr>
+          <w:rFonts w:ascii="Arial" w:cs="Arial" w:eastAsia="Arial" w:hAnsi="Arial"/>
+          <w:b w:val="0"/>
+          <w:bCs w:val="0"/>
+          <w:i w:val="0"/>
+          <w:iCs w:val="0"/>
+          <w:smallCaps w:val="0"/>
+          <w:strike w:val="0"/>
+          <w:color w:val="000000"/>
+          <w:sz w:val="22"/>
+          <w:szCs w:val="22"/>
+          <w:u w:val="none"/>
+          <w:shd w:fill="auto" w:val="clear"/>
+          <w:vertAlign w:val="baseline"/>
+          <w:rtl w:val="0"/>
+        </w:rPr>
+        <w:t xml:space="preserve">_</w:t>
+      </w:r>
+      <w:r>
+        <w:rPr>
+          <w:rFonts w:ascii="Arial" w:cs="Arial" w:eastAsia="Arial" w:hAnsi="Arial"/>
+          <w:b w:val="0"/>
+          <w:bCs w:val="0"/>
+          <w:i w:val="0"/>
+          <w:iCs w:val="0"/>
+          <w:smallCaps w:val="0"/>
+          <w:strike w:val="0"/>
+          <w:color w:val="000000"/>
+          <w:sz w:val="22"/>
+          <w:szCs w:val="22"/>
+          <w:u w:val="none"/>
+          <w:shd w:fill="auto" w:val="clear"/>
+          <w:vertAlign w:val="baseline"/>
+          <w:rtl w:val="1"/>
+        </w:rPr>
+        <w:t xml:space="preserve">נפתח</w:t>
+      </w:r>
+      <w:r>
+        <w:rPr>
+          <w:rFonts w:ascii="Arial" w:cs="Arial" w:eastAsia="Arial" w:hAnsi="Arial"/>
+          <w:b w:val="0"/>
+          <w:bCs w:val="0"/>
+          <w:i w:val="0"/>
+          <w:iCs w:val="0"/>
+          <w:smallCaps w:val="0"/>
+          <w:strike w:val="0"/>
+          <w:color w:val="000000"/>
+          <w:sz w:val="22"/>
+          <w:szCs w:val="22"/>
+          <w:u w:val="none"/>
+          <w:shd w:fill="auto" w:val="clear"/>
+          <w:vertAlign w:val="baseline"/>
+          <w:rtl w:val="1"/>
+        </w:rPr>
+        <w:t xml:space="preserve"> </w:t>
+      </w:r>
+      <w:r>
+        <w:rPr>
+          <w:rFonts w:ascii="Arial" w:cs="Arial" w:eastAsia="Arial" w:hAnsi="Arial"/>
+          <w:b w:val="0"/>
+          <w:bCs w:val="0"/>
+          <w:i w:val="0"/>
+          <w:iCs w:val="0"/>
+          <w:smallCaps w:val="0"/>
+          <w:strike w:val="0"/>
+          <w:color w:val="000000"/>
+          <w:sz w:val="22"/>
+          <w:szCs w:val="22"/>
+          <w:u w:val="none"/>
+          <w:shd w:fill="auto" w:val="clear"/>
+          <w:vertAlign w:val="baseline"/>
+          <w:rtl w:val="1"/>
+        </w:rPr>
+        <w:t xml:space="preserve">מחדש</w:t>
+      </w:r>
+      <w:r>
+        <w:rPr>
+          <w:rFonts w:ascii="Arial" w:cs="Arial" w:eastAsia="Arial" w:hAnsi="Arial"/>
+          <w:b w:val="0"/>
+          <w:bCs w:val="0"/>
+          <w:i w:val="0"/>
+          <w:iCs w:val="0"/>
+          <w:smallCaps w:val="0"/>
+          <w:strike w:val="0"/>
+          <w:color w:val="000000"/>
+          <w:sz w:val="22"/>
+          <w:szCs w:val="22"/>
+          <w:u w:val="none"/>
+          <w:shd w:fill="auto" w:val="clear"/>
+          <w:vertAlign w:val="baseline"/>
+          <w:rtl w:val="0"/>
+        </w:rPr>
+        <w:t xml:space="preserve">_</w:t>
+      </w:r>
+    </w:p>
+  </w:comment>
+  <w:comment w:author="Like That" w:id="8" w:date="2026-06-30T17:45:47Z">
+    <w:p>
+      <w:pPr>
+        <w:keepNext w:val="0"/>
+        <w:keepLines w:val="0"/>
+        <w:pageBreakBefore w:val="0"/>
+        <w:widowControl w:val="0"/>
+        <w:pBdr>
+          <w:top w:space="0" w:sz="0" w:val="nil"/>
+          <w:left w:space="0" w:sz="0" w:val="nil"/>
+          <w:bottom w:space="0" w:sz="0" w:val="nil"/>
+          <w:right w:space="0" w:sz="0" w:val="nil"/>
+          <w:between w:space="0" w:sz="0" w:val="nil"/>
+        </w:pBdr>
+        <w:shd w:fill="auto" w:val="clear"/>
+        <w:spacing w:after="0" w:before="0" w:line="240" w:lineRule="auto"/>
+        <w:ind w:left="0" w:right="0" w:firstLine="0"/>
+        <w:jc w:val="left"/>
+        <w:rPr>
+          <w:rFonts w:ascii="Arial" w:cs="Arial" w:eastAsia="Arial" w:hAnsi="Arial"/>
+          <w:b w:val="0"/>
+          <w:bCs w:val="0"/>
+          <w:i w:val="0"/>
+          <w:iCs w:val="0"/>
+          <w:smallCaps w:val="0"/>
+          <w:strike w:val="0"/>
+          <w:color w:val="000000"/>
+          <w:sz w:val="22"/>
+          <w:szCs w:val="22"/>
+          <w:u w:val="none"/>
+          <w:shd w:fill="auto" w:val="clear"/>
+          <w:vertAlign w:val="baseline"/>
+        </w:rPr>
+      </w:pPr>
+      <w:r>
+        <w:rPr>
+          <w:rFonts w:ascii="Arial" w:cs="Arial" w:eastAsia="Arial" w:hAnsi="Arial"/>
+          <w:b w:val="0"/>
+          <w:bCs w:val="0"/>
+          <w:i w:val="0"/>
+          <w:iCs w:val="0"/>
+          <w:smallCaps w:val="0"/>
+          <w:strike w:val="0"/>
+          <w:color w:val="000000"/>
+          <w:sz w:val="22"/>
+          <w:szCs w:val="22"/>
+          <w:u w:val="none"/>
+          <w:shd w:fill="auto" w:val="clear"/>
+          <w:vertAlign w:val="baseline"/>
+          <w:rtl w:val="1"/>
+        </w:rPr>
+        <w:t xml:space="preserve">ברקת</w:t>
+      </w:r>
+    </w:p>
+  </w:comment>
+  <w:comment w:author="Like That" w:id="0" w:date="2026-06-30T17:01:15Z">
+    <w:p>
+      <w:pPr>
+        <w:keepNext w:val="0"/>
+        <w:keepLines w:val="0"/>
+        <w:pageBreakBefore w:val="0"/>
+        <w:widowControl w:val="0"/>
+        <w:pBdr>
+          <w:top w:space="0" w:sz="0" w:val="nil"/>
+          <w:left w:space="0" w:sz="0" w:val="nil"/>
+          <w:bottom w:space="0" w:sz="0" w:val="nil"/>
+          <w:right w:space="0" w:sz="0" w:val="nil"/>
+          <w:between w:space="0" w:sz="0" w:val="nil"/>
+        </w:pBdr>
+        <w:shd w:fill="auto" w:val="clear"/>
+        <w:spacing w:after="0" w:before="0" w:line="240" w:lineRule="auto"/>
+        <w:ind w:left="0" w:right="0" w:firstLine="0"/>
+        <w:jc w:val="left"/>
+        <w:rPr>
+          <w:rFonts w:ascii="Arial" w:cs="Arial" w:eastAsia="Arial" w:hAnsi="Arial"/>
+          <w:b w:val="0"/>
+          <w:bCs w:val="0"/>
+          <w:i w:val="0"/>
+          <w:iCs w:val="0"/>
+          <w:smallCaps w:val="0"/>
+          <w:strike w:val="0"/>
+          <w:color w:val="000000"/>
+          <w:sz w:val="22"/>
+          <w:szCs w:val="22"/>
+          <w:u w:val="none"/>
+          <w:shd w:fill="auto" w:val="clear"/>
+          <w:vertAlign w:val="baseline"/>
+        </w:rPr>
+      </w:pPr>
+      <w:r>
+        <w:rPr>
+          <w:rFonts w:ascii="Arial" w:cs="Arial" w:eastAsia="Arial" w:hAnsi="Arial"/>
+          <w:b w:val="0"/>
+          <w:bCs w:val="0"/>
+          <w:i w:val="0"/>
+          <w:iCs w:val="0"/>
+          <w:smallCaps w:val="0"/>
+          <w:strike w:val="0"/>
+          <w:color w:val="000000"/>
+          <w:sz w:val="22"/>
+          <w:szCs w:val="22"/>
+          <w:u w:val="none"/>
+          <w:shd w:fill="auto" w:val="clear"/>
+          <w:vertAlign w:val="baseline"/>
+          <w:rtl w:val="1"/>
+        </w:rPr>
+        <w:t xml:space="preserve">להינעל</w:t>
+      </w:r>
+      <w:r>
+        <w:rPr>
+          <w:rFonts w:ascii="Arial" w:cs="Arial" w:eastAsia="Arial" w:hAnsi="Arial"/>
+          <w:b w:val="0"/>
+          <w:bCs w:val="0"/>
+          <w:i w:val="0"/>
+          <w:iCs w:val="0"/>
+          <w:smallCaps w:val="0"/>
+          <w:strike w:val="0"/>
+          <w:color w:val="000000"/>
+          <w:sz w:val="22"/>
+          <w:szCs w:val="22"/>
+          <w:u w:val="none"/>
+          <w:shd w:fill="auto" w:val="clear"/>
+          <w:vertAlign w:val="baseline"/>
+          <w:rtl w:val="1"/>
+        </w:rPr>
+        <w:t xml:space="preserve"> </w:t>
+      </w:r>
+      <w:r>
+        <w:rPr>
+          <w:rFonts w:ascii="Arial" w:cs="Arial" w:eastAsia="Arial" w:hAnsi="Arial"/>
+          <w:b w:val="0"/>
+          <w:bCs w:val="0"/>
+          <w:i w:val="0"/>
+          <w:iCs w:val="0"/>
+          <w:smallCaps w:val="0"/>
+          <w:strike w:val="0"/>
+          <w:color w:val="000000"/>
+          <w:sz w:val="22"/>
+          <w:szCs w:val="22"/>
+          <w:u w:val="none"/>
+          <w:shd w:fill="auto" w:val="clear"/>
+          <w:vertAlign w:val="baseline"/>
+          <w:rtl w:val="1"/>
+        </w:rPr>
+        <w:t xml:space="preserve">על</w:t>
+      </w:r>
+      <w:r>
+        <w:rPr>
+          <w:rFonts w:ascii="Arial" w:cs="Arial" w:eastAsia="Arial" w:hAnsi="Arial"/>
+          <w:b w:val="0"/>
+          <w:bCs w:val="0"/>
+          <w:i w:val="0"/>
+          <w:iCs w:val="0"/>
+          <w:smallCaps w:val="0"/>
+          <w:strike w:val="0"/>
+          <w:color w:val="000000"/>
+          <w:sz w:val="22"/>
+          <w:szCs w:val="22"/>
+          <w:u w:val="none"/>
+          <w:shd w:fill="auto" w:val="clear"/>
+          <w:vertAlign w:val="baseline"/>
+          <w:rtl w:val="1"/>
+        </w:rPr>
+        <w:t xml:space="preserve"> </w:t>
+      </w:r>
+      <w:r>
+        <w:rPr>
+          <w:rFonts w:ascii="Arial" w:cs="Arial" w:eastAsia="Arial" w:hAnsi="Arial"/>
+          <w:b w:val="0"/>
+          <w:bCs w:val="0"/>
+          <w:i w:val="0"/>
+          <w:iCs w:val="0"/>
+          <w:smallCaps w:val="0"/>
+          <w:strike w:val="0"/>
+          <w:color w:val="000000"/>
+          <w:sz w:val="22"/>
+          <w:szCs w:val="22"/>
+          <w:u w:val="none"/>
+          <w:shd w:fill="auto" w:val="clear"/>
+          <w:vertAlign w:val="baseline"/>
+          <w:rtl w:val="1"/>
+        </w:rPr>
+        <w:t xml:space="preserve">זה</w:t>
+      </w:r>
+    </w:p>
+  </w:comment>
+  <w:comment w:author="Like That" w:id="15" w:date="2026-07-04T22:02:20Z">
+    <w:p>
+      <w:pPr>
+        <w:keepNext w:val="0"/>
+        <w:keepLines w:val="0"/>
+        <w:pageBreakBefore w:val="0"/>
+        <w:widowControl w:val="0"/>
+        <w:pBdr>
+          <w:top w:space="0" w:sz="0" w:val="nil"/>
+          <w:left w:space="0" w:sz="0" w:val="nil"/>
+          <w:bottom w:space="0" w:sz="0" w:val="nil"/>
+          <w:right w:space="0" w:sz="0" w:val="nil"/>
+          <w:between w:space="0" w:sz="0" w:val="nil"/>
+        </w:pBdr>
+        <w:shd w:fill="auto" w:val="clear"/>
+        <w:spacing w:after="0" w:before="0" w:line="240" w:lineRule="auto"/>
+        <w:ind w:left="0" w:right="0" w:firstLine="0"/>
+        <w:jc w:val="left"/>
+        <w:rPr>
+          <w:rFonts w:ascii="Arial" w:cs="Arial" w:eastAsia="Arial" w:hAnsi="Arial"/>
+          <w:b w:val="0"/>
+          <w:bCs w:val="0"/>
+          <w:i w:val="0"/>
+          <w:iCs w:val="0"/>
+          <w:smallCaps w:val="0"/>
+          <w:strike w:val="0"/>
+          <w:color w:val="000000"/>
+          <w:sz w:val="22"/>
+          <w:szCs w:val="22"/>
+          <w:u w:val="none"/>
+          <w:shd w:fill="auto" w:val="clear"/>
+          <w:vertAlign w:val="baseline"/>
+        </w:rPr>
+      </w:pPr>
+      <w:r>
+        <w:rPr>
+          <w:rFonts w:ascii="Arial" w:cs="Arial" w:eastAsia="Arial" w:hAnsi="Arial"/>
+          <w:b w:val="0"/>
+          <w:bCs w:val="0"/>
+          <w:i w:val="0"/>
+          <w:iCs w:val="0"/>
+          <w:smallCaps w:val="0"/>
+          <w:strike w:val="0"/>
+          <w:color w:val="000000"/>
+          <w:sz w:val="22"/>
+          <w:szCs w:val="22"/>
+          <w:u w:val="none"/>
+          <w:shd w:fill="auto" w:val="clear"/>
+          <w:vertAlign w:val="baseline"/>
+          <w:rtl w:val="1"/>
+        </w:rPr>
+        <w:t xml:space="preserve">שונה</w:t>
+      </w:r>
+      <w:r>
+        <w:rPr>
+          <w:rFonts w:ascii="Arial" w:cs="Arial" w:eastAsia="Arial" w:hAnsi="Arial"/>
+          <w:b w:val="0"/>
+          <w:bCs w:val="0"/>
+          <w:i w:val="0"/>
+          <w:iCs w:val="0"/>
+          <w:smallCaps w:val="0"/>
+          <w:strike w:val="0"/>
+          <w:color w:val="000000"/>
+          <w:sz w:val="22"/>
+          <w:szCs w:val="22"/>
+          <w:u w:val="none"/>
+          <w:shd w:fill="auto" w:val="clear"/>
+          <w:vertAlign w:val="baseline"/>
+          <w:rtl w:val="1"/>
+        </w:rPr>
+        <w:t xml:space="preserve"> </w:t>
+      </w:r>
+      <w:r>
+        <w:rPr>
+          <w:rFonts w:ascii="Arial" w:cs="Arial" w:eastAsia="Arial" w:hAnsi="Arial"/>
+          <w:b w:val="0"/>
+          <w:bCs w:val="0"/>
+          <w:i w:val="0"/>
+          <w:iCs w:val="0"/>
+          <w:smallCaps w:val="0"/>
+          <w:strike w:val="0"/>
+          <w:color w:val="000000"/>
+          <w:sz w:val="22"/>
+          <w:szCs w:val="22"/>
+          <w:u w:val="none"/>
+          <w:shd w:fill="auto" w:val="clear"/>
+          <w:vertAlign w:val="baseline"/>
+          <w:rtl w:val="1"/>
+        </w:rPr>
+        <w:t xml:space="preserve">אחרי</w:t>
+      </w:r>
+      <w:r>
+        <w:rPr>
+          <w:rFonts w:ascii="Arial" w:cs="Arial" w:eastAsia="Arial" w:hAnsi="Arial"/>
+          <w:b w:val="0"/>
+          <w:bCs w:val="0"/>
+          <w:i w:val="0"/>
+          <w:iCs w:val="0"/>
+          <w:smallCaps w:val="0"/>
+          <w:strike w:val="0"/>
+          <w:color w:val="000000"/>
+          <w:sz w:val="22"/>
+          <w:szCs w:val="22"/>
+          <w:u w:val="none"/>
+          <w:shd w:fill="auto" w:val="clear"/>
+          <w:vertAlign w:val="baseline"/>
+          <w:rtl w:val="1"/>
+        </w:rPr>
+        <w:t xml:space="preserve"> </w:t>
+      </w:r>
+      <w:r>
+        <w:rPr>
+          <w:rFonts w:ascii="Arial" w:cs="Arial" w:eastAsia="Arial" w:hAnsi="Arial"/>
+          <w:b w:val="0"/>
+          <w:bCs w:val="0"/>
+          <w:i w:val="0"/>
+          <w:iCs w:val="0"/>
+          <w:smallCaps w:val="0"/>
+          <w:strike w:val="0"/>
+          <w:color w:val="000000"/>
+          <w:sz w:val="22"/>
+          <w:szCs w:val="22"/>
+          <w:u w:val="none"/>
+          <w:shd w:fill="auto" w:val="clear"/>
+          <w:vertAlign w:val="baseline"/>
+          <w:rtl w:val="1"/>
+        </w:rPr>
+        <w:t xml:space="preserve">גנרלית</w:t>
+      </w:r>
+    </w:p>
+  </w:comment>
+  <w:comment w:author="Like That" w:id="3" w:date="2026-06-30T17:23:11Z">
+    <w:p>
+      <w:pPr>
+        <w:keepNext w:val="0"/>
+        <w:keepLines w:val="0"/>
+        <w:pageBreakBefore w:val="0"/>
+        <w:widowControl w:val="0"/>
+        <w:pBdr>
+          <w:top w:space="0" w:sz="0" w:val="nil"/>
+          <w:left w:space="0" w:sz="0" w:val="nil"/>
+          <w:bottom w:space="0" w:sz="0" w:val="nil"/>
+          <w:right w:space="0" w:sz="0" w:val="nil"/>
+          <w:between w:space="0" w:sz="0" w:val="nil"/>
+        </w:pBdr>
+        <w:shd w:fill="auto" w:val="clear"/>
+        <w:spacing w:after="0" w:before="0" w:line="240" w:lineRule="auto"/>
+        <w:ind w:left="0" w:right="0" w:firstLine="0"/>
+        <w:jc w:val="left"/>
+        <w:rPr>
+          <w:rFonts w:ascii="Arial" w:cs="Arial" w:eastAsia="Arial" w:hAnsi="Arial"/>
+          <w:b w:val="0"/>
+          <w:bCs w:val="0"/>
+          <w:i w:val="0"/>
+          <w:iCs w:val="0"/>
+          <w:smallCaps w:val="0"/>
+          <w:strike w:val="0"/>
+          <w:color w:val="000000"/>
+          <w:sz w:val="22"/>
+          <w:szCs w:val="22"/>
+          <w:u w:val="none"/>
+          <w:shd w:fill="auto" w:val="clear"/>
+          <w:vertAlign w:val="baseline"/>
+        </w:rPr>
+      </w:pPr>
+      <w:r>
+        <w:rPr>
+          <w:rFonts w:ascii="Arial" w:cs="Arial" w:eastAsia="Arial" w:hAnsi="Arial"/>
+          <w:b w:val="0"/>
+          <w:bCs w:val="0"/>
+          <w:i w:val="0"/>
+          <w:iCs w:val="0"/>
+          <w:smallCaps w:val="0"/>
+          <w:strike w:val="0"/>
+          <w:color w:val="000000"/>
+          <w:sz w:val="22"/>
+          <w:szCs w:val="22"/>
+          <w:u w:val="none"/>
+          <w:shd w:fill="auto" w:val="clear"/>
+          <w:vertAlign w:val="baseline"/>
+          <w:rtl w:val="1"/>
+        </w:rPr>
+        <w:t xml:space="preserve">אלתרה</w:t>
+      </w:r>
+      <w:r>
+        <w:rPr>
+          <w:rFonts w:ascii="Arial" w:cs="Arial" w:eastAsia="Arial" w:hAnsi="Arial"/>
+          <w:b w:val="0"/>
+          <w:bCs w:val="0"/>
+          <w:i w:val="0"/>
+          <w:iCs w:val="0"/>
+          <w:smallCaps w:val="0"/>
+          <w:strike w:val="0"/>
+          <w:color w:val="000000"/>
+          <w:sz w:val="22"/>
+          <w:szCs w:val="22"/>
+          <w:u w:val="none"/>
+          <w:shd w:fill="auto" w:val="clear"/>
+          <w:vertAlign w:val="baseline"/>
+          <w:rtl w:val="0"/>
+        </w:rPr>
+        <w:t xml:space="preserve">?</w:t>
+      </w:r>
+    </w:p>
+  </w:comment>
+  <w:comment w:author="Like That" w:id="4" w:date="2026-06-30T17:23:36Z">
+    <w:p>
+      <w:pPr>
+        <w:keepNext w:val="0"/>
+        <w:keepLines w:val="0"/>
+        <w:pageBreakBefore w:val="0"/>
+        <w:widowControl w:val="0"/>
+        <w:pBdr>
+          <w:top w:space="0" w:sz="0" w:val="nil"/>
+          <w:left w:space="0" w:sz="0" w:val="nil"/>
+          <w:bottom w:space="0" w:sz="0" w:val="nil"/>
+          <w:right w:space="0" w:sz="0" w:val="nil"/>
+          <w:between w:space="0" w:sz="0" w:val="nil"/>
+        </w:pBdr>
+        <w:shd w:fill="auto" w:val="clear"/>
+        <w:spacing w:after="0" w:before="0" w:line="240" w:lineRule="auto"/>
+        <w:ind w:left="0" w:right="0" w:firstLine="0"/>
+        <w:jc w:val="left"/>
+        <w:rPr>
+          <w:rFonts w:ascii="Arial" w:cs="Arial" w:eastAsia="Arial" w:hAnsi="Arial"/>
+          <w:b w:val="0"/>
+          <w:bCs w:val="0"/>
+          <w:i w:val="0"/>
+          <w:iCs w:val="0"/>
+          <w:smallCaps w:val="0"/>
+          <w:strike w:val="0"/>
+          <w:color w:val="000000"/>
+          <w:sz w:val="22"/>
+          <w:szCs w:val="22"/>
+          <w:u w:val="none"/>
+          <w:shd w:fill="auto" w:val="clear"/>
+          <w:vertAlign w:val="baseline"/>
+        </w:rPr>
+      </w:pPr>
+      <w:r>
+        <w:rPr>
+          <w:rFonts w:ascii="Arial" w:cs="Arial" w:eastAsia="Arial" w:hAnsi="Arial"/>
+          <w:b w:val="0"/>
+          <w:bCs w:val="0"/>
+          <w:i w:val="0"/>
+          <w:iCs w:val="0"/>
+          <w:smallCaps w:val="0"/>
+          <w:strike w:val="0"/>
+          <w:color w:val="000000"/>
+          <w:sz w:val="22"/>
+          <w:szCs w:val="22"/>
+          <w:u w:val="none"/>
+          <w:shd w:fill="auto" w:val="clear"/>
+          <w:vertAlign w:val="baseline"/>
+          <w:rtl w:val="1"/>
+        </w:rPr>
+        <w:t xml:space="preserve">כנל</w:t>
+      </w:r>
+      <w:r>
+        <w:rPr>
+          <w:rFonts w:ascii="Arial" w:cs="Arial" w:eastAsia="Arial" w:hAnsi="Arial"/>
+          <w:b w:val="0"/>
+          <w:bCs w:val="0"/>
+          <w:i w:val="0"/>
+          <w:iCs w:val="0"/>
+          <w:smallCaps w:val="0"/>
+          <w:strike w:val="0"/>
+          <w:color w:val="000000"/>
+          <w:sz w:val="22"/>
+          <w:szCs w:val="22"/>
+          <w:u w:val="none"/>
+          <w:shd w:fill="auto" w:val="clear"/>
+          <w:vertAlign w:val="baseline"/>
+          <w:rtl w:val="1"/>
+        </w:rPr>
+        <w:t xml:space="preserve"> </w:t>
+      </w:r>
+      <w:r>
+        <w:rPr>
+          <w:rFonts w:ascii="Arial" w:cs="Arial" w:eastAsia="Arial" w:hAnsi="Arial"/>
+          <w:b w:val="0"/>
+          <w:bCs w:val="0"/>
+          <w:i w:val="0"/>
+          <w:iCs w:val="0"/>
+          <w:smallCaps w:val="0"/>
+          <w:strike w:val="0"/>
+          <w:color w:val="000000"/>
+          <w:sz w:val="22"/>
+          <w:szCs w:val="22"/>
+          <w:u w:val="none"/>
+          <w:shd w:fill="auto" w:val="clear"/>
+          <w:vertAlign w:val="baseline"/>
+          <w:rtl w:val="1"/>
+        </w:rPr>
+        <w:t xml:space="preserve">בורקס</w:t>
+      </w:r>
+      <w:r>
+        <w:rPr>
+          <w:rFonts w:ascii="Arial" w:cs="Arial" w:eastAsia="Arial" w:hAnsi="Arial"/>
+          <w:b w:val="0"/>
+          <w:bCs w:val="0"/>
+          <w:i w:val="0"/>
+          <w:iCs w:val="0"/>
+          <w:smallCaps w:val="0"/>
+          <w:strike w:val="0"/>
+          <w:color w:val="000000"/>
+          <w:sz w:val="22"/>
+          <w:szCs w:val="22"/>
+          <w:u w:val="none"/>
+          <w:shd w:fill="auto" w:val="clear"/>
+          <w:vertAlign w:val="baseline"/>
+          <w:rtl w:val="1"/>
+        </w:rPr>
+        <w:t xml:space="preserve"> </w:t>
+      </w:r>
+      <w:r>
+        <w:rPr>
+          <w:rFonts w:ascii="Arial" w:cs="Arial" w:eastAsia="Arial" w:hAnsi="Arial"/>
+          <w:b w:val="0"/>
+          <w:bCs w:val="0"/>
+          <w:i w:val="0"/>
+          <w:iCs w:val="0"/>
+          <w:smallCaps w:val="0"/>
+          <w:strike w:val="0"/>
+          <w:color w:val="000000"/>
+          <w:sz w:val="22"/>
+          <w:szCs w:val="22"/>
+          <w:u w:val="none"/>
+          <w:shd w:fill="auto" w:val="clear"/>
+          <w:vertAlign w:val="baseline"/>
+          <w:rtl w:val="1"/>
+        </w:rPr>
+        <w:t xml:space="preserve">תעברי</w:t>
+      </w:r>
+      <w:r>
+        <w:rPr>
+          <w:rFonts w:ascii="Arial" w:cs="Arial" w:eastAsia="Arial" w:hAnsi="Arial"/>
+          <w:b w:val="0"/>
+          <w:bCs w:val="0"/>
+          <w:i w:val="0"/>
+          <w:iCs w:val="0"/>
+          <w:smallCaps w:val="0"/>
+          <w:strike w:val="0"/>
+          <w:color w:val="000000"/>
+          <w:sz w:val="22"/>
+          <w:szCs w:val="22"/>
+          <w:u w:val="none"/>
+          <w:shd w:fill="auto" w:val="clear"/>
+          <w:vertAlign w:val="baseline"/>
+          <w:rtl w:val="1"/>
+        </w:rPr>
+        <w:t xml:space="preserve"> </w:t>
+      </w:r>
+      <w:r>
+        <w:rPr>
+          <w:rFonts w:ascii="Arial" w:cs="Arial" w:eastAsia="Arial" w:hAnsi="Arial"/>
+          <w:b w:val="0"/>
+          <w:bCs w:val="0"/>
+          <w:i w:val="0"/>
+          <w:iCs w:val="0"/>
+          <w:smallCaps w:val="0"/>
+          <w:strike w:val="0"/>
+          <w:color w:val="000000"/>
+          <w:sz w:val="22"/>
+          <w:szCs w:val="22"/>
+          <w:u w:val="none"/>
+          <w:shd w:fill="auto" w:val="clear"/>
+          <w:vertAlign w:val="baseline"/>
+          <w:rtl w:val="1"/>
+        </w:rPr>
+        <w:t xml:space="preserve">תוודאי</w:t>
+      </w:r>
+      <w:r>
+        <w:rPr>
+          <w:rFonts w:ascii="Arial" w:cs="Arial" w:eastAsia="Arial" w:hAnsi="Arial"/>
+          <w:b w:val="0"/>
+          <w:bCs w:val="0"/>
+          <w:i w:val="0"/>
+          <w:iCs w:val="0"/>
+          <w:smallCaps w:val="0"/>
+          <w:strike w:val="0"/>
+          <w:color w:val="000000"/>
+          <w:sz w:val="22"/>
+          <w:szCs w:val="22"/>
+          <w:u w:val="none"/>
+          <w:shd w:fill="auto" w:val="clear"/>
+          <w:vertAlign w:val="baseline"/>
+          <w:rtl w:val="1"/>
+        </w:rPr>
+        <w:t xml:space="preserve"> </w:t>
+      </w:r>
+      <w:r>
+        <w:rPr>
+          <w:rFonts w:ascii="Arial" w:cs="Arial" w:eastAsia="Arial" w:hAnsi="Arial"/>
+          <w:b w:val="0"/>
+          <w:bCs w:val="0"/>
+          <w:i w:val="0"/>
+          <w:iCs w:val="0"/>
+          <w:smallCaps w:val="0"/>
+          <w:strike w:val="0"/>
+          <w:color w:val="000000"/>
+          <w:sz w:val="22"/>
+          <w:szCs w:val="22"/>
+          <w:u w:val="none"/>
+          <w:shd w:fill="auto" w:val="clear"/>
+          <w:vertAlign w:val="baseline"/>
+          <w:rtl w:val="1"/>
+        </w:rPr>
+        <w:t xml:space="preserve">שאת</w:t>
+      </w:r>
+      <w:r>
+        <w:rPr>
+          <w:rFonts w:ascii="Arial" w:cs="Arial" w:eastAsia="Arial" w:hAnsi="Arial"/>
+          <w:b w:val="0"/>
+          <w:bCs w:val="0"/>
+          <w:i w:val="0"/>
+          <w:iCs w:val="0"/>
+          <w:smallCaps w:val="0"/>
+          <w:strike w:val="0"/>
+          <w:color w:val="000000"/>
+          <w:sz w:val="22"/>
+          <w:szCs w:val="22"/>
+          <w:u w:val="none"/>
+          <w:shd w:fill="auto" w:val="clear"/>
+          <w:vertAlign w:val="baseline"/>
+          <w:rtl w:val="1"/>
+        </w:rPr>
+        <w:t xml:space="preserve"> </w:t>
+      </w:r>
+      <w:r>
+        <w:rPr>
+          <w:rFonts w:ascii="Arial" w:cs="Arial" w:eastAsia="Arial" w:hAnsi="Arial"/>
+          <w:b w:val="0"/>
+          <w:bCs w:val="0"/>
+          <w:i w:val="0"/>
+          <w:iCs w:val="0"/>
+          <w:smallCaps w:val="0"/>
+          <w:strike w:val="0"/>
+          <w:color w:val="000000"/>
+          <w:sz w:val="22"/>
+          <w:szCs w:val="22"/>
+          <w:u w:val="none"/>
+          <w:shd w:fill="auto" w:val="clear"/>
+          <w:vertAlign w:val="baseline"/>
+          <w:rtl w:val="1"/>
+        </w:rPr>
+        <w:t xml:space="preserve">צמודה</w:t>
+      </w:r>
+      <w:r>
+        <w:rPr>
+          <w:rFonts w:ascii="Arial" w:cs="Arial" w:eastAsia="Arial" w:hAnsi="Arial"/>
+          <w:b w:val="0"/>
+          <w:bCs w:val="0"/>
+          <w:i w:val="0"/>
+          <w:iCs w:val="0"/>
+          <w:smallCaps w:val="0"/>
+          <w:strike w:val="0"/>
+          <w:color w:val="000000"/>
+          <w:sz w:val="22"/>
+          <w:szCs w:val="22"/>
+          <w:u w:val="none"/>
+          <w:shd w:fill="auto" w:val="clear"/>
+          <w:vertAlign w:val="baseline"/>
+          <w:rtl w:val="1"/>
+        </w:rPr>
+        <w:t xml:space="preserve"> </w:t>
+      </w:r>
+      <w:r>
+        <w:rPr>
+          <w:rFonts w:ascii="Arial" w:cs="Arial" w:eastAsia="Arial" w:hAnsi="Arial"/>
+          <w:b w:val="0"/>
+          <w:bCs w:val="0"/>
+          <w:i w:val="0"/>
+          <w:iCs w:val="0"/>
+          <w:smallCaps w:val="0"/>
+          <w:strike w:val="0"/>
+          <w:color w:val="000000"/>
+          <w:sz w:val="22"/>
+          <w:szCs w:val="22"/>
+          <w:u w:val="none"/>
+          <w:shd w:fill="auto" w:val="clear"/>
+          <w:vertAlign w:val="baseline"/>
+          <w:rtl w:val="1"/>
+        </w:rPr>
+        <w:t xml:space="preserve">לטקסט</w:t>
+      </w:r>
+    </w:p>
+  </w:comment>
+</w:comments>
 </file>
 
 <file path=word/numbering.xml><?xml version="1.0" encoding="utf-8"?>

--- a/dialogue_only_script.docx
+++ b/dialogue_only_script.docx
@@ -1347,24 +1347,41 @@
           <w:szCs w:val="24"/>
           <w:rtl w:val="0"/>
         </w:rPr>
-        <w:t xml:space="preserve">(----)</w:t>
-      </w:r>
-    </w:p>
-    <w:p>
-      <w:pPr>
-        <w:spacing w:after="200" w:lineRule="auto"/>
-        <w:rPr>
-          <w:sz w:val="24"/>
-          <w:szCs w:val="24"/>
-        </w:rPr>
-      </w:pPr>
-      <w:r>
-        <w:rPr>
-          <w:sz w:val="24"/>
-          <w:szCs w:val="24"/>
-          <w:rtl w:val="0"/>
-        </w:rPr>
-        <w:t xml:space="preserve">Hey, Paul. - Yeah?</w:t>
+        <w:t xml:space="preserve">[blank]</w:t>
+      </w:r>
+    </w:p>
+    <w:p>
+      <w:pPr>
+        <w:spacing w:after="200" w:lineRule="auto"/>
+        <w:rPr>
+          <w:sz w:val="24"/>
+          <w:szCs w:val="24"/>
+        </w:rPr>
+      </w:pPr>
+      <w:r>
+        <w:rPr>
+          <w:sz w:val="24"/>
+          <w:szCs w:val="24"/>
+          <w:rtl w:val="0"/>
+        </w:rPr>
+        <w:t xml:space="preserve">Hey, Paul. </w:t>
+      </w:r>
+    </w:p>
+    <w:p>
+      <w:pPr>
+        <w:spacing w:after="200" w:lineRule="auto"/>
+        <w:rPr>
+          <w:sz w:val="24"/>
+          <w:szCs w:val="24"/>
+        </w:rPr>
+      </w:pPr>
+      <w:r>
+        <w:rPr>
+          <w:sz w:val="24"/>
+          <w:szCs w:val="24"/>
+          <w:rtl w:val="0"/>
+        </w:rPr>
+        <w:t xml:space="preserve">Yeah?</w:t>
       </w:r>
     </w:p>
     <w:p>
@@ -2956,7 +2973,7 @@
           <w:szCs w:val="24"/>
           <w:rtl w:val="0"/>
         </w:rPr>
-        <w:t xml:space="preserve">(----)</w:t>
+        <w:t xml:space="preserve">[blank]</w:t>
       </w:r>
     </w:p>
     <w:p>
@@ -3031,7 +3048,7 @@
     </w:p>
     <w:p>
       <w:pPr>
-        <w:spacing w:after="200" w:lineRule="auto"/>
+        <w:widowControl w:val="0"/>
         <w:rPr>
           <w:sz w:val="24"/>
           <w:szCs w:val="24"/>
@@ -3803,7 +3820,7 @@
           <w:rtl w:val="0"/>
         </w:rPr>
         <w:br w:type="textWrapping"/>
-        <w:t xml:space="preserve">It’s another job piled on top of my already shitty paying job. </w:t>
+        <w:t xml:space="preserve">It’s just another job piled on top of my already shitty paying job. </w:t>
       </w:r>
     </w:p>
     <w:p>
@@ -3866,8 +3883,40 @@
           <w:rtl w:val="0"/>
         </w:rPr>
         <w:t xml:space="preserve">have to make coffee for these assholes! </w:t>
-        <w:br w:type="textWrapping"/>
-        <w:br w:type="textWrapping"/>
+      </w:r>
+    </w:p>
+    <w:p>
+      <w:pPr>
+        <w:widowControl w:val="0"/>
+        <w:spacing w:before="23" w:lineRule="auto"/>
+        <w:ind w:right="45"/>
+        <w:rPr>
+          <w:sz w:val="24"/>
+          <w:szCs w:val="24"/>
+        </w:rPr>
+      </w:pPr>
+      <w:r>
+        <w:rPr>
+          <w:rtl w:val="0"/>
+        </w:rPr>
+      </w:r>
+    </w:p>
+    <w:p>
+      <w:pPr>
+        <w:widowControl w:val="0"/>
+        <w:spacing w:before="23" w:lineRule="auto"/>
+        <w:ind w:right="45"/>
+        <w:rPr>
+          <w:sz w:val="24"/>
+          <w:szCs w:val="24"/>
+        </w:rPr>
+      </w:pPr>
+      <w:r>
+        <w:rPr>
+          <w:sz w:val="24"/>
+          <w:szCs w:val="24"/>
+          <w:rtl w:val="0"/>
+        </w:rPr>
         <w:t xml:space="preserve">Not that you’re an asshole. Well, you </w:t>
       </w:r>
       <w:r>
@@ -3889,9 +3938,76 @@
         <w:t xml:space="preserve">be an asshole. </w:t>
         <w:br w:type="textWrapping"/>
         <w:br w:type="textWrapping"/>
-        <w:t xml:space="preserve">How much did you tip? Five bucks! </w:t>
-        <w:br w:type="textWrapping"/>
-        <w:br w:type="textWrapping"/>
+        <w:t xml:space="preserve">How much did you tip? </w:t>
+      </w:r>
+    </w:p>
+    <w:p>
+      <w:pPr>
+        <w:widowControl w:val="0"/>
+        <w:spacing w:before="23" w:lineRule="auto"/>
+        <w:ind w:right="45"/>
+        <w:rPr>
+          <w:sz w:val="24"/>
+          <w:szCs w:val="24"/>
+        </w:rPr>
+      </w:pPr>
+      <w:r>
+        <w:rPr>
+          <w:rtl w:val="0"/>
+        </w:rPr>
+      </w:r>
+    </w:p>
+    <w:p>
+      <w:pPr>
+        <w:widowControl w:val="0"/>
+        <w:spacing w:before="23" w:lineRule="auto"/>
+        <w:ind w:right="45"/>
+        <w:rPr>
+          <w:sz w:val="24"/>
+          <w:szCs w:val="24"/>
+        </w:rPr>
+      </w:pPr>
+      <w:r>
+        <w:rPr>
+          <w:sz w:val="24"/>
+          <w:szCs w:val="24"/>
+          <w:rtl w:val="0"/>
+        </w:rPr>
+        <w:t xml:space="preserve">Five bucks! </w:t>
+      </w:r>
+    </w:p>
+    <w:p>
+      <w:pPr>
+        <w:widowControl w:val="0"/>
+        <w:spacing w:before="23" w:lineRule="auto"/>
+        <w:ind w:right="45"/>
+        <w:rPr>
+          <w:sz w:val="24"/>
+          <w:szCs w:val="24"/>
+        </w:rPr>
+      </w:pPr>
+      <w:r>
+        <w:rPr>
+          <w:rtl w:val="0"/>
+        </w:rPr>
+      </w:r>
+    </w:p>
+    <w:p>
+      <w:pPr>
+        <w:widowControl w:val="0"/>
+        <w:spacing w:before="23" w:lineRule="auto"/>
+        <w:ind w:right="45"/>
+        <w:rPr>
+          <w:sz w:val="24"/>
+          <w:szCs w:val="24"/>
+        </w:rPr>
+      </w:pPr>
+      <w:r>
+        <w:rPr>
+          <w:sz w:val="24"/>
+          <w:szCs w:val="24"/>
+          <w:rtl w:val="0"/>
+        </w:rPr>
         <w:t xml:space="preserve">You meant this just for me, right? </w:t>
         <w:br w:type="textWrapping"/>
         <w:br w:type="textWrapping"/>
@@ -3992,7 +4108,7 @@
         <w:t xml:space="preserve">younger than me. </w:t>
         <w:br w:type="textWrapping"/>
         <w:br w:type="textWrapping"/>
-        <w:t xml:space="preserve">She’s hired all her little theater friends, </w:t>
+        <w:t xml:space="preserve">She hired all her little theater friends, </w:t>
         <w:br w:type="textWrapping"/>
         <w:br w:type="textWrapping"/>
         <w:t xml:space="preserve">and they will not shut the fuck up about some </w:t>
@@ -4312,19 +4428,50 @@
     </w:p>
     <w:p>
       <w:pPr>
-        <w:spacing w:after="200" w:lineRule="auto"/>
-        <w:rPr>
-          <w:sz w:val="24"/>
-          <w:szCs w:val="24"/>
-        </w:rPr>
-      </w:pPr>
-      <w:r>
-        <w:rPr>
-          <w:sz w:val="24"/>
-          <w:szCs w:val="24"/>
-          <w:rtl w:val="0"/>
-        </w:rPr>
-        <w:t xml:space="preserve">(----)</w:t>
+        <w:widowControl w:val="0"/>
+        <w:spacing w:before="24" w:lineRule="auto"/>
+        <w:rPr>
+          <w:sz w:val="24"/>
+          <w:szCs w:val="24"/>
+        </w:rPr>
+      </w:pPr>
+      <w:r>
+        <w:rPr>
+          <w:rtl w:val="0"/>
+        </w:rPr>
+      </w:r>
+    </w:p>
+    <w:p>
+      <w:pPr>
+        <w:widowControl w:val="0"/>
+        <w:spacing w:before="24" w:lineRule="auto"/>
+        <w:rPr>
+          <w:sz w:val="24"/>
+          <w:szCs w:val="24"/>
+        </w:rPr>
+      </w:pPr>
+      <w:r>
+        <w:rPr>
+          <w:sz w:val="24"/>
+          <w:szCs w:val="24"/>
+          <w:rtl w:val="0"/>
+        </w:rPr>
+        <w:t xml:space="preserve">[blank]</w:t>
+      </w:r>
+    </w:p>
+    <w:p>
+      <w:pPr>
+        <w:widowControl w:val="0"/>
+        <w:spacing w:before="24" w:lineRule="auto"/>
+        <w:rPr>
+          <w:sz w:val="24"/>
+          <w:szCs w:val="24"/>
+        </w:rPr>
+      </w:pPr>
+      <w:r>
+        <w:rPr>
+          <w:rtl w:val="0"/>
+        </w:rPr>
       </w:r>
     </w:p>
     <w:p>
@@ -4385,7 +4532,7 @@
           <w:szCs w:val="24"/>
           <w:rtl w:val="0"/>
         </w:rPr>
-        <w:t xml:space="preserve">Hi! -</w:t>
+        <w:t xml:space="preserve">Hi! </w:t>
       </w:r>
     </w:p>
     <w:p>
@@ -4470,24 +4617,7 @@
           <w:szCs w:val="24"/>
           <w:rtl w:val="0"/>
         </w:rPr>
-        <w:t xml:space="preserve">I just wanna talk to you about all the ways you can help </w:t>
-      </w:r>
-    </w:p>
-    <w:p>
-      <w:pPr>
-        <w:spacing w:after="200" w:lineRule="auto"/>
-        <w:rPr>
-          <w:sz w:val="24"/>
-          <w:szCs w:val="24"/>
-        </w:rPr>
-      </w:pPr>
-      <w:r>
-        <w:rPr>
-          <w:sz w:val="24"/>
-          <w:szCs w:val="24"/>
-          <w:rtl w:val="0"/>
-        </w:rPr>
-        <w:t xml:space="preserve">contribute to Greenpeace’s efforts around the globe…</w:t>
+        <w:t xml:space="preserve">I just wanna talk to you about all the ways you can help contribute to Greenpeace’s efforts around the globe…</w:t>
       </w:r>
     </w:p>
     <w:p>
@@ -5741,7 +5871,7 @@
           <w:szCs w:val="24"/>
           <w:rtl w:val="0"/>
         </w:rPr>
-        <w:t xml:space="preserve">[----]</w:t>
+        <w:t xml:space="preserve">[blank]</w:t>
       </w:r>
     </w:p>
     <w:p>
@@ -7642,7 +7772,7 @@
           <w:szCs w:val="24"/>
           <w:rtl w:val="0"/>
         </w:rPr>
-        <w:t xml:space="preserve">(----)</w:t>
+        <w:t xml:space="preserve">[blank]</w:t>
       </w:r>
     </w:p>
     <w:p>
@@ -10184,7 +10314,7 @@
           <w:szCs w:val="24"/>
           <w:rtl w:val="0"/>
         </w:rPr>
-        <w:t xml:space="preserve">(----)</w:t>
+        <w:t xml:space="preserve">[blank]</w:t>
       </w:r>
     </w:p>
     <w:p>
@@ -10600,7 +10730,7 @@
           <w:szCs w:val="24"/>
           <w:rtl w:val="0"/>
         </w:rPr>
-        <w:t xml:space="preserve">(----)</w:t>
+        <w:t xml:space="preserve">[blank]</w:t>
       </w:r>
     </w:p>
     <w:p>
@@ -10662,6 +10792,79 @@
           <w:szCs w:val="24"/>
         </w:rPr>
       </w:pPr>
+      <w:r>
+        <w:rPr>
+          <w:sz w:val="24"/>
+          <w:szCs w:val="24"/>
+          <w:rtl w:val="0"/>
+        </w:rPr>
+        <w:t xml:space="preserve">Why are there so many fucking rats in this shitty alleyway?</w:t>
+      </w:r>
+      <w:r>
+        <w:rPr>
+          <w:rtl w:val="0"/>
+        </w:rPr>
+      </w:r>
+    </w:p>
+    <w:p>
+      <w:pPr>
+        <w:spacing w:after="200" w:lineRule="auto"/>
+        <w:rPr>
+          <w:sz w:val="24"/>
+          <w:szCs w:val="24"/>
+        </w:rPr>
+      </w:pPr>
+      <w:r>
+        <w:rPr>
+          <w:sz w:val="24"/>
+          <w:szCs w:val="24"/>
+          <w:rtl w:val="0"/>
+        </w:rPr>
+        <w:t xml:space="preserve">No no… there was one time a kid threw a bunch of cheese around here…</w:t>
+      </w:r>
+    </w:p>
+    <w:p>
+      <w:pPr>
+        <w:spacing w:after="200" w:lineRule="auto"/>
+        <w:rPr>
+          <w:sz w:val="24"/>
+          <w:szCs w:val="24"/>
+        </w:rPr>
+      </w:pPr>
+      <w:r>
+        <w:rPr>
+          <w:sz w:val="24"/>
+          <w:szCs w:val="24"/>
+          <w:rtl w:val="0"/>
+        </w:rPr>
+        <w:t xml:space="preserve">What?</w:t>
+      </w:r>
+    </w:p>
+    <w:p>
+      <w:pPr>
+        <w:spacing w:after="200" w:lineRule="auto"/>
+        <w:rPr>
+          <w:sz w:val="24"/>
+          <w:szCs w:val="24"/>
+        </w:rPr>
+      </w:pPr>
+      <w:r>
+        <w:rPr>
+          <w:sz w:val="24"/>
+          <w:szCs w:val="24"/>
+          <w:rtl w:val="0"/>
+        </w:rPr>
+        <w:t xml:space="preserve">Yeah, it’s been like 5 years, my dad actually called the exterminator and then -</w:t>
+      </w:r>
+    </w:p>
+    <w:p>
+      <w:pPr>
+        <w:spacing w:after="200" w:lineRule="auto"/>
+        <w:rPr>
+          <w:sz w:val="24"/>
+          <w:szCs w:val="24"/>
+        </w:rPr>
+      </w:pPr>
       <w:commentRangeStart w:id="3"/>
       <w:r>
         <w:rPr>
@@ -10669,7 +10872,24 @@
           <w:szCs w:val="24"/>
           <w:rtl w:val="0"/>
         </w:rPr>
-        <w:t xml:space="preserve">Why are there so many fucking rats in this shitty alleyway?</w:t>
+        <w:t xml:space="preserve">Paul, there are a LOT of dead ends around here </w:t>
+      </w:r>
+    </w:p>
+    <w:p>
+      <w:pPr>
+        <w:spacing w:after="200" w:lineRule="auto"/>
+        <w:rPr>
+          <w:sz w:val="24"/>
+          <w:szCs w:val="24"/>
+        </w:rPr>
+      </w:pPr>
+      <w:r>
+        <w:rPr>
+          <w:sz w:val="24"/>
+          <w:szCs w:val="24"/>
+          <w:rtl w:val="0"/>
+        </w:rPr>
+        <w:t xml:space="preserve">so I just want to make sure you know where you’re going… Are you…?</w:t>
       </w:r>
       <w:commentRangeEnd w:id="3"/>
       <w:r>
@@ -10695,41 +10915,92 @@
           <w:szCs w:val="24"/>
           <w:rtl w:val="0"/>
         </w:rPr>
-        <w:t xml:space="preserve">No no… there was one time a kid threw a bunch of cheese around here…</w:t>
-      </w:r>
-    </w:p>
-    <w:p>
-      <w:pPr>
-        <w:spacing w:after="200" w:lineRule="auto"/>
-        <w:rPr>
-          <w:sz w:val="24"/>
-          <w:szCs w:val="24"/>
-        </w:rPr>
-      </w:pPr>
-      <w:r>
-        <w:rPr>
-          <w:sz w:val="24"/>
-          <w:szCs w:val="24"/>
-          <w:rtl w:val="0"/>
-        </w:rPr>
-        <w:t xml:space="preserve">-What?</w:t>
-      </w:r>
-    </w:p>
-    <w:p>
-      <w:pPr>
-        <w:spacing w:after="200" w:lineRule="auto"/>
-        <w:rPr>
-          <w:sz w:val="24"/>
-          <w:szCs w:val="24"/>
-        </w:rPr>
-      </w:pPr>
-      <w:r>
-        <w:rPr>
-          <w:sz w:val="24"/>
-          <w:szCs w:val="24"/>
-          <w:rtl w:val="0"/>
-        </w:rPr>
-        <w:t xml:space="preserve">Yeah, it’s been like 5 years, my dad actually called the exterminator and then -</w:t>
+        <w:t xml:space="preserve">Yeah no… no. That’s a dead end.</w:t>
+      </w:r>
+    </w:p>
+    <w:p>
+      <w:pPr>
+        <w:spacing w:after="200" w:lineRule="auto"/>
+        <w:rPr>
+          <w:sz w:val="24"/>
+          <w:szCs w:val="24"/>
+        </w:rPr>
+      </w:pPr>
+      <w:r>
+        <w:rPr>
+          <w:sz w:val="24"/>
+          <w:szCs w:val="24"/>
+          <w:rtl w:val="0"/>
+        </w:rPr>
+        <w:t xml:space="preserve">oh…ok….</w:t>
+      </w:r>
+    </w:p>
+    <w:p>
+      <w:pPr>
+        <w:spacing w:after="200" w:lineRule="auto"/>
+        <w:rPr>
+          <w:sz w:val="24"/>
+          <w:szCs w:val="24"/>
+        </w:rPr>
+      </w:pPr>
+      <w:r>
+        <w:rPr>
+          <w:sz w:val="24"/>
+          <w:szCs w:val="24"/>
+          <w:rtl w:val="0"/>
+        </w:rPr>
+        <w:t xml:space="preserve">Let’s go the other way.</w:t>
+      </w:r>
+    </w:p>
+    <w:p>
+      <w:pPr>
+        <w:spacing w:after="200" w:lineRule="auto"/>
+        <w:rPr>
+          <w:sz w:val="24"/>
+          <w:szCs w:val="24"/>
+        </w:rPr>
+      </w:pPr>
+      <w:r>
+        <w:rPr>
+          <w:sz w:val="24"/>
+          <w:szCs w:val="24"/>
+          <w:rtl w:val="0"/>
+        </w:rPr>
+        <w:t xml:space="preserve">So, you know, maybe it’s a bad time…</w:t>
+      </w:r>
+    </w:p>
+    <w:p>
+      <w:pPr>
+        <w:spacing w:after="200" w:lineRule="auto"/>
+        <w:rPr>
+          <w:sz w:val="24"/>
+          <w:szCs w:val="24"/>
+        </w:rPr>
+      </w:pPr>
+      <w:r>
+        <w:rPr>
+          <w:sz w:val="24"/>
+          <w:szCs w:val="24"/>
+          <w:rtl w:val="0"/>
+        </w:rPr>
+        <w:t xml:space="preserve">but do you like film? Cinema?</w:t>
+      </w:r>
+    </w:p>
+    <w:p>
+      <w:pPr>
+        <w:spacing w:after="200" w:lineRule="auto"/>
+        <w:rPr>
+          <w:sz w:val="24"/>
+          <w:szCs w:val="24"/>
+        </w:rPr>
+      </w:pPr>
+      <w:r>
+        <w:rPr>
+          <w:sz w:val="24"/>
+          <w:szCs w:val="24"/>
+          <w:rtl w:val="0"/>
+        </w:rPr>
+        <w:t xml:space="preserve">You know what? Yes. That is… That is a bad time.</w:t>
       </w:r>
     </w:p>
     <w:p>
@@ -10741,154 +11012,8 @@
         </w:rPr>
       </w:pPr>
       <w:commentRangeStart w:id="4"/>
-      <w:r>
-        <w:rPr>
-          <w:sz w:val="24"/>
-          <w:szCs w:val="24"/>
-          <w:rtl w:val="0"/>
-        </w:rPr>
-        <w:t xml:space="preserve">Paul, there are a LOT of dead ends around here </w:t>
-      </w:r>
-    </w:p>
-    <w:p>
-      <w:pPr>
-        <w:spacing w:after="200" w:lineRule="auto"/>
-        <w:rPr>
-          <w:sz w:val="24"/>
-          <w:szCs w:val="24"/>
-        </w:rPr>
-      </w:pPr>
-      <w:r>
-        <w:rPr>
-          <w:sz w:val="24"/>
-          <w:szCs w:val="24"/>
-          <w:rtl w:val="0"/>
-        </w:rPr>
-        <w:t xml:space="preserve">so I just want to make sure you know where you’re going… Are you…?</w:t>
-      </w:r>
-      <w:commentRangeEnd w:id="4"/>
-      <w:r>
-        <w:commentReference w:id="4"/>
-      </w:r>
-      <w:r>
-        <w:rPr>
-          <w:rtl w:val="0"/>
-        </w:rPr>
-      </w:r>
-    </w:p>
-    <w:p>
-      <w:pPr>
-        <w:spacing w:after="200" w:lineRule="auto"/>
-        <w:rPr>
-          <w:sz w:val="24"/>
-          <w:szCs w:val="24"/>
-        </w:rPr>
-      </w:pPr>
-      <w:r>
-        <w:rPr>
-          <w:sz w:val="24"/>
-          <w:szCs w:val="24"/>
-          <w:rtl w:val="0"/>
-        </w:rPr>
-        <w:t xml:space="preserve">Yeah no… no. That’s a dead end.</w:t>
-      </w:r>
-    </w:p>
-    <w:p>
-      <w:pPr>
-        <w:spacing w:after="200" w:lineRule="auto"/>
-        <w:rPr>
-          <w:sz w:val="24"/>
-          <w:szCs w:val="24"/>
-        </w:rPr>
-      </w:pPr>
-      <w:r>
-        <w:rPr>
-          <w:sz w:val="24"/>
-          <w:szCs w:val="24"/>
-          <w:rtl w:val="0"/>
-        </w:rPr>
-        <w:t xml:space="preserve">oh…ok….</w:t>
-      </w:r>
-    </w:p>
-    <w:p>
-      <w:pPr>
-        <w:spacing w:after="200" w:lineRule="auto"/>
-        <w:rPr>
-          <w:sz w:val="24"/>
-          <w:szCs w:val="24"/>
-        </w:rPr>
-      </w:pPr>
-      <w:r>
-        <w:rPr>
-          <w:sz w:val="24"/>
-          <w:szCs w:val="24"/>
-          <w:rtl w:val="0"/>
-        </w:rPr>
-        <w:t xml:space="preserve">Let’s go the other way.</w:t>
-      </w:r>
-    </w:p>
-    <w:p>
-      <w:pPr>
-        <w:spacing w:after="200" w:lineRule="auto"/>
-        <w:rPr>
-          <w:sz w:val="24"/>
-          <w:szCs w:val="24"/>
-        </w:rPr>
-      </w:pPr>
-      <w:r>
-        <w:rPr>
-          <w:sz w:val="24"/>
-          <w:szCs w:val="24"/>
-          <w:rtl w:val="0"/>
-        </w:rPr>
-        <w:t xml:space="preserve">So, you know, maybe it’s a bad time…</w:t>
-      </w:r>
-    </w:p>
-    <w:p>
-      <w:pPr>
-        <w:spacing w:after="200" w:lineRule="auto"/>
-        <w:rPr>
-          <w:sz w:val="24"/>
-          <w:szCs w:val="24"/>
-        </w:rPr>
-      </w:pPr>
-      <w:r>
-        <w:rPr>
-          <w:sz w:val="24"/>
-          <w:szCs w:val="24"/>
-          <w:rtl w:val="0"/>
-        </w:rPr>
-        <w:t xml:space="preserve">but do you like film? Cinema?</w:t>
-      </w:r>
-    </w:p>
-    <w:p>
-      <w:pPr>
-        <w:spacing w:after="200" w:lineRule="auto"/>
-        <w:rPr>
-          <w:sz w:val="24"/>
-          <w:szCs w:val="24"/>
-        </w:rPr>
-      </w:pPr>
-      <w:r>
-        <w:rPr>
-          <w:sz w:val="24"/>
-          <w:szCs w:val="24"/>
-          <w:rtl w:val="0"/>
-        </w:rPr>
-        <w:t xml:space="preserve">You know what? Yes. That is… That is a bad time.</w:t>
-      </w:r>
-    </w:p>
-    <w:p>
-      <w:pPr>
-        <w:spacing w:after="200" w:lineRule="auto"/>
-        <w:rPr>
-          <w:sz w:val="24"/>
-          <w:szCs w:val="24"/>
-        </w:rPr>
-      </w:pPr>
       <w:commentRangeStart w:id="5"/>
       <w:commentRangeStart w:id="6"/>
-      <w:commentRangeStart w:id="7"/>
       <w:r>
         <w:rPr>
           <w:sz w:val="24"/>
@@ -10897,6 +11022,10 @@
         </w:rPr>
         <w:t xml:space="preserve">Wait! Paul, Here! Let’s go to those trashcans!</w:t>
       </w:r>
+      <w:commentRangeEnd w:id="4"/>
+      <w:r>
+        <w:commentReference w:id="4"/>
+      </w:r>
       <w:commentRangeEnd w:id="5"/>
       <w:r>
         <w:commentReference w:id="5"/>
@@ -10905,10 +11034,6 @@
       <w:r>
         <w:commentReference w:id="6"/>
       </w:r>
-      <w:commentRangeEnd w:id="7"/>
-      <w:r>
-        <w:commentReference w:id="7"/>
-      </w:r>
       <w:r>
         <w:rPr>
           <w:rtl w:val="0"/>
@@ -11598,7 +11723,7 @@
           <w:szCs w:val="24"/>
           <w:rtl w:val="0"/>
         </w:rPr>
-        <w:t xml:space="preserve">(---)</w:t>
+        <w:t xml:space="preserve">[blank]</w:t>
       </w:r>
     </w:p>
     <w:p>
@@ -15770,7 +15895,7 @@
           <w:szCs w:val="24"/>
           <w:rtl w:val="0"/>
         </w:rPr>
-        <w:t xml:space="preserve">—--</w:t>
+        <w:t xml:space="preserve">[blank]</w:t>
       </w:r>
     </w:p>
     <w:p>
@@ -16314,7 +16439,7 @@
           <w:szCs w:val="24"/>
           <w:rtl w:val="0"/>
         </w:rPr>
-        <w:t xml:space="preserve">Why the fuck did I come back here?</w:t>
+        <w:t xml:space="preserve">Why did I come back here?</w:t>
       </w:r>
     </w:p>
     <w:p>
@@ -16563,7 +16688,7 @@
           <w:szCs w:val="24"/>
         </w:rPr>
       </w:pPr>
-      <w:commentRangeStart w:id="8"/>
+      <w:commentRangeStart w:id="7"/>
       <w:r>
         <w:rPr>
           <w:sz w:val="24"/>
@@ -16572,9 +16697,9 @@
         </w:rPr>
         <w:t xml:space="preserve">Couch surfing</w:t>
       </w:r>
-      <w:commentRangeEnd w:id="8"/>
-      <w:r>
-        <w:commentReference w:id="8"/>
+      <w:commentRangeEnd w:id="7"/>
+      <w:r>
+        <w:commentReference w:id="7"/>
       </w:r>
       <w:r>
         <w:rPr>
@@ -17876,7 +18001,7 @@
           <w:szCs w:val="24"/>
           <w:rtl w:val="0"/>
         </w:rPr>
-        <w:t xml:space="preserve">[E6]</w:t>
+        <w:t xml:space="preserve">[blank]</w:t>
       </w:r>
     </w:p>
     <w:p>
@@ -18297,8 +18422,8 @@
           <w:szCs w:val="24"/>
         </w:rPr>
       </w:pPr>
+      <w:commentRangeStart w:id="8"/>
       <w:commentRangeStart w:id="9"/>
-      <w:commentRangeStart w:id="10"/>
       <w:r>
         <w:rPr>
           <w:sz w:val="24"/>
@@ -18377,13 +18502,13 @@
         <w:br w:type="textWrapping"/>
         <w:t xml:space="preserve">I love you too sweetie.</w:t>
       </w:r>
+      <w:commentRangeEnd w:id="8"/>
+      <w:r>
+        <w:commentReference w:id="8"/>
+      </w:r>
       <w:commentRangeEnd w:id="9"/>
       <w:r>
         <w:commentReference w:id="9"/>
-      </w:r>
-      <w:commentRangeEnd w:id="10"/>
-      <w:r>
-        <w:commentReference w:id="10"/>
       </w:r>
       <w:r>
         <w:rPr>
@@ -18456,7 +18581,7 @@
           <w:szCs w:val="24"/>
         </w:rPr>
       </w:pPr>
-      <w:commentRangeStart w:id="11"/>
+      <w:commentRangeStart w:id="10"/>
       <w:r>
         <w:rPr>
           <w:sz w:val="24"/>
@@ -18482,9 +18607,9 @@
         </w:rPr>
         <w:t xml:space="preserve">She’s locked herself in the choir room…</w:t>
       </w:r>
-      <w:commentRangeEnd w:id="11"/>
-      <w:r>
-        <w:commentReference w:id="11"/>
+      <w:commentRangeEnd w:id="10"/>
+      <w:r>
+        <w:commentReference w:id="10"/>
       </w:r>
       <w:r>
         <w:rPr>
@@ -18974,442 +19099,442 @@
         </w:rPr>
         <w:t xml:space="preserve">Which is why I’m gonna go with you to </w:t>
       </w:r>
+      <w:commentRangeStart w:id="11"/>
+      <w:r>
+        <w:rPr>
+          <w:sz w:val="24"/>
+          <w:szCs w:val="24"/>
+          <w:rtl w:val="0"/>
+        </w:rPr>
+        <w:t xml:space="preserve">bring your daughter back.</w:t>
+      </w:r>
+      <w:commentRangeEnd w:id="11"/>
+      <w:r>
+        <w:commentReference w:id="11"/>
+      </w:r>
+      <w:r>
+        <w:rPr>
+          <w:rtl w:val="0"/>
+        </w:rPr>
+      </w:r>
+    </w:p>
+    <w:p>
+      <w:pPr>
+        <w:spacing w:after="200" w:lineRule="auto"/>
+        <w:rPr>
+          <w:sz w:val="24"/>
+          <w:szCs w:val="24"/>
+        </w:rPr>
+      </w:pPr>
+      <w:r>
+        <w:rPr>
+          <w:sz w:val="24"/>
+          <w:szCs w:val="24"/>
+          <w:rtl w:val="0"/>
+        </w:rPr>
+        <w:t xml:space="preserve">Paul, you’d do that for me?</w:t>
+      </w:r>
+    </w:p>
+    <w:p>
+      <w:pPr>
+        <w:spacing w:after="200" w:lineRule="auto"/>
+        <w:rPr>
+          <w:sz w:val="24"/>
+          <w:szCs w:val="24"/>
+        </w:rPr>
+      </w:pPr>
+      <w:r>
+        <w:rPr>
+          <w:sz w:val="24"/>
+          <w:szCs w:val="24"/>
+          <w:rtl w:val="0"/>
+        </w:rPr>
+        <w:t xml:space="preserve">Hey. It’s not like you’re asking me to go see ‘Mama Mia.’</w:t>
+      </w:r>
+    </w:p>
+    <w:p>
+      <w:pPr>
+        <w:spacing w:after="200" w:lineRule="auto"/>
+        <w:rPr>
+          <w:sz w:val="24"/>
+          <w:szCs w:val="24"/>
+        </w:rPr>
+      </w:pPr>
+      <w:r>
+        <w:rPr>
+          <w:sz w:val="24"/>
+          <w:szCs w:val="24"/>
+          <w:rtl w:val="0"/>
+        </w:rPr>
+        <w:t xml:space="preserve">Okay. Let’s go! In and out twenty minutes adventure.</w:t>
+      </w:r>
+    </w:p>
+    <w:p>
+      <w:pPr>
+        <w:spacing w:after="200" w:lineRule="auto"/>
+        <w:rPr>
+          <w:sz w:val="24"/>
+          <w:szCs w:val="24"/>
+        </w:rPr>
+      </w:pPr>
+      <w:r>
+        <w:rPr>
+          <w:sz w:val="24"/>
+          <w:szCs w:val="24"/>
+          <w:rtl w:val="0"/>
+        </w:rPr>
+        <w:t xml:space="preserve">No, Emma, stay here. I have a theory of how these aliens can be stopped,</w:t>
+      </w:r>
+    </w:p>
+    <w:p>
+      <w:pPr>
+        <w:spacing w:after="200" w:lineRule="auto"/>
+        <w:rPr>
+          <w:sz w:val="24"/>
+          <w:szCs w:val="24"/>
+        </w:rPr>
+      </w:pPr>
+      <w:r>
+        <w:rPr>
+          <w:sz w:val="24"/>
+          <w:szCs w:val="24"/>
+          <w:rtl w:val="0"/>
+        </w:rPr>
+        <w:t xml:space="preserve">but I’ll need an extra pair of hands in the lab.</w:t>
+      </w:r>
+    </w:p>
+    <w:p>
+      <w:pPr>
+        <w:spacing w:after="200" w:lineRule="auto"/>
+        <w:rPr>
+          <w:sz w:val="24"/>
+          <w:szCs w:val="24"/>
+        </w:rPr>
+      </w:pPr>
+      <w:r>
+        <w:rPr>
+          <w:sz w:val="24"/>
+          <w:szCs w:val="24"/>
+          <w:rtl w:val="0"/>
+        </w:rPr>
+        <w:t xml:space="preserve">Paul. Bill. Godspeed.</w:t>
+      </w:r>
+    </w:p>
+    <w:p>
+      <w:pPr>
+        <w:spacing w:after="200" w:lineRule="auto"/>
+        <w:rPr>
+          <w:sz w:val="24"/>
+          <w:szCs w:val="24"/>
+        </w:rPr>
+      </w:pPr>
+      <w:r>
+        <w:rPr>
+          <w:sz w:val="24"/>
+          <w:szCs w:val="24"/>
+          <w:rtl w:val="0"/>
+        </w:rPr>
+        <w:t xml:space="preserve">Hey Paul, listen… If those things get you, </w:t>
+      </w:r>
+    </w:p>
+    <w:p>
+      <w:pPr>
+        <w:spacing w:after="200" w:lineRule="auto"/>
+        <w:rPr>
+          <w:sz w:val="24"/>
+          <w:szCs w:val="24"/>
+        </w:rPr>
+      </w:pPr>
+      <w:r>
+        <w:rPr>
+          <w:sz w:val="24"/>
+          <w:szCs w:val="24"/>
+          <w:rtl w:val="0"/>
+        </w:rPr>
+        <w:t xml:space="preserve">they’re gonna make you sing, and dance, </w:t>
+      </w:r>
+    </w:p>
+    <w:p>
+      <w:pPr>
+        <w:spacing w:after="200" w:lineRule="auto"/>
+        <w:rPr>
+          <w:sz w:val="24"/>
+          <w:szCs w:val="24"/>
+        </w:rPr>
+      </w:pPr>
+      <w:r>
+        <w:rPr>
+          <w:sz w:val="24"/>
+          <w:szCs w:val="24"/>
+          <w:rtl w:val="0"/>
+        </w:rPr>
+        <w:t xml:space="preserve">and do all that shit you hate… so don’t you let ‘em.</w:t>
+      </w:r>
+    </w:p>
+    <w:p>
+      <w:pPr>
+        <w:spacing w:after="200" w:lineRule="auto"/>
+        <w:rPr>
+          <w:sz w:val="24"/>
+          <w:szCs w:val="24"/>
+        </w:rPr>
+      </w:pPr>
+      <w:r>
+        <w:rPr>
+          <w:sz w:val="24"/>
+          <w:szCs w:val="24"/>
+          <w:rtl w:val="0"/>
+        </w:rPr>
+        <w:t xml:space="preserve">Emma, there comes a time in every man’s life </w:t>
+      </w:r>
+    </w:p>
+    <w:p>
+      <w:pPr>
+        <w:spacing w:after="200" w:lineRule="auto"/>
+        <w:rPr>
+          <w:sz w:val="24"/>
+          <w:szCs w:val="24"/>
+        </w:rPr>
+      </w:pPr>
+      <w:r>
+        <w:rPr>
+          <w:sz w:val="24"/>
+          <w:szCs w:val="24"/>
+          <w:rtl w:val="0"/>
+        </w:rPr>
+        <w:t xml:space="preserve">when he has to draw a line in the sand.</w:t>
+      </w:r>
+    </w:p>
+    <w:p>
+      <w:pPr>
+        <w:spacing w:after="200" w:lineRule="auto"/>
+        <w:rPr>
+          <w:sz w:val="24"/>
+          <w:szCs w:val="24"/>
+        </w:rPr>
+      </w:pPr>
+      <w:r>
+        <w:rPr>
+          <w:sz w:val="24"/>
+          <w:szCs w:val="24"/>
+          <w:rtl w:val="0"/>
+        </w:rPr>
+        <w:t xml:space="preserve">And I will never be in a fucking musical.</w:t>
+      </w:r>
+    </w:p>
+    <w:p>
+      <w:pPr>
+        <w:spacing w:after="200" w:lineRule="auto"/>
+        <w:rPr>
+          <w:sz w:val="24"/>
+          <w:szCs w:val="24"/>
+        </w:rPr>
+      </w:pPr>
+      <w:r>
+        <w:rPr>
+          <w:sz w:val="24"/>
+          <w:szCs w:val="24"/>
+          <w:rtl w:val="0"/>
+        </w:rPr>
+        <w:t xml:space="preserve">[INTERMISSION]</w:t>
+      </w:r>
+    </w:p>
+    <w:p>
+      <w:pPr>
+        <w:spacing w:after="200" w:lineRule="auto"/>
+        <w:rPr>
+          <w:sz w:val="24"/>
+          <w:szCs w:val="24"/>
+        </w:rPr>
+      </w:pPr>
+      <w:r>
+        <w:rPr>
+          <w:sz w:val="24"/>
+          <w:szCs w:val="24"/>
+          <w:rtl w:val="0"/>
+        </w:rPr>
+        <w:t xml:space="preserve">Alice?! Alice?!? Sweetie Where are you?!?</w:t>
+      </w:r>
+    </w:p>
+    <w:p>
+      <w:pPr>
+        <w:spacing w:after="200" w:lineRule="auto"/>
+        <w:rPr>
+          <w:sz w:val="24"/>
+          <w:szCs w:val="24"/>
+        </w:rPr>
+      </w:pPr>
+      <w:r>
+        <w:rPr>
+          <w:sz w:val="24"/>
+          <w:szCs w:val="24"/>
+          <w:rtl w:val="0"/>
+        </w:rPr>
+        <w:t xml:space="preserve">Bill! Be quiet!</w:t>
+      </w:r>
+    </w:p>
+    <w:p>
+      <w:pPr>
+        <w:spacing w:after="200" w:lineRule="auto"/>
+        <w:rPr>
+          <w:sz w:val="24"/>
+          <w:szCs w:val="24"/>
+        </w:rPr>
+      </w:pPr>
+      <w:r>
+        <w:rPr>
+          <w:sz w:val="24"/>
+          <w:szCs w:val="24"/>
+          <w:rtl w:val="0"/>
+        </w:rPr>
+        <w:t xml:space="preserve">We gotta find her, Paul!</w:t>
+      </w:r>
+    </w:p>
+    <w:p>
+      <w:pPr>
+        <w:spacing w:after="200" w:lineRule="auto"/>
+        <w:rPr>
+          <w:sz w:val="24"/>
+          <w:szCs w:val="24"/>
+        </w:rPr>
+      </w:pPr>
+      <w:r>
+        <w:rPr>
+          <w:sz w:val="24"/>
+          <w:szCs w:val="24"/>
+          <w:rtl w:val="0"/>
+        </w:rPr>
+        <w:t xml:space="preserve">We will, but you have to shut up. </w:t>
+      </w:r>
+    </w:p>
+    <w:p>
+      <w:pPr>
+        <w:spacing w:after="200" w:lineRule="auto"/>
+        <w:rPr>
+          <w:sz w:val="24"/>
+          <w:szCs w:val="24"/>
+        </w:rPr>
+      </w:pPr>
+      <w:r>
+        <w:rPr>
+          <w:sz w:val="24"/>
+          <w:szCs w:val="24"/>
+          <w:rtl w:val="0"/>
+        </w:rPr>
+        <w:t xml:space="preserve">This place could be crawling with those… things! </w:t>
+      </w:r>
+    </w:p>
+    <w:p>
+      <w:pPr>
+        <w:spacing w:after="200" w:lineRule="auto"/>
+        <w:rPr>
+          <w:sz w:val="24"/>
+          <w:szCs w:val="24"/>
+        </w:rPr>
+      </w:pPr>
+      <w:r>
+        <w:rPr>
+          <w:sz w:val="24"/>
+          <w:szCs w:val="24"/>
+          <w:rtl w:val="0"/>
+        </w:rPr>
+        <w:t xml:space="preserve">You screaming is gonna get us killed, </w:t>
+      </w:r>
+    </w:p>
+    <w:p>
+      <w:pPr>
+        <w:spacing w:after="200" w:lineRule="auto"/>
+        <w:rPr>
+          <w:sz w:val="24"/>
+          <w:szCs w:val="24"/>
+        </w:rPr>
+      </w:pPr>
+      <w:r>
+        <w:rPr>
+          <w:sz w:val="24"/>
+          <w:szCs w:val="24"/>
+          <w:rtl w:val="0"/>
+        </w:rPr>
+        <w:t xml:space="preserve">and then who’s gonna save Alice?</w:t>
+      </w:r>
+    </w:p>
+    <w:p>
+      <w:pPr>
+        <w:spacing w:after="200" w:lineRule="auto"/>
+        <w:rPr>
+          <w:sz w:val="24"/>
+          <w:szCs w:val="24"/>
+        </w:rPr>
+      </w:pPr>
+      <w:r>
+        <w:rPr>
+          <w:sz w:val="24"/>
+          <w:szCs w:val="24"/>
+          <w:rtl w:val="0"/>
+        </w:rPr>
+        <w:t xml:space="preserve">Right. Right. Sorry, Paul. It’s just… she’s all I have.</w:t>
+      </w:r>
+    </w:p>
+    <w:p>
+      <w:pPr>
+        <w:spacing w:after="200" w:lineRule="auto"/>
+        <w:rPr>
+          <w:sz w:val="24"/>
+          <w:szCs w:val="24"/>
+        </w:rPr>
+      </w:pPr>
+      <w:r>
+        <w:rPr>
+          <w:sz w:val="24"/>
+          <w:szCs w:val="24"/>
+          <w:rtl w:val="0"/>
+        </w:rPr>
+        <w:t xml:space="preserve">I know. Just try to stay calm and follow me.</w:t>
+      </w:r>
+    </w:p>
+    <w:p>
+      <w:pPr>
+        <w:spacing w:after="200" w:lineRule="auto"/>
+        <w:rPr>
+          <w:sz w:val="24"/>
+          <w:szCs w:val="24"/>
+        </w:rPr>
+      </w:pPr>
+      <w:r>
+        <w:rPr>
+          <w:sz w:val="24"/>
+          <w:szCs w:val="24"/>
+          <w:rtl w:val="0"/>
+        </w:rPr>
+        <w:t xml:space="preserve">Ok.</w:t>
+      </w:r>
+    </w:p>
+    <w:p>
+      <w:pPr>
+        <w:spacing w:after="200" w:lineRule="auto"/>
+        <w:rPr>
+          <w:sz w:val="24"/>
+          <w:szCs w:val="24"/>
+        </w:rPr>
+      </w:pPr>
+      <w:r>
+        <w:rPr>
+          <w:sz w:val="24"/>
+          <w:szCs w:val="24"/>
+          <w:rtl w:val="0"/>
+        </w:rPr>
+        <w:t xml:space="preserve">Jesus! Could you point that someplace else?</w:t>
+      </w:r>
+    </w:p>
+    <w:p>
+      <w:pPr>
+        <w:spacing w:after="200" w:lineRule="auto"/>
+        <w:rPr>
+          <w:sz w:val="24"/>
+          <w:szCs w:val="24"/>
+        </w:rPr>
+      </w:pPr>
       <w:commentRangeStart w:id="12"/>
-      <w:r>
-        <w:rPr>
-          <w:sz w:val="24"/>
-          <w:szCs w:val="24"/>
-          <w:rtl w:val="0"/>
-        </w:rPr>
-        <w:t xml:space="preserve">bring your daughter back.</w:t>
-      </w:r>
-      <w:commentRangeEnd w:id="12"/>
-      <w:r>
-        <w:commentReference w:id="12"/>
-      </w:r>
-      <w:r>
-        <w:rPr>
-          <w:rtl w:val="0"/>
-        </w:rPr>
-      </w:r>
-    </w:p>
-    <w:p>
-      <w:pPr>
-        <w:spacing w:after="200" w:lineRule="auto"/>
-        <w:rPr>
-          <w:sz w:val="24"/>
-          <w:szCs w:val="24"/>
-        </w:rPr>
-      </w:pPr>
-      <w:r>
-        <w:rPr>
-          <w:sz w:val="24"/>
-          <w:szCs w:val="24"/>
-          <w:rtl w:val="0"/>
-        </w:rPr>
-        <w:t xml:space="preserve">Paul, you’d do that for me?</w:t>
-      </w:r>
-    </w:p>
-    <w:p>
-      <w:pPr>
-        <w:spacing w:after="200" w:lineRule="auto"/>
-        <w:rPr>
-          <w:sz w:val="24"/>
-          <w:szCs w:val="24"/>
-        </w:rPr>
-      </w:pPr>
-      <w:r>
-        <w:rPr>
-          <w:sz w:val="24"/>
-          <w:szCs w:val="24"/>
-          <w:rtl w:val="0"/>
-        </w:rPr>
-        <w:t xml:space="preserve">Hey. It’s not like you’re asking me to go see ‘Mama Mia.’</w:t>
-      </w:r>
-    </w:p>
-    <w:p>
-      <w:pPr>
-        <w:spacing w:after="200" w:lineRule="auto"/>
-        <w:rPr>
-          <w:sz w:val="24"/>
-          <w:szCs w:val="24"/>
-        </w:rPr>
-      </w:pPr>
-      <w:r>
-        <w:rPr>
-          <w:sz w:val="24"/>
-          <w:szCs w:val="24"/>
-          <w:rtl w:val="0"/>
-        </w:rPr>
-        <w:t xml:space="preserve">Okay. Let’s go! In and out twenty minutes adventure.</w:t>
-      </w:r>
-    </w:p>
-    <w:p>
-      <w:pPr>
-        <w:spacing w:after="200" w:lineRule="auto"/>
-        <w:rPr>
-          <w:sz w:val="24"/>
-          <w:szCs w:val="24"/>
-        </w:rPr>
-      </w:pPr>
-      <w:r>
-        <w:rPr>
-          <w:sz w:val="24"/>
-          <w:szCs w:val="24"/>
-          <w:rtl w:val="0"/>
-        </w:rPr>
-        <w:t xml:space="preserve">No, Emma, stay here. I have a theory of how these aliens can be stopped,</w:t>
-      </w:r>
-    </w:p>
-    <w:p>
-      <w:pPr>
-        <w:spacing w:after="200" w:lineRule="auto"/>
-        <w:rPr>
-          <w:sz w:val="24"/>
-          <w:szCs w:val="24"/>
-        </w:rPr>
-      </w:pPr>
-      <w:r>
-        <w:rPr>
-          <w:sz w:val="24"/>
-          <w:szCs w:val="24"/>
-          <w:rtl w:val="0"/>
-        </w:rPr>
-        <w:t xml:space="preserve">but I’ll need an extra pair of hands in the lab.</w:t>
-      </w:r>
-    </w:p>
-    <w:p>
-      <w:pPr>
-        <w:spacing w:after="200" w:lineRule="auto"/>
-        <w:rPr>
-          <w:sz w:val="24"/>
-          <w:szCs w:val="24"/>
-        </w:rPr>
-      </w:pPr>
-      <w:r>
-        <w:rPr>
-          <w:sz w:val="24"/>
-          <w:szCs w:val="24"/>
-          <w:rtl w:val="0"/>
-        </w:rPr>
-        <w:t xml:space="preserve">Paul. Bill. Godspeed.</w:t>
-      </w:r>
-    </w:p>
-    <w:p>
-      <w:pPr>
-        <w:spacing w:after="200" w:lineRule="auto"/>
-        <w:rPr>
-          <w:sz w:val="24"/>
-          <w:szCs w:val="24"/>
-        </w:rPr>
-      </w:pPr>
-      <w:r>
-        <w:rPr>
-          <w:sz w:val="24"/>
-          <w:szCs w:val="24"/>
-          <w:rtl w:val="0"/>
-        </w:rPr>
-        <w:t xml:space="preserve">Hey Paul, listen… If those things get you, </w:t>
-      </w:r>
-    </w:p>
-    <w:p>
-      <w:pPr>
-        <w:spacing w:after="200" w:lineRule="auto"/>
-        <w:rPr>
-          <w:sz w:val="24"/>
-          <w:szCs w:val="24"/>
-        </w:rPr>
-      </w:pPr>
-      <w:r>
-        <w:rPr>
-          <w:sz w:val="24"/>
-          <w:szCs w:val="24"/>
-          <w:rtl w:val="0"/>
-        </w:rPr>
-        <w:t xml:space="preserve">they’re gonna make you sing, and dance, </w:t>
-      </w:r>
-    </w:p>
-    <w:p>
-      <w:pPr>
-        <w:spacing w:after="200" w:lineRule="auto"/>
-        <w:rPr>
-          <w:sz w:val="24"/>
-          <w:szCs w:val="24"/>
-        </w:rPr>
-      </w:pPr>
-      <w:r>
-        <w:rPr>
-          <w:sz w:val="24"/>
-          <w:szCs w:val="24"/>
-          <w:rtl w:val="0"/>
-        </w:rPr>
-        <w:t xml:space="preserve">and do all that shit you hate… so don’t you let ‘em.</w:t>
-      </w:r>
-    </w:p>
-    <w:p>
-      <w:pPr>
-        <w:spacing w:after="200" w:lineRule="auto"/>
-        <w:rPr>
-          <w:sz w:val="24"/>
-          <w:szCs w:val="24"/>
-        </w:rPr>
-      </w:pPr>
-      <w:r>
-        <w:rPr>
-          <w:sz w:val="24"/>
-          <w:szCs w:val="24"/>
-          <w:rtl w:val="0"/>
-        </w:rPr>
-        <w:t xml:space="preserve">Emma, there comes a time in every man’s life </w:t>
-      </w:r>
-    </w:p>
-    <w:p>
-      <w:pPr>
-        <w:spacing w:after="200" w:lineRule="auto"/>
-        <w:rPr>
-          <w:sz w:val="24"/>
-          <w:szCs w:val="24"/>
-        </w:rPr>
-      </w:pPr>
-      <w:r>
-        <w:rPr>
-          <w:sz w:val="24"/>
-          <w:szCs w:val="24"/>
-          <w:rtl w:val="0"/>
-        </w:rPr>
-        <w:t xml:space="preserve">when he has to draw a line in the sand.</w:t>
-      </w:r>
-    </w:p>
-    <w:p>
-      <w:pPr>
-        <w:spacing w:after="200" w:lineRule="auto"/>
-        <w:rPr>
-          <w:sz w:val="24"/>
-          <w:szCs w:val="24"/>
-        </w:rPr>
-      </w:pPr>
-      <w:r>
-        <w:rPr>
-          <w:sz w:val="24"/>
-          <w:szCs w:val="24"/>
-          <w:rtl w:val="0"/>
-        </w:rPr>
-        <w:t xml:space="preserve">And I will never be in a fucking musical.</w:t>
-      </w:r>
-    </w:p>
-    <w:p>
-      <w:pPr>
-        <w:spacing w:after="200" w:lineRule="auto"/>
-        <w:rPr>
-          <w:sz w:val="24"/>
-          <w:szCs w:val="24"/>
-        </w:rPr>
-      </w:pPr>
-      <w:r>
-        <w:rPr>
-          <w:sz w:val="24"/>
-          <w:szCs w:val="24"/>
-          <w:rtl w:val="0"/>
-        </w:rPr>
-        <w:t xml:space="preserve">[INTERMISSION]</w:t>
-      </w:r>
-    </w:p>
-    <w:p>
-      <w:pPr>
-        <w:spacing w:after="200" w:lineRule="auto"/>
-        <w:rPr>
-          <w:sz w:val="24"/>
-          <w:szCs w:val="24"/>
-        </w:rPr>
-      </w:pPr>
-      <w:r>
-        <w:rPr>
-          <w:sz w:val="24"/>
-          <w:szCs w:val="24"/>
-          <w:rtl w:val="0"/>
-        </w:rPr>
-        <w:t xml:space="preserve">Alice?! Alice?!? Sweetie Where are you?!?</w:t>
-      </w:r>
-    </w:p>
-    <w:p>
-      <w:pPr>
-        <w:spacing w:after="200" w:lineRule="auto"/>
-        <w:rPr>
-          <w:sz w:val="24"/>
-          <w:szCs w:val="24"/>
-        </w:rPr>
-      </w:pPr>
-      <w:r>
-        <w:rPr>
-          <w:sz w:val="24"/>
-          <w:szCs w:val="24"/>
-          <w:rtl w:val="0"/>
-        </w:rPr>
-        <w:t xml:space="preserve">Bill! Be quiet!</w:t>
-      </w:r>
-    </w:p>
-    <w:p>
-      <w:pPr>
-        <w:spacing w:after="200" w:lineRule="auto"/>
-        <w:rPr>
-          <w:sz w:val="24"/>
-          <w:szCs w:val="24"/>
-        </w:rPr>
-      </w:pPr>
-      <w:r>
-        <w:rPr>
-          <w:sz w:val="24"/>
-          <w:szCs w:val="24"/>
-          <w:rtl w:val="0"/>
-        </w:rPr>
-        <w:t xml:space="preserve">We gotta find her, Paul!</w:t>
-      </w:r>
-    </w:p>
-    <w:p>
-      <w:pPr>
-        <w:spacing w:after="200" w:lineRule="auto"/>
-        <w:rPr>
-          <w:sz w:val="24"/>
-          <w:szCs w:val="24"/>
-        </w:rPr>
-      </w:pPr>
-      <w:r>
-        <w:rPr>
-          <w:sz w:val="24"/>
-          <w:szCs w:val="24"/>
-          <w:rtl w:val="0"/>
-        </w:rPr>
-        <w:t xml:space="preserve">We will, but you have to shut up. </w:t>
-      </w:r>
-    </w:p>
-    <w:p>
-      <w:pPr>
-        <w:spacing w:after="200" w:lineRule="auto"/>
-        <w:rPr>
-          <w:sz w:val="24"/>
-          <w:szCs w:val="24"/>
-        </w:rPr>
-      </w:pPr>
-      <w:r>
-        <w:rPr>
-          <w:sz w:val="24"/>
-          <w:szCs w:val="24"/>
-          <w:rtl w:val="0"/>
-        </w:rPr>
-        <w:t xml:space="preserve">This place could be crawling with those… things! </w:t>
-      </w:r>
-    </w:p>
-    <w:p>
-      <w:pPr>
-        <w:spacing w:after="200" w:lineRule="auto"/>
-        <w:rPr>
-          <w:sz w:val="24"/>
-          <w:szCs w:val="24"/>
-        </w:rPr>
-      </w:pPr>
-      <w:r>
-        <w:rPr>
-          <w:sz w:val="24"/>
-          <w:szCs w:val="24"/>
-          <w:rtl w:val="0"/>
-        </w:rPr>
-        <w:t xml:space="preserve">You screaming is gonna get us killed, </w:t>
-      </w:r>
-    </w:p>
-    <w:p>
-      <w:pPr>
-        <w:spacing w:after="200" w:lineRule="auto"/>
-        <w:rPr>
-          <w:sz w:val="24"/>
-          <w:szCs w:val="24"/>
-        </w:rPr>
-      </w:pPr>
-      <w:r>
-        <w:rPr>
-          <w:sz w:val="24"/>
-          <w:szCs w:val="24"/>
-          <w:rtl w:val="0"/>
-        </w:rPr>
-        <w:t xml:space="preserve">and then who’s gonna save Alice?</w:t>
-      </w:r>
-    </w:p>
-    <w:p>
-      <w:pPr>
-        <w:spacing w:after="200" w:lineRule="auto"/>
-        <w:rPr>
-          <w:sz w:val="24"/>
-          <w:szCs w:val="24"/>
-        </w:rPr>
-      </w:pPr>
-      <w:r>
-        <w:rPr>
-          <w:sz w:val="24"/>
-          <w:szCs w:val="24"/>
-          <w:rtl w:val="0"/>
-        </w:rPr>
-        <w:t xml:space="preserve">Right. Right. Sorry, Paul. It’s just… she’s all I have.</w:t>
-      </w:r>
-    </w:p>
-    <w:p>
-      <w:pPr>
-        <w:spacing w:after="200" w:lineRule="auto"/>
-        <w:rPr>
-          <w:sz w:val="24"/>
-          <w:szCs w:val="24"/>
-        </w:rPr>
-      </w:pPr>
-      <w:r>
-        <w:rPr>
-          <w:sz w:val="24"/>
-          <w:szCs w:val="24"/>
-          <w:rtl w:val="0"/>
-        </w:rPr>
-        <w:t xml:space="preserve">I know. Just try to stay calm and follow me.</w:t>
-      </w:r>
-    </w:p>
-    <w:p>
-      <w:pPr>
-        <w:spacing w:after="200" w:lineRule="auto"/>
-        <w:rPr>
-          <w:sz w:val="24"/>
-          <w:szCs w:val="24"/>
-        </w:rPr>
-      </w:pPr>
-      <w:r>
-        <w:rPr>
-          <w:sz w:val="24"/>
-          <w:szCs w:val="24"/>
-          <w:rtl w:val="0"/>
-        </w:rPr>
-        <w:t xml:space="preserve">Ok.</w:t>
-      </w:r>
-    </w:p>
-    <w:p>
-      <w:pPr>
-        <w:spacing w:after="200" w:lineRule="auto"/>
-        <w:rPr>
-          <w:sz w:val="24"/>
-          <w:szCs w:val="24"/>
-        </w:rPr>
-      </w:pPr>
-      <w:r>
-        <w:rPr>
-          <w:sz w:val="24"/>
-          <w:szCs w:val="24"/>
-          <w:rtl w:val="0"/>
-        </w:rPr>
-        <w:t xml:space="preserve">Jesus! Could you point that someplace else?</w:t>
-      </w:r>
-    </w:p>
-    <w:p>
-      <w:pPr>
-        <w:spacing w:after="200" w:lineRule="auto"/>
-        <w:rPr>
-          <w:sz w:val="24"/>
-          <w:szCs w:val="24"/>
-        </w:rPr>
-      </w:pPr>
-      <w:commentRangeStart w:id="13"/>
       <w:r>
         <w:rPr>
           <w:sz w:val="24"/>
@@ -19464,9 +19589,9 @@
         <w:br w:type="textWrapping"/>
         <w:t xml:space="preserve">I just think Alice could do so much better.</w:t>
       </w:r>
-      <w:commentRangeEnd w:id="13"/>
-      <w:r>
-        <w:commentReference w:id="13"/>
+      <w:commentRangeEnd w:id="12"/>
+      <w:r>
+        <w:commentReference w:id="12"/>
       </w:r>
       <w:r>
         <w:rPr>
@@ -19552,7 +19677,7 @@
         </w:rPr>
         <w:t xml:space="preserve">Heck! I think </w:t>
       </w:r>
-      <w:commentRangeStart w:id="14"/>
+      <w:commentRangeStart w:id="13"/>
       <w:r>
         <w:rPr>
           <w:sz w:val="24"/>
@@ -19578,9 +19703,9 @@
         </w:rPr>
         <w:t xml:space="preserve">Paul, I’m the reason she’s trapped here. Oh god, it’s my fault.</w:t>
       </w:r>
-      <w:commentRangeEnd w:id="14"/>
-      <w:r>
-        <w:commentReference w:id="14"/>
+      <w:commentRangeEnd w:id="13"/>
+      <w:r>
+        <w:commentReference w:id="13"/>
       </w:r>
       <w:r>
         <w:rPr>
@@ -20601,7 +20726,7 @@
         </w:rPr>
         <w:t xml:space="preserve">Bill, whatever you’re thinking, </w:t>
       </w:r>
-      <w:commentRangeStart w:id="15"/>
+      <w:commentRangeStart w:id="14"/>
       <w:r>
         <w:rPr>
           <w:sz w:val="24"/>
@@ -20610,9 +20735,9 @@
         </w:rPr>
         <w:t xml:space="preserve">don’t</w:t>
       </w:r>
-      <w:commentRangeEnd w:id="15"/>
-      <w:r>
-        <w:commentReference w:id="15"/>
+      <w:commentRangeEnd w:id="14"/>
+      <w:r>
+        <w:commentReference w:id="14"/>
       </w:r>
       <w:r>
         <w:rPr>
@@ -21149,7 +21274,7 @@
           <w:szCs w:val="24"/>
           <w:rtl w:val="0"/>
         </w:rPr>
-        <w:t xml:space="preserve">—-</w:t>
+        <w:t xml:space="preserve">[blank]</w:t>
       </w:r>
     </w:p>
     <w:p>
@@ -21389,6 +21514,70 @@
         </w:rPr>
         <w:t xml:space="preserve">And it </w:t>
       </w:r>
+      <w:commentRangeStart w:id="15"/>
+      <w:r>
+        <w:rPr>
+          <w:sz w:val="24"/>
+          <w:szCs w:val="24"/>
+          <w:rtl w:val="0"/>
+        </w:rPr>
+        <w:t xml:space="preserve">wants</w:t>
+      </w:r>
+      <w:commentRangeEnd w:id="15"/>
+      <w:r>
+        <w:commentReference w:id="15"/>
+      </w:r>
+      <w:r>
+        <w:rPr>
+          <w:sz w:val="24"/>
+          <w:szCs w:val="24"/>
+          <w:rtl w:val="0"/>
+        </w:rPr>
+        <w:t xml:space="preserve"> to kill us all so it can resurrect us as part of its shitty musical?</w:t>
+      </w:r>
+    </w:p>
+    <w:p>
+      <w:pPr>
+        <w:spacing w:after="200" w:lineRule="auto"/>
+        <w:rPr>
+          <w:sz w:val="24"/>
+          <w:szCs w:val="24"/>
+        </w:rPr>
+      </w:pPr>
+      <w:r>
+        <w:rPr>
+          <w:sz w:val="24"/>
+          <w:szCs w:val="24"/>
+          <w:rtl w:val="0"/>
+        </w:rPr>
+        <w:t xml:space="preserve">Yes, that’s one way of putting it.</w:t>
+      </w:r>
+    </w:p>
+    <w:p>
+      <w:pPr>
+        <w:spacing w:after="200" w:lineRule="auto"/>
+        <w:rPr>
+          <w:sz w:val="24"/>
+          <w:szCs w:val="24"/>
+        </w:rPr>
+      </w:pPr>
+      <w:r>
+        <w:rPr>
+          <w:sz w:val="24"/>
+          <w:szCs w:val="24"/>
+          <w:rtl w:val="0"/>
+        </w:rPr>
+        <w:t xml:space="preserve">But you could also say it’s uniting us in a common purpose.</w:t>
+      </w:r>
+    </w:p>
+    <w:p>
+      <w:pPr>
+        <w:spacing w:after="200" w:lineRule="auto"/>
+        <w:rPr>
+          <w:sz w:val="24"/>
+          <w:szCs w:val="24"/>
+        </w:rPr>
+      </w:pPr>
       <w:commentRangeStart w:id="16"/>
       <w:r>
         <w:rPr>
@@ -21396,7 +21585,7 @@
           <w:szCs w:val="24"/>
           <w:rtl w:val="0"/>
         </w:rPr>
-        <w:t xml:space="preserve">wants</w:t>
+        <w:t xml:space="preserve">Imagine</w:t>
       </w:r>
       <w:commentRangeEnd w:id="16"/>
       <w:r>
@@ -21408,51 +21597,229 @@
           <w:szCs w:val="24"/>
           <w:rtl w:val="0"/>
         </w:rPr>
-        <w:t xml:space="preserve"> to kill us all so it can resurrect us as part of its shitty musical?</w:t>
-      </w:r>
-    </w:p>
-    <w:p>
-      <w:pPr>
-        <w:spacing w:after="200" w:lineRule="auto"/>
-        <w:rPr>
-          <w:sz w:val="24"/>
-          <w:szCs w:val="24"/>
-        </w:rPr>
-      </w:pPr>
-      <w:r>
-        <w:rPr>
-          <w:sz w:val="24"/>
-          <w:szCs w:val="24"/>
-          <w:rtl w:val="0"/>
-        </w:rPr>
-        <w:t xml:space="preserve">Yes, that’s one way of putting it.</w:t>
-      </w:r>
-    </w:p>
-    <w:p>
-      <w:pPr>
-        <w:spacing w:after="200" w:lineRule="auto"/>
-        <w:rPr>
-          <w:sz w:val="24"/>
-          <w:szCs w:val="24"/>
-        </w:rPr>
-      </w:pPr>
-      <w:r>
-        <w:rPr>
-          <w:sz w:val="24"/>
-          <w:szCs w:val="24"/>
-          <w:rtl w:val="0"/>
-        </w:rPr>
-        <w:t xml:space="preserve">But you could also say it’s uniting us in a common purpose.</w:t>
-      </w:r>
-    </w:p>
-    <w:p>
-      <w:pPr>
-        <w:spacing w:after="200" w:lineRule="auto"/>
-        <w:rPr>
-          <w:sz w:val="24"/>
-          <w:szCs w:val="24"/>
-        </w:rPr>
-      </w:pPr>
+        <w:t xml:space="preserve"> if this entity did spread to the rest of the planet.</w:t>
+      </w:r>
+    </w:p>
+    <w:p>
+      <w:pPr>
+        <w:spacing w:after="200" w:lineRule="auto"/>
+        <w:rPr>
+          <w:sz w:val="24"/>
+          <w:szCs w:val="24"/>
+        </w:rPr>
+      </w:pPr>
+      <w:r>
+        <w:rPr>
+          <w:sz w:val="24"/>
+          <w:szCs w:val="24"/>
+          <w:rtl w:val="0"/>
+        </w:rPr>
+        <w:t xml:space="preserve">It might achieve what fifty thousand years </w:t>
+      </w:r>
+    </w:p>
+    <w:p>
+      <w:pPr>
+        <w:spacing w:after="200" w:lineRule="auto"/>
+        <w:rPr>
+          <w:sz w:val="24"/>
+          <w:szCs w:val="24"/>
+        </w:rPr>
+      </w:pPr>
+      <w:r>
+        <w:rPr>
+          <w:sz w:val="24"/>
+          <w:szCs w:val="24"/>
+          <w:rtl w:val="0"/>
+        </w:rPr>
+        <w:t xml:space="preserve">of human civilization never could… </w:t>
+      </w:r>
+    </w:p>
+    <w:p>
+      <w:pPr>
+        <w:spacing w:after="200" w:lineRule="auto"/>
+        <w:rPr>
+          <w:sz w:val="24"/>
+          <w:szCs w:val="24"/>
+        </w:rPr>
+      </w:pPr>
+      <w:r>
+        <w:rPr>
+          <w:sz w:val="24"/>
+          <w:szCs w:val="24"/>
+          <w:rtl w:val="0"/>
+        </w:rPr>
+        <w:t xml:space="preserve">World peace</w:t>
+      </w:r>
+    </w:p>
+    <w:p>
+      <w:pPr>
+        <w:spacing w:after="200" w:lineRule="auto"/>
+        <w:rPr>
+          <w:sz w:val="24"/>
+          <w:szCs w:val="24"/>
+        </w:rPr>
+      </w:pPr>
+      <w:r>
+        <w:rPr>
+          <w:sz w:val="24"/>
+          <w:szCs w:val="24"/>
+          <w:rtl w:val="0"/>
+        </w:rPr>
+        <w:t xml:space="preserve">Ok… so how do we stop it?</w:t>
+      </w:r>
+    </w:p>
+    <w:p>
+      <w:pPr>
+        <w:spacing w:after="200" w:lineRule="auto"/>
+        <w:rPr>
+          <w:sz w:val="24"/>
+          <w:szCs w:val="24"/>
+        </w:rPr>
+      </w:pPr>
+      <w:r>
+        <w:rPr>
+          <w:sz w:val="24"/>
+          <w:szCs w:val="24"/>
+          <w:rtl w:val="0"/>
+        </w:rPr>
+        <w:t xml:space="preserve">Yes, yes. Stop it. Of course…</w:t>
+      </w:r>
+    </w:p>
+    <w:p>
+      <w:pPr>
+        <w:spacing w:after="200" w:lineRule="auto"/>
+        <w:rPr>
+          <w:sz w:val="24"/>
+          <w:szCs w:val="24"/>
+        </w:rPr>
+      </w:pPr>
+      <w:r>
+        <w:rPr>
+          <w:sz w:val="24"/>
+          <w:szCs w:val="24"/>
+          <w:rtl w:val="0"/>
+        </w:rPr>
+        <w:t xml:space="preserve">This all started with the meteor. It’s conducting everything.</w:t>
+      </w:r>
+    </w:p>
+    <w:p>
+      <w:pPr>
+        <w:spacing w:after="200" w:lineRule="auto"/>
+        <w:rPr>
+          <w:sz w:val="24"/>
+          <w:szCs w:val="24"/>
+        </w:rPr>
+      </w:pPr>
+      <w:r>
+        <w:rPr>
+          <w:sz w:val="24"/>
+          <w:szCs w:val="24"/>
+          <w:rtl w:val="0"/>
+        </w:rPr>
+        <w:t xml:space="preserve">If we take it out, will all these things just… die?</w:t>
+      </w:r>
+    </w:p>
+    <w:p>
+      <w:pPr>
+        <w:spacing w:after="200" w:lineRule="auto"/>
+        <w:rPr>
+          <w:sz w:val="24"/>
+          <w:szCs w:val="24"/>
+        </w:rPr>
+      </w:pPr>
+      <w:r>
+        <w:rPr>
+          <w:sz w:val="24"/>
+          <w:szCs w:val="24"/>
+          <w:rtl w:val="0"/>
+        </w:rPr>
+        <w:t xml:space="preserve">That’s a sound theory… Which is why it must never leave this room!</w:t>
+      </w:r>
+    </w:p>
+    <w:p>
+      <w:pPr>
+        <w:spacing w:after="200" w:lineRule="auto"/>
+        <w:rPr>
+          <w:sz w:val="24"/>
+          <w:szCs w:val="24"/>
+        </w:rPr>
+      </w:pPr>
+      <w:r>
+        <w:rPr>
+          <w:sz w:val="24"/>
+          <w:szCs w:val="24"/>
+          <w:rtl w:val="0"/>
+        </w:rPr>
+        <w:t xml:space="preserve">What?</w:t>
+      </w:r>
+    </w:p>
+    <w:p>
+      <w:pPr>
+        <w:spacing w:after="200" w:lineRule="auto"/>
+        <w:rPr>
+          <w:sz w:val="24"/>
+          <w:szCs w:val="24"/>
+        </w:rPr>
+      </w:pPr>
+      <w:r>
+        <w:rPr>
+          <w:sz w:val="24"/>
+          <w:szCs w:val="24"/>
+          <w:rtl w:val="0"/>
+        </w:rPr>
+        <w:t xml:space="preserve">Shshhhhh… Don’t fight it, Emma. Don’t fight it.</w:t>
+      </w:r>
+    </w:p>
+    <w:p>
+      <w:pPr>
+        <w:spacing w:after="200" w:lineRule="auto"/>
+        <w:rPr>
+          <w:sz w:val="24"/>
+          <w:szCs w:val="24"/>
+        </w:rPr>
+      </w:pPr>
+      <w:r>
+        <w:rPr>
+          <w:sz w:val="24"/>
+          <w:szCs w:val="24"/>
+          <w:rtl w:val="0"/>
+        </w:rPr>
+        <w:t xml:space="preserve">[blank]</w:t>
+      </w:r>
+    </w:p>
+    <w:p>
+      <w:pPr>
+        <w:spacing w:after="200" w:lineRule="auto"/>
+        <w:rPr>
+          <w:sz w:val="24"/>
+          <w:szCs w:val="24"/>
+        </w:rPr>
+      </w:pPr>
+      <w:r>
+        <w:rPr>
+          <w:sz w:val="24"/>
+          <w:szCs w:val="24"/>
+          <w:rtl w:val="0"/>
+        </w:rPr>
+        <w:t xml:space="preserve">Sorry for that bump on the head, son. </w:t>
+      </w:r>
+    </w:p>
+    <w:p>
+      <w:pPr>
+        <w:spacing w:after="200" w:lineRule="auto"/>
+        <w:rPr>
+          <w:sz w:val="24"/>
+          <w:szCs w:val="24"/>
+        </w:rPr>
+      </w:pPr>
+      <w:r>
+        <w:rPr>
+          <w:sz w:val="24"/>
+          <w:szCs w:val="24"/>
+          <w:rtl w:val="0"/>
+        </w:rPr>
+        <w:t xml:space="preserve">You can never be too </w:t>
+      </w:r>
       <w:commentRangeStart w:id="17"/>
       <w:r>
         <w:rPr>
@@ -21460,7 +21827,7 @@
           <w:szCs w:val="24"/>
           <w:rtl w:val="0"/>
         </w:rPr>
-        <w:t xml:space="preserve">Imagine</w:t>
+        <w:t xml:space="preserve">careful</w:t>
       </w:r>
       <w:commentRangeEnd w:id="17"/>
       <w:r>
@@ -21472,248 +21839,6 @@
           <w:szCs w:val="24"/>
           <w:rtl w:val="0"/>
         </w:rPr>
-        <w:t xml:space="preserve"> if this entity did spread to the rest of the planet.</w:t>
-      </w:r>
-    </w:p>
-    <w:p>
-      <w:pPr>
-        <w:spacing w:after="200" w:lineRule="auto"/>
-        <w:rPr>
-          <w:sz w:val="24"/>
-          <w:szCs w:val="24"/>
-        </w:rPr>
-      </w:pPr>
-      <w:r>
-        <w:rPr>
-          <w:sz w:val="24"/>
-          <w:szCs w:val="24"/>
-          <w:rtl w:val="0"/>
-        </w:rPr>
-        <w:t xml:space="preserve">It might achieve what fifty thousand years </w:t>
-      </w:r>
-    </w:p>
-    <w:p>
-      <w:pPr>
-        <w:spacing w:after="200" w:lineRule="auto"/>
-        <w:rPr>
-          <w:sz w:val="24"/>
-          <w:szCs w:val="24"/>
-        </w:rPr>
-      </w:pPr>
-      <w:r>
-        <w:rPr>
-          <w:sz w:val="24"/>
-          <w:szCs w:val="24"/>
-          <w:rtl w:val="0"/>
-        </w:rPr>
-        <w:t xml:space="preserve">of human civilization never could… </w:t>
-      </w:r>
-    </w:p>
-    <w:p>
-      <w:pPr>
-        <w:spacing w:after="200" w:lineRule="auto"/>
-        <w:rPr>
-          <w:sz w:val="24"/>
-          <w:szCs w:val="24"/>
-        </w:rPr>
-      </w:pPr>
-      <w:r>
-        <w:rPr>
-          <w:sz w:val="24"/>
-          <w:szCs w:val="24"/>
-          <w:rtl w:val="0"/>
-        </w:rPr>
-        <w:t xml:space="preserve">World peace</w:t>
-      </w:r>
-    </w:p>
-    <w:p>
-      <w:pPr>
-        <w:spacing w:after="200" w:lineRule="auto"/>
-        <w:rPr>
-          <w:sz w:val="24"/>
-          <w:szCs w:val="24"/>
-        </w:rPr>
-      </w:pPr>
-      <w:r>
-        <w:rPr>
-          <w:sz w:val="24"/>
-          <w:szCs w:val="24"/>
-          <w:rtl w:val="0"/>
-        </w:rPr>
-        <w:t xml:space="preserve">Ok… so how do we stop it?</w:t>
-      </w:r>
-    </w:p>
-    <w:p>
-      <w:pPr>
-        <w:spacing w:after="200" w:lineRule="auto"/>
-        <w:rPr>
-          <w:sz w:val="24"/>
-          <w:szCs w:val="24"/>
-        </w:rPr>
-      </w:pPr>
-      <w:r>
-        <w:rPr>
-          <w:sz w:val="24"/>
-          <w:szCs w:val="24"/>
-          <w:rtl w:val="0"/>
-        </w:rPr>
-        <w:t xml:space="preserve">Yes, yes. Stop it. Of course…</w:t>
-      </w:r>
-    </w:p>
-    <w:p>
-      <w:pPr>
-        <w:spacing w:after="200" w:lineRule="auto"/>
-        <w:rPr>
-          <w:sz w:val="24"/>
-          <w:szCs w:val="24"/>
-        </w:rPr>
-      </w:pPr>
-      <w:r>
-        <w:rPr>
-          <w:sz w:val="24"/>
-          <w:szCs w:val="24"/>
-          <w:rtl w:val="0"/>
-        </w:rPr>
-        <w:t xml:space="preserve">This all started with the meteor. It’s conducting everything.</w:t>
-      </w:r>
-    </w:p>
-    <w:p>
-      <w:pPr>
-        <w:spacing w:after="200" w:lineRule="auto"/>
-        <w:rPr>
-          <w:sz w:val="24"/>
-          <w:szCs w:val="24"/>
-        </w:rPr>
-      </w:pPr>
-      <w:r>
-        <w:rPr>
-          <w:sz w:val="24"/>
-          <w:szCs w:val="24"/>
-          <w:rtl w:val="0"/>
-        </w:rPr>
-        <w:t xml:space="preserve">If we take it out, will all these things just… die?</w:t>
-      </w:r>
-    </w:p>
-    <w:p>
-      <w:pPr>
-        <w:spacing w:after="200" w:lineRule="auto"/>
-        <w:rPr>
-          <w:sz w:val="24"/>
-          <w:szCs w:val="24"/>
-        </w:rPr>
-      </w:pPr>
-      <w:r>
-        <w:rPr>
-          <w:sz w:val="24"/>
-          <w:szCs w:val="24"/>
-          <w:rtl w:val="0"/>
-        </w:rPr>
-        <w:t xml:space="preserve">That’s a sound theory… Which is why it must never leave this room!</w:t>
-      </w:r>
-    </w:p>
-    <w:p>
-      <w:pPr>
-        <w:spacing w:after="200" w:lineRule="auto"/>
-        <w:rPr>
-          <w:sz w:val="24"/>
-          <w:szCs w:val="24"/>
-        </w:rPr>
-      </w:pPr>
-      <w:r>
-        <w:rPr>
-          <w:sz w:val="24"/>
-          <w:szCs w:val="24"/>
-          <w:rtl w:val="0"/>
-        </w:rPr>
-        <w:t xml:space="preserve">What?</w:t>
-      </w:r>
-    </w:p>
-    <w:p>
-      <w:pPr>
-        <w:spacing w:after="200" w:lineRule="auto"/>
-        <w:rPr>
-          <w:sz w:val="24"/>
-          <w:szCs w:val="24"/>
-        </w:rPr>
-      </w:pPr>
-      <w:r>
-        <w:rPr>
-          <w:sz w:val="24"/>
-          <w:szCs w:val="24"/>
-          <w:rtl w:val="0"/>
-        </w:rPr>
-        <w:t xml:space="preserve">Shshhhhh… Don’t fight it, Emma. Don’t fight it.</w:t>
-      </w:r>
-    </w:p>
-    <w:p>
-      <w:pPr>
-        <w:spacing w:after="200" w:lineRule="auto"/>
-        <w:rPr>
-          <w:sz w:val="24"/>
-          <w:szCs w:val="24"/>
-        </w:rPr>
-      </w:pPr>
-      <w:r>
-        <w:rPr>
-          <w:sz w:val="24"/>
-          <w:szCs w:val="24"/>
-          <w:rtl w:val="0"/>
-        </w:rPr>
-        <w:t xml:space="preserve">—---</w:t>
-      </w:r>
-    </w:p>
-    <w:p>
-      <w:pPr>
-        <w:spacing w:after="200" w:lineRule="auto"/>
-        <w:rPr>
-          <w:sz w:val="24"/>
-          <w:szCs w:val="24"/>
-        </w:rPr>
-      </w:pPr>
-      <w:r>
-        <w:rPr>
-          <w:sz w:val="24"/>
-          <w:szCs w:val="24"/>
-          <w:rtl w:val="0"/>
-        </w:rPr>
-        <w:t xml:space="preserve">Sorry for that bump on the head, son. </w:t>
-      </w:r>
-    </w:p>
-    <w:p>
-      <w:pPr>
-        <w:spacing w:after="200" w:lineRule="auto"/>
-        <w:rPr>
-          <w:sz w:val="24"/>
-          <w:szCs w:val="24"/>
-        </w:rPr>
-      </w:pPr>
-      <w:r>
-        <w:rPr>
-          <w:sz w:val="24"/>
-          <w:szCs w:val="24"/>
-          <w:rtl w:val="0"/>
-        </w:rPr>
-        <w:t xml:space="preserve">You can never be too </w:t>
-      </w:r>
-      <w:commentRangeStart w:id="18"/>
-      <w:r>
-        <w:rPr>
-          <w:sz w:val="24"/>
-          <w:szCs w:val="24"/>
-          <w:rtl w:val="0"/>
-        </w:rPr>
-        <w:t xml:space="preserve">careful</w:t>
-      </w:r>
-      <w:commentRangeEnd w:id="18"/>
-      <w:r>
-        <w:commentReference w:id="18"/>
-      </w:r>
-      <w:r>
-        <w:rPr>
-          <w:sz w:val="24"/>
-          <w:szCs w:val="24"/>
-          <w:rtl w:val="0"/>
-        </w:rPr>
         <w:t xml:space="preserve">. What’s your name?</w:t>
       </w:r>
     </w:p>
@@ -22699,7 +22824,7 @@
           <w:szCs w:val="24"/>
           <w:rtl w:val="0"/>
         </w:rPr>
-        <w:t xml:space="preserve">------</w:t>
+        <w:t xml:space="preserve">[blank]</w:t>
       </w:r>
     </w:p>
     <w:p>
@@ -24179,7 +24304,7 @@
           <w:szCs w:val="24"/>
           <w:rtl w:val="0"/>
         </w:rPr>
-        <w:t xml:space="preserve">Stocks, bonds, other.. business lingo...</w:t>
+        <w:t xml:space="preserve">Stocks, bonds, other business lingo…</w:t>
       </w:r>
     </w:p>
     <w:p>
@@ -24906,7 +25031,7 @@
           <w:szCs w:val="24"/>
           <w:rtl w:val="0"/>
         </w:rPr>
-        <w:t xml:space="preserve">-----</w:t>
+        <w:t xml:space="preserve">[blank]</w:t>
       </w:r>
     </w:p>
     <w:p>
@@ -25925,7 +26050,7 @@
           <w:szCs w:val="24"/>
           <w:rtl w:val="0"/>
         </w:rPr>
-        <w:t xml:space="preserve">—-</w:t>
+        <w:t xml:space="preserve">[blank]</w:t>
       </w:r>
     </w:p>
     <w:p>
@@ -26921,7 +27046,7 @@
           <w:szCs w:val="24"/>
           <w:rtl w:val="0"/>
         </w:rPr>
-        <w:t xml:space="preserve">-</w:t>
+        <w:t xml:space="preserve">[blank]</w:t>
       </w:r>
     </w:p>
     <w:p>
@@ -27584,7 +27709,7 @@
           <w:szCs w:val="24"/>
           <w:rtl w:val="0"/>
         </w:rPr>
-        <w:t xml:space="preserve">—--</w:t>
+        <w:t xml:space="preserve">[blank]</w:t>
       </w:r>
     </w:p>
     <w:p>
@@ -28213,6 +28338,91 @@
           <w:szCs w:val="24"/>
           <w:rtl w:val="0"/>
         </w:rPr>
+        <w:t xml:space="preserve">It’s your proximity to the meteor, Paul. </w:t>
+      </w:r>
+    </w:p>
+    <w:p>
+      <w:pPr>
+        <w:spacing w:after="200" w:lineRule="auto"/>
+        <w:rPr>
+          <w:sz w:val="24"/>
+          <w:szCs w:val="24"/>
+        </w:rPr>
+      </w:pPr>
+      <w:r>
+        <w:rPr>
+          <w:sz w:val="24"/>
+          <w:szCs w:val="24"/>
+          <w:rtl w:val="0"/>
+        </w:rPr>
+        <w:t xml:space="preserve">The air here is thick with its spores! </w:t>
+      </w:r>
+    </w:p>
+    <w:p>
+      <w:pPr>
+        <w:spacing w:after="200" w:lineRule="auto"/>
+        <w:rPr>
+          <w:sz w:val="24"/>
+          <w:szCs w:val="24"/>
+        </w:rPr>
+      </w:pPr>
+      <w:r>
+        <w:rPr>
+          <w:sz w:val="24"/>
+          <w:szCs w:val="24"/>
+          <w:rtl w:val="0"/>
+        </w:rPr>
+        <w:t xml:space="preserve">Feel your apotheosis begin as they take root in your mind! </w:t>
+      </w:r>
+    </w:p>
+    <w:p>
+      <w:pPr>
+        <w:spacing w:after="200" w:lineRule="auto"/>
+        <w:rPr>
+          <w:sz w:val="24"/>
+          <w:szCs w:val="24"/>
+        </w:rPr>
+      </w:pPr>
+      <w:r>
+        <w:rPr>
+          <w:sz w:val="24"/>
+          <w:szCs w:val="24"/>
+          <w:rtl w:val="0"/>
+        </w:rPr>
+        <w:t xml:space="preserve">Do you really think we’d let you kill us? </w:t>
+      </w:r>
+    </w:p>
+    <w:p>
+      <w:pPr>
+        <w:spacing w:after="200" w:lineRule="auto"/>
+        <w:rPr>
+          <w:sz w:val="24"/>
+          <w:szCs w:val="24"/>
+        </w:rPr>
+      </w:pPr>
+      <w:r>
+        <w:rPr>
+          <w:sz w:val="24"/>
+          <w:szCs w:val="24"/>
+          <w:rtl w:val="0"/>
+        </w:rPr>
+        <w:t xml:space="preserve">You’ll be one of us before you can pull that pin!</w:t>
+      </w:r>
+    </w:p>
+    <w:p>
+      <w:pPr>
+        <w:spacing w:after="200" w:lineRule="auto"/>
+        <w:rPr>
+          <w:sz w:val="24"/>
+          <w:szCs w:val="24"/>
+        </w:rPr>
+      </w:pPr>
+      <w:r>
+        <w:rPr>
+          <w:sz w:val="24"/>
+          <w:szCs w:val="24"/>
+          <w:rtl w:val="0"/>
+        </w:rPr>
         <w:t xml:space="preserve">What was that?!?</w:t>
       </w:r>
     </w:p>
@@ -28247,92 +28457,24 @@
           <w:szCs w:val="24"/>
           <w:rtl w:val="0"/>
         </w:rPr>
-        <w:t xml:space="preserve">It’s your proximity to the meteor, Paul. </w:t>
-      </w:r>
-    </w:p>
-    <w:p>
-      <w:pPr>
-        <w:spacing w:after="200" w:lineRule="auto"/>
-        <w:rPr>
-          <w:sz w:val="24"/>
-          <w:szCs w:val="24"/>
-        </w:rPr>
-      </w:pPr>
-      <w:r>
-        <w:rPr>
-          <w:sz w:val="24"/>
-          <w:szCs w:val="24"/>
-          <w:rtl w:val="0"/>
-        </w:rPr>
-        <w:t xml:space="preserve">The air here is thick with its spores! </w:t>
-      </w:r>
-    </w:p>
-    <w:p>
-      <w:pPr>
-        <w:spacing w:after="200" w:lineRule="auto"/>
-        <w:rPr>
-          <w:sz w:val="24"/>
-          <w:szCs w:val="24"/>
-        </w:rPr>
-      </w:pPr>
-      <w:r>
-        <w:rPr>
-          <w:sz w:val="24"/>
-          <w:szCs w:val="24"/>
-          <w:rtl w:val="0"/>
-        </w:rPr>
-        <w:t xml:space="preserve">Feel your apotheosis begin as they take root in your mind! </w:t>
-      </w:r>
-    </w:p>
-    <w:p>
-      <w:pPr>
-        <w:spacing w:after="200" w:lineRule="auto"/>
-        <w:rPr>
-          <w:sz w:val="24"/>
-          <w:szCs w:val="24"/>
-        </w:rPr>
-      </w:pPr>
-      <w:r>
-        <w:rPr>
-          <w:sz w:val="24"/>
-          <w:szCs w:val="24"/>
-          <w:rtl w:val="0"/>
-        </w:rPr>
-        <w:t xml:space="preserve">Do you really think we’d let you kill us? </w:t>
-      </w:r>
-    </w:p>
-    <w:p>
-      <w:pPr>
-        <w:spacing w:after="200" w:lineRule="auto"/>
-        <w:rPr>
-          <w:sz w:val="24"/>
-          <w:szCs w:val="24"/>
-        </w:rPr>
-      </w:pPr>
-      <w:r>
-        <w:rPr>
-          <w:sz w:val="24"/>
-          <w:szCs w:val="24"/>
-          <w:rtl w:val="0"/>
-        </w:rPr>
-        <w:t xml:space="preserve">You’ll be one of us before you can pull that pin!</w:t>
-      </w:r>
-    </w:p>
-    <w:p>
-      <w:pPr>
-        <w:spacing w:after="200" w:lineRule="auto"/>
-        <w:rPr>
-          <w:sz w:val="24"/>
-          <w:szCs w:val="24"/>
-        </w:rPr>
-      </w:pPr>
-      <w:r>
-        <w:rPr>
-          <w:sz w:val="24"/>
-          <w:szCs w:val="24"/>
-          <w:rtl w:val="0"/>
-        </w:rPr>
-        <w:t xml:space="preserve">Was that a note Or just a sound?</w:t>
+        <w:t xml:space="preserve">Was that a note </w:t>
+      </w:r>
+    </w:p>
+    <w:p>
+      <w:pPr>
+        <w:spacing w:after="200" w:lineRule="auto"/>
+        <w:rPr>
+          <w:sz w:val="24"/>
+          <w:szCs w:val="24"/>
+        </w:rPr>
+      </w:pPr>
+      <w:r>
+        <w:rPr>
+          <w:sz w:val="24"/>
+          <w:szCs w:val="24"/>
+          <w:rtl w:val="0"/>
+        </w:rPr>
+        <w:t xml:space="preserve">Or just a sound?</w:t>
       </w:r>
     </w:p>
     <w:p>
@@ -28366,6 +28508,23 @@
           <w:szCs w:val="24"/>
           <w:rtl w:val="0"/>
         </w:rPr>
+        <w:t xml:space="preserve">Oh god, just…</w:t>
+      </w:r>
+    </w:p>
+    <w:p>
+      <w:pPr>
+        <w:spacing w:after="200" w:lineRule="auto"/>
+        <w:rPr>
+          <w:sz w:val="24"/>
+          <w:szCs w:val="24"/>
+        </w:rPr>
+      </w:pPr>
+      <w:r>
+        <w:rPr>
+          <w:sz w:val="24"/>
+          <w:szCs w:val="24"/>
+          <w:rtl w:val="0"/>
+        </w:rPr>
         <w:t xml:space="preserve">STOP IT!</w:t>
       </w:r>
     </w:p>
@@ -28400,24 +28559,58 @@
           <w:szCs w:val="24"/>
           <w:rtl w:val="0"/>
         </w:rPr>
-        <w:t xml:space="preserve">Is this me or IS THIS YOU?!? AM I DEAD?</w:t>
-      </w:r>
-    </w:p>
-    <w:p>
-      <w:pPr>
-        <w:spacing w:after="200" w:lineRule="auto"/>
-        <w:rPr>
-          <w:sz w:val="24"/>
-          <w:szCs w:val="24"/>
-        </w:rPr>
-      </w:pPr>
-      <w:r>
-        <w:rPr>
-          <w:sz w:val="24"/>
-          <w:szCs w:val="24"/>
-          <w:rtl w:val="0"/>
-        </w:rPr>
-        <w:t xml:space="preserve">I’m coming apart AT THE SEAMS!</w:t>
+        <w:t xml:space="preserve">Is this me or </w:t>
+      </w:r>
+    </w:p>
+    <w:p>
+      <w:pPr>
+        <w:spacing w:after="200" w:lineRule="auto"/>
+        <w:rPr>
+          <w:sz w:val="24"/>
+          <w:szCs w:val="24"/>
+        </w:rPr>
+      </w:pPr>
+      <w:r>
+        <w:rPr>
+          <w:sz w:val="24"/>
+          <w:szCs w:val="24"/>
+          <w:rtl w:val="0"/>
+        </w:rPr>
+        <w:t xml:space="preserve">IS THIS YOU?!? AM I DEAD?</w:t>
+      </w:r>
+    </w:p>
+    <w:p>
+      <w:pPr>
+        <w:spacing w:after="200" w:lineRule="auto"/>
+        <w:rPr>
+          <w:sz w:val="24"/>
+          <w:szCs w:val="24"/>
+        </w:rPr>
+      </w:pPr>
+      <w:r>
+        <w:rPr>
+          <w:sz w:val="24"/>
+          <w:szCs w:val="24"/>
+          <w:rtl w:val="0"/>
+        </w:rPr>
+        <w:t xml:space="preserve">I’m coming apart </w:t>
+      </w:r>
+    </w:p>
+    <w:p>
+      <w:pPr>
+        <w:spacing w:after="200" w:lineRule="auto"/>
+        <w:rPr>
+          <w:sz w:val="24"/>
+          <w:szCs w:val="24"/>
+        </w:rPr>
+      </w:pPr>
+      <w:r>
+        <w:rPr>
+          <w:sz w:val="24"/>
+          <w:szCs w:val="24"/>
+          <w:rtl w:val="0"/>
+        </w:rPr>
+        <w:t xml:space="preserve">AT THE SEAMS!</w:t>
       </w:r>
     </w:p>
     <w:p>
@@ -28519,7 +28712,24 @@
           <w:szCs w:val="24"/>
           <w:rtl w:val="0"/>
         </w:rPr>
-        <w:t xml:space="preserve">I’ve never been happy. Wouldn’t that be nice?</w:t>
+        <w:t xml:space="preserve">I’ve never been happy. </w:t>
+      </w:r>
+    </w:p>
+    <w:p>
+      <w:pPr>
+        <w:spacing w:after="200" w:lineRule="auto"/>
+        <w:rPr>
+          <w:sz w:val="24"/>
+          <w:szCs w:val="24"/>
+        </w:rPr>
+      </w:pPr>
+      <w:r>
+        <w:rPr>
+          <w:sz w:val="24"/>
+          <w:szCs w:val="24"/>
+          <w:rtl w:val="0"/>
+        </w:rPr>
+        <w:t xml:space="preserve">Wouldn’t that be nice?</w:t>
       </w:r>
     </w:p>
     <w:p>
@@ -28604,24 +28814,58 @@
           <w:szCs w:val="24"/>
           <w:rtl w:val="0"/>
         </w:rPr>
-        <w:t xml:space="preserve">Am I crazy?! Maybe I’ve always been…</w:t>
-      </w:r>
-    </w:p>
-    <w:p>
-      <w:pPr>
-        <w:spacing w:after="200" w:lineRule="auto"/>
-        <w:rPr>
-          <w:sz w:val="24"/>
-          <w:szCs w:val="24"/>
-        </w:rPr>
-      </w:pPr>
-      <w:r>
-        <w:rPr>
-          <w:sz w:val="24"/>
-          <w:szCs w:val="24"/>
-          <w:rtl w:val="0"/>
-        </w:rPr>
-        <w:t xml:space="preserve">I’ve become what I’ve hated. Or maybe I never did.</w:t>
+        <w:t xml:space="preserve">Am I crazy?! </w:t>
+      </w:r>
+    </w:p>
+    <w:p>
+      <w:pPr>
+        <w:spacing w:after="200" w:lineRule="auto"/>
+        <w:rPr>
+          <w:sz w:val="24"/>
+          <w:szCs w:val="24"/>
+        </w:rPr>
+      </w:pPr>
+      <w:r>
+        <w:rPr>
+          <w:sz w:val="24"/>
+          <w:szCs w:val="24"/>
+          <w:rtl w:val="0"/>
+        </w:rPr>
+        <w:t xml:space="preserve">Maybe I’ve always been…</w:t>
+      </w:r>
+    </w:p>
+    <w:p>
+      <w:pPr>
+        <w:spacing w:after="200" w:lineRule="auto"/>
+        <w:rPr>
+          <w:sz w:val="24"/>
+          <w:szCs w:val="24"/>
+        </w:rPr>
+      </w:pPr>
+      <w:r>
+        <w:rPr>
+          <w:sz w:val="24"/>
+          <w:szCs w:val="24"/>
+          <w:rtl w:val="0"/>
+        </w:rPr>
+        <w:t xml:space="preserve">I’ve become what I’ve hated. </w:t>
+      </w:r>
+    </w:p>
+    <w:p>
+      <w:pPr>
+        <w:spacing w:after="200" w:lineRule="auto"/>
+        <w:rPr>
+          <w:sz w:val="24"/>
+          <w:szCs w:val="24"/>
+        </w:rPr>
+      </w:pPr>
+      <w:r>
+        <w:rPr>
+          <w:sz w:val="24"/>
+          <w:szCs w:val="24"/>
+          <w:rtl w:val="0"/>
+        </w:rPr>
+        <w:t xml:space="preserve">Or maybe I never did.</w:t>
       </w:r>
     </w:p>
     <w:p>
@@ -28774,24 +29018,41 @@
           <w:szCs w:val="24"/>
           <w:rtl w:val="0"/>
         </w:rPr>
-        <w:t xml:space="preserve">God help me out, if I let it….</w:t>
-      </w:r>
-    </w:p>
-    <w:p>
-      <w:pPr>
-        <w:spacing w:after="200" w:lineRule="auto"/>
-        <w:rPr>
-          <w:sz w:val="24"/>
-          <w:szCs w:val="24"/>
-        </w:rPr>
-      </w:pPr>
-      <w:r>
-        <w:rPr>
-          <w:sz w:val="24"/>
-          <w:szCs w:val="24"/>
-          <w:rtl w:val="0"/>
-        </w:rPr>
-        <w:t xml:space="preserve">OOOOOOUUUUUUTTTT!!!!!!!</w:t>
+        <w:t xml:space="preserve">God help me out, </w:t>
+      </w:r>
+    </w:p>
+    <w:p>
+      <w:pPr>
+        <w:spacing w:after="200" w:lineRule="auto"/>
+        <w:rPr>
+          <w:sz w:val="24"/>
+          <w:szCs w:val="24"/>
+        </w:rPr>
+      </w:pPr>
+      <w:r>
+        <w:rPr>
+          <w:sz w:val="24"/>
+          <w:szCs w:val="24"/>
+          <w:rtl w:val="0"/>
+        </w:rPr>
+        <w:t xml:space="preserve">if I let it…</w:t>
+      </w:r>
+    </w:p>
+    <w:p>
+      <w:pPr>
+        <w:spacing w:after="200" w:lineRule="auto"/>
+        <w:rPr>
+          <w:sz w:val="24"/>
+          <w:szCs w:val="24"/>
+        </w:rPr>
+      </w:pPr>
+      <w:r>
+        <w:rPr>
+          <w:sz w:val="24"/>
+          <w:szCs w:val="24"/>
+          <w:rtl w:val="0"/>
+        </w:rPr>
+        <w:t xml:space="preserve">OOOOUUUUTTTT!!!</w:t>
       </w:r>
     </w:p>
     <w:p>
@@ -28859,7 +29120,7 @@
           <w:szCs w:val="24"/>
           <w:rtl w:val="0"/>
         </w:rPr>
-        <w:t xml:space="preserve">—---</w:t>
+        <w:t xml:space="preserve">[blank]</w:t>
       </w:r>
     </w:p>
     <w:p>
@@ -29473,6 +29734,23 @@
           <w:szCs w:val="24"/>
           <w:rtl w:val="0"/>
         </w:rPr>
+        <w:t xml:space="preserve">[blank]</w:t>
+      </w:r>
+    </w:p>
+    <w:p>
+      <w:pPr>
+        <w:spacing w:after="200" w:lineRule="auto"/>
+        <w:rPr>
+          <w:sz w:val="24"/>
+          <w:szCs w:val="24"/>
+        </w:rPr>
+      </w:pPr>
+      <w:r>
+        <w:rPr>
+          <w:sz w:val="24"/>
+          <w:szCs w:val="24"/>
+          <w:rtl w:val="0"/>
+        </w:rPr>
         <w:t xml:space="preserve">Paul?</w:t>
       </w:r>
     </w:p>
@@ -29490,24 +29768,24 @@
           <w:szCs w:val="24"/>
           <w:rtl w:val="0"/>
         </w:rPr>
-        <w:t xml:space="preserve">Hi</w:t>
-      </w:r>
-    </w:p>
-    <w:p>
-      <w:pPr>
-        <w:spacing w:after="200" w:lineRule="auto"/>
-        <w:rPr>
-          <w:sz w:val="24"/>
-          <w:szCs w:val="24"/>
-        </w:rPr>
-      </w:pPr>
-      <w:r>
-        <w:rPr>
-          <w:sz w:val="24"/>
-          <w:szCs w:val="24"/>
-          <w:rtl w:val="0"/>
-        </w:rPr>
-        <w:t xml:space="preserve">Holy shit, Paul!!! Oh, thank god. You made it. Paul. We made it.</w:t>
+        <w:t xml:space="preserve">Holy shit, Paul!!! Oh, thank god. </w:t>
+      </w:r>
+    </w:p>
+    <w:p>
+      <w:pPr>
+        <w:spacing w:after="200" w:lineRule="auto"/>
+        <w:rPr>
+          <w:sz w:val="24"/>
+          <w:szCs w:val="24"/>
+        </w:rPr>
+      </w:pPr>
+      <w:r>
+        <w:rPr>
+          <w:sz w:val="24"/>
+          <w:szCs w:val="24"/>
+          <w:rtl w:val="0"/>
+        </w:rPr>
+        <w:t xml:space="preserve">You made it. Paul. We made it.</w:t>
       </w:r>
     </w:p>
     <w:p>
@@ -30271,6 +30549,23 @@
           <w:rtl w:val="0"/>
         </w:rPr>
         <w:t xml:space="preserve">Inevitable!</w:t>
+      </w:r>
+    </w:p>
+    <w:p>
+      <w:pPr>
+        <w:spacing w:after="200" w:lineRule="auto"/>
+        <w:rPr>
+          <w:sz w:val="24"/>
+          <w:szCs w:val="24"/>
+        </w:rPr>
+      </w:pPr>
+      <w:r>
+        <w:rPr>
+          <w:sz w:val="24"/>
+          <w:szCs w:val="24"/>
+          <w:rtl w:val="0"/>
+        </w:rPr>
+        <w:t xml:space="preserve">[blank]</w:t>
       </w:r>
     </w:p>
     <w:p>
@@ -30664,7 +30959,7 @@
       </w:r>
     </w:p>
   </w:comment>
-  <w:comment w:author="Like That" w:id="9" w:date="2026-06-30T17:52:26Z">
+  <w:comment w:author="Like That" w:id="8" w:date="2026-06-30T17:52:26Z">
     <w:p>
       <w:pPr>
         <w:keepNext w:val="0"/>
@@ -30833,7 +31128,7 @@
       </w:r>
     </w:p>
   </w:comment>
-  <w:comment w:author="Like That" w:id="10" w:date="2026-07-04T21:59:02Z">
+  <w:comment w:author="Like That" w:id="9" w:date="2026-07-04T21:59:02Z">
     <w:p>
       <w:pPr>
         <w:keepNext w:val="0"/>
@@ -31078,7 +31373,7 @@
       </w:r>
     </w:p>
   </w:comment>
-  <w:comment w:author="Like That" w:id="11" w:date="2026-06-30T17:52:46Z">
+  <w:comment w:author="Like That" w:id="10" w:date="2026-06-30T17:52:46Z">
     <w:p>
       <w:pPr>
         <w:keepNext w:val="0"/>
@@ -31171,7 +31466,7 @@
       </w:r>
     </w:p>
   </w:comment>
-  <w:comment w:author="Like That" w:id="13" w:date="2026-06-30T17:58:47Z">
+  <w:comment w:author="Like That" w:id="12" w:date="2026-06-30T17:58:47Z">
     <w:p>
       <w:pPr>
         <w:keepNext w:val="0"/>
@@ -31226,7 +31521,7 @@
       </w:r>
     </w:p>
   </w:comment>
-  <w:comment w:author="Like That" w:id="14" w:date="2026-06-30T17:59:04Z">
+  <w:comment w:author="Like That" w:id="13" w:date="2026-06-30T17:59:04Z">
     <w:p>
       <w:pPr>
         <w:keepNext w:val="0"/>
@@ -31281,7 +31576,7 @@
       </w:r>
     </w:p>
   </w:comment>
-  <w:comment w:author="Like That" w:id="12" w:date="2026-06-30T17:54:19Z">
+  <w:comment w:author="Like That" w:id="11" w:date="2026-06-30T17:54:19Z">
     <w:p>
       <w:pPr>
         <w:keepNext w:val="0"/>
@@ -31336,7 +31631,7 @@
       </w:r>
     </w:p>
   </w:comment>
-  <w:comment w:author="Like That" w:id="16" w:date="2026-06-30T18:05:50Z">
+  <w:comment w:author="Like That" w:id="15" w:date="2026-06-30T18:05:50Z">
     <w:p>
       <w:pPr>
         <w:keepNext w:val="0"/>
@@ -31391,7 +31686,7 @@
       </w:r>
     </w:p>
   </w:comment>
-  <w:comment w:author="Like That" w:id="17" w:date="2026-06-30T18:06:19Z">
+  <w:comment w:author="Like That" w:id="16" w:date="2026-06-30T18:06:19Z">
     <w:p>
       <w:pPr>
         <w:keepNext w:val="0"/>
@@ -31446,7 +31741,7 @@
       </w:r>
     </w:p>
   </w:comment>
-  <w:comment w:author="Like That" w:id="18" w:date="2026-06-30T18:07:27Z">
+  <w:comment w:author="Like That" w:id="17" w:date="2026-06-30T18:07:27Z">
     <w:p>
       <w:pPr>
         <w:keepNext w:val="0"/>
@@ -31596,7 +31891,7 @@
       </w:r>
     </w:p>
   </w:comment>
-  <w:comment w:author="Like That" w:id="5" w:date="2026-06-30T17:24:04Z">
+  <w:comment w:author="Like That" w:id="4" w:date="2026-06-30T17:24:04Z">
     <w:p>
       <w:pPr>
         <w:keepNext w:val="0"/>
@@ -31765,7 +32060,7 @@
       </w:r>
     </w:p>
   </w:comment>
-  <w:comment w:author="יותם סבירסקי" w:id="6" w:date="2026-06-30T20:40:02Z">
+  <w:comment w:author="יותם סבירסקי" w:id="5" w:date="2026-06-30T20:40:02Z">
     <w:p>
       <w:pPr>
         <w:keepNext w:val="0"/>
@@ -31901,7 +32196,7 @@
       </w:r>
     </w:p>
   </w:comment>
-  <w:comment w:author="יותם סבירסקי" w:id="7" w:date="2026-06-30T20:40:06Z">
+  <w:comment w:author="יותם סבירסקי" w:id="6" w:date="2026-06-30T20:40:06Z">
     <w:p>
       <w:pPr>
         <w:keepNext w:val="0"/>
@@ -32037,7 +32332,7 @@
       </w:r>
     </w:p>
   </w:comment>
-  <w:comment w:author="Like That" w:id="8" w:date="2026-06-30T17:45:47Z">
+  <w:comment w:author="Like That" w:id="7" w:date="2026-06-30T17:45:47Z">
     <w:p>
       <w:pPr>
         <w:keepNext w:val="0"/>
@@ -32223,7 +32518,7 @@
       </w:r>
     </w:p>
   </w:comment>
-  <w:comment w:author="Like That" w:id="15" w:date="2026-07-04T22:02:20Z">
+  <w:comment w:author="Like That" w:id="14" w:date="2026-07-04T22:02:20Z">
     <w:p>
       <w:pPr>
         <w:keepNext w:val="0"/>
@@ -32354,81 +32649,7 @@
       </w:r>
     </w:p>
   </w:comment>
-  <w:comment w:author="Like That" w:id="3" w:date="2026-06-30T17:23:11Z">
-    <w:p>
-      <w:pPr>
-        <w:keepNext w:val="0"/>
-        <w:keepLines w:val="0"/>
-        <w:pageBreakBefore w:val="0"/>
-        <w:widowControl w:val="0"/>
-        <w:pBdr>
-          <w:top w:space="0" w:sz="0" w:val="nil"/>
-          <w:left w:space="0" w:sz="0" w:val="nil"/>
-          <w:bottom w:space="0" w:sz="0" w:val="nil"/>
-          <w:right w:space="0" w:sz="0" w:val="nil"/>
-          <w:between w:space="0" w:sz="0" w:val="nil"/>
-        </w:pBdr>
-        <w:shd w:fill="auto" w:val="clear"/>
-        <w:spacing w:after="0" w:before="0" w:line="240" w:lineRule="auto"/>
-        <w:ind w:left="0" w:right="0" w:firstLine="0"/>
-        <w:jc w:val="left"/>
-        <w:rPr>
-          <w:rFonts w:ascii="Arial" w:cs="Arial" w:eastAsia="Arial" w:hAnsi="Arial"/>
-          <w:b w:val="0"/>
-          <w:bCs w:val="0"/>
-          <w:i w:val="0"/>
-          <w:iCs w:val="0"/>
-          <w:smallCaps w:val="0"/>
-          <w:strike w:val="0"/>
-          <w:color w:val="000000"/>
-          <w:sz w:val="22"/>
-          <w:szCs w:val="22"/>
-          <w:u w:val="none"/>
-          <w:shd w:fill="auto" w:val="clear"/>
-          <w:vertAlign w:val="baseline"/>
-        </w:rPr>
-      </w:pPr>
-      <w:r>
-        <w:rPr>
-          <w:rFonts w:ascii="Arial" w:cs="Arial" w:eastAsia="Arial" w:hAnsi="Arial"/>
-          <w:b w:val="0"/>
-          <w:bCs w:val="0"/>
-          <w:i w:val="0"/>
-          <w:iCs w:val="0"/>
-          <w:smallCaps w:val="0"/>
-          <w:strike w:val="0"/>
-          <w:color w:val="000000"/>
-          <w:sz w:val="22"/>
-          <w:szCs w:val="22"/>
-          <w:u w:val="none"/>
-          <w:shd w:fill="auto" w:val="clear"/>
-          <w:vertAlign w:val="baseline"/>
-          <w:rtl w:val="1"/>
-        </w:rPr>
-        <w:t xml:space="preserve">אלתרה</w:t>
-      </w:r>
-      <w:r>
-        <w:rPr>
-          <w:rFonts w:ascii="Arial" w:cs="Arial" w:eastAsia="Arial" w:hAnsi="Arial"/>
-          <w:b w:val="0"/>
-          <w:bCs w:val="0"/>
-          <w:i w:val="0"/>
-          <w:iCs w:val="0"/>
-          <w:smallCaps w:val="0"/>
-          <w:strike w:val="0"/>
-          <w:color w:val="000000"/>
-          <w:sz w:val="22"/>
-          <w:szCs w:val="22"/>
-          <w:u w:val="none"/>
-          <w:shd w:fill="auto" w:val="clear"/>
-          <w:vertAlign w:val="baseline"/>
-          <w:rtl w:val="0"/>
-        </w:rPr>
-        <w:t xml:space="preserve">?</w:t>
-      </w:r>
-    </w:p>
-  </w:comment>
-  <w:comment w:author="Like That" w:id="4" w:date="2026-06-30T17:23:36Z">
+  <w:comment w:author="Like That" w:id="3" w:date="2026-06-30T17:23:36Z">
     <w:p>
       <w:pPr>
         <w:keepNext w:val="0"/>

--- a/dialogue_only_script.docx
+++ b/dialogue_only_script.docx
@@ -1197,6 +1197,22 @@
     </w:p>
     <w:p>
       <w:pPr>
+        <w:widowControl w:val="0"/>
+        <w:spacing w:before="4" w:lineRule="auto"/>
+        <w:ind w:right="177"/>
+        <w:rPr>
+          <w:sz w:val="24"/>
+          <w:szCs w:val="24"/>
+        </w:rPr>
+      </w:pPr>
+      <w:r>
+        <w:rPr>
+          <w:rtl w:val="0"/>
+        </w:rPr>
+      </w:r>
+    </w:p>
+    <w:p>
+      <w:pPr>
         <w:spacing w:after="200" w:lineRule="auto"/>
         <w:rPr>
           <w:sz w:val="24"/>
@@ -1214,6 +1230,24 @@
     </w:p>
     <w:p>
       <w:pPr>
+        <w:widowControl w:val="0"/>
+        <w:spacing w:before="2" w:lineRule="auto"/>
+        <w:rPr>
+          <w:sz w:val="24"/>
+          <w:szCs w:val="24"/>
+        </w:rPr>
+      </w:pPr>
+      <w:r>
+        <w:rPr>
+          <w:sz w:val="24"/>
+          <w:szCs w:val="24"/>
+          <w:rtl w:val="0"/>
+        </w:rPr>
+        <w:t xml:space="preserve">He’s the guy who didn’t like musicals!</w:t>
+      </w:r>
+    </w:p>
+    <w:p>
+      <w:pPr>
         <w:spacing w:after="200" w:lineRule="auto"/>
         <w:rPr>
           <w:sz w:val="24"/>
@@ -1243,6 +1277,23 @@
           <w:szCs w:val="24"/>
           <w:rtl w:val="0"/>
         </w:rPr>
+        <w:t xml:space="preserve">Nah nah nah nah nah nah</w:t>
+      </w:r>
+    </w:p>
+    <w:p>
+      <w:pPr>
+        <w:spacing w:after="200" w:lineRule="auto"/>
+        <w:rPr>
+          <w:sz w:val="24"/>
+          <w:szCs w:val="24"/>
+        </w:rPr>
+      </w:pPr>
+      <w:r>
+        <w:rPr>
+          <w:sz w:val="24"/>
+          <w:szCs w:val="24"/>
+          <w:rtl w:val="0"/>
+        </w:rPr>
         <w:t xml:space="preserve">Didn’t like, didn’t like, didn’t like-a-like-‘em …</w:t>
       </w:r>
     </w:p>
@@ -1252,6 +1303,23 @@
         <w:rPr>
           <w:sz w:val="24"/>
           <w:szCs w:val="24"/>
+        </w:rPr>
+      </w:pPr>
+      <w:r>
+        <w:rPr>
+          <w:sz w:val="24"/>
+          <w:szCs w:val="24"/>
+          <w:rtl w:val="0"/>
+        </w:rPr>
+        <w:t xml:space="preserve">Nah nah nah nah nah nah nah!</w:t>
+      </w:r>
+    </w:p>
+    <w:p>
+      <w:pPr>
+        <w:spacing w:after="200" w:lineRule="auto"/>
+        <w:rPr>
+          <w:sz w:val="24"/>
+          <w:szCs w:val="24"/>
           <w:u w:val="single"/>
         </w:rPr>
       </w:pPr>
@@ -1267,19 +1335,43 @@
     </w:p>
     <w:p>
       <w:pPr>
-        <w:spacing w:after="200" w:lineRule="auto"/>
-        <w:rPr>
-          <w:sz w:val="24"/>
-          <w:szCs w:val="24"/>
-        </w:rPr>
-      </w:pPr>
-      <w:r>
-        <w:rPr>
-          <w:sz w:val="24"/>
-          <w:szCs w:val="24"/>
-          <w:rtl w:val="0"/>
-        </w:rPr>
-        <w:t xml:space="preserve">Didn’t like, didn’t like, didn’t like-a-like-‘em</w:t>
+        <w:widowControl w:val="0"/>
+        <w:spacing w:before="3" w:lineRule="auto"/>
+        <w:rPr>
+          <w:sz w:val="24"/>
+          <w:szCs w:val="24"/>
+          <w:u w:val="single"/>
+        </w:rPr>
+      </w:pPr>
+      <w:r>
+        <w:rPr>
+          <w:sz w:val="24"/>
+          <w:szCs w:val="24"/>
+          <w:rtl w:val="0"/>
+        </w:rPr>
+        <w:t xml:space="preserve">He definitely won’t like this!</w:t>
+      </w:r>
+      <w:r>
+        <w:rPr>
+          <w:rtl w:val="0"/>
+        </w:rPr>
+      </w:r>
+    </w:p>
+    <w:p>
+      <w:pPr>
+        <w:spacing w:after="200" w:lineRule="auto"/>
+        <w:rPr>
+          <w:sz w:val="24"/>
+          <w:szCs w:val="24"/>
+        </w:rPr>
+      </w:pPr>
+      <w:r>
+        <w:rPr>
+          <w:sz w:val="24"/>
+          <w:szCs w:val="24"/>
+          <w:rtl w:val="0"/>
+        </w:rPr>
+        <w:t xml:space="preserve">Didn’t like, didn’t like, didn’t like-a-like-‘ems</w:t>
       </w:r>
     </w:p>
     <w:p>
@@ -3206,7 +3298,7 @@
         <w:t xml:space="preserve">. That’s a new thing. The owner just came back from Japan, </w:t>
         <w:br w:type="textWrapping"/>
         <w:br w:type="textWrapping"/>
-        <w:t xml:space="preserve">saw the whole Singing Café thing, and decided to bring it over. </w:t>
+        <w:t xml:space="preserve">saw the whole Singing Cafe thing, and decided to bring it over. </w:t>
         <w:br w:type="textWrapping"/>
         <w:br w:type="textWrapping"/>
         <w:t xml:space="preserve">But, you know… there’s a line, and people come here to work. </w:t>
@@ -3507,7 +3599,7 @@
           <w:szCs w:val="24"/>
           <w:rtl w:val="0"/>
         </w:rPr>
-        <w:t xml:space="preserve">I think it’s really a fun idea, Nora.</w:t>
+        <w:t xml:space="preserve">I think it’s really a nice idea, Nora.</w:t>
       </w:r>
     </w:p>
     <w:p>
@@ -4702,7 +4794,7 @@
           <w:szCs w:val="24"/>
           <w:rtl w:val="0"/>
         </w:rPr>
-        <w:t xml:space="preserve">Oh yeah? About the campaign that doesn’t exist? </w:t>
+        <w:t xml:space="preserve">Oh yeah? About the fake campaign? </w:t>
       </w:r>
     </w:p>
     <w:p>
@@ -9098,6 +9190,8 @@
         <w:widowControl w:val="0"/>
         <w:spacing w:before="1" w:lineRule="auto"/>
         <w:rPr>
+          <w:i w:val="1"/>
+          <w:iCs w:val="1"/>
           <w:sz w:val="24"/>
           <w:szCs w:val="24"/>
         </w:rPr>
@@ -9118,30 +9212,25 @@
       </w:r>
       <w:r>
         <w:rPr>
+          <w:rtl w:val="0"/>
+        </w:rPr>
+      </w:r>
+    </w:p>
+    <w:p>
+      <w:pPr>
+        <w:widowControl w:val="0"/>
+        <w:spacing w:before="1" w:lineRule="auto"/>
+        <w:rPr>
           <w:i w:val="1"/>
           <w:iCs w:val="1"/>
           <w:sz w:val="24"/>
           <w:szCs w:val="24"/>
-          <w:rtl w:val="0"/>
-        </w:rPr>
-        <w:br w:type="textWrapping"/>
-        <w:br w:type="textWrapping"/>
-      </w:r>
-      <w:r>
-        <w:rPr>
-          <w:sz w:val="24"/>
-          <w:szCs w:val="24"/>
-          <w:rtl w:val="0"/>
-        </w:rPr>
-        <w:t xml:space="preserve">HELLO</w:t>
-      </w:r>
-      <w:r>
-        <w:rPr>
-          <w:sz w:val="24"/>
-          <w:szCs w:val="24"/>
-          <w:rtl w:val="0"/>
-        </w:rPr>
-        <w:t xml:space="preserve">? HELLLOOO?!? </w:t>
+        </w:rPr>
+      </w:pPr>
+      <w:r>
+        <w:rPr>
+          <w:rtl w:val="0"/>
+        </w:rPr>
       </w:r>
     </w:p>
     <w:p>
@@ -9155,8 +9244,19 @@
       </w:pPr>
       <w:r>
         <w:rPr>
-          <w:rtl w:val="0"/>
-        </w:rPr>
+          <w:sz w:val="24"/>
+          <w:szCs w:val="24"/>
+          <w:rtl w:val="0"/>
+        </w:rPr>
+        <w:t xml:space="preserve">HELLO</w:t>
+      </w:r>
+      <w:r>
+        <w:rPr>
+          <w:sz w:val="24"/>
+          <w:szCs w:val="24"/>
+          <w:rtl w:val="0"/>
+        </w:rPr>
+        <w:t xml:space="preserve">? HELLLOOO?!? </w:t>
       </w:r>
     </w:p>
     <w:p>
@@ -9170,6 +9270,21 @@
       </w:pPr>
       <w:r>
         <w:rPr>
+          <w:rtl w:val="0"/>
+        </w:rPr>
+      </w:r>
+    </w:p>
+    <w:p>
+      <w:pPr>
+        <w:widowControl w:val="0"/>
+        <w:spacing w:before="1" w:lineRule="auto"/>
+        <w:rPr>
+          <w:sz w:val="24"/>
+          <w:szCs w:val="24"/>
+        </w:rPr>
+      </w:pPr>
+      <w:r>
+        <w:rPr>
           <w:sz w:val="24"/>
           <w:szCs w:val="24"/>
           <w:rtl w:val="0"/>
@@ -9244,8 +9359,22 @@
           <w:rtl w:val="0"/>
         </w:rPr>
         <w:t xml:space="preserve">I didn’t forget, you’re the guy who didn’t like musicals!</w:t>
-        <w:br w:type="textWrapping"/>
-        <w:br w:type="textWrapping"/>
+      </w:r>
+    </w:p>
+    <w:p>
+      <w:pPr>
+        <w:spacing w:after="200" w:lineRule="auto"/>
+        <w:rPr>
+          <w:sz w:val="24"/>
+          <w:szCs w:val="24"/>
+        </w:rPr>
+      </w:pPr>
+      <w:r>
+        <w:rPr>
+          <w:sz w:val="24"/>
+          <w:szCs w:val="24"/>
+          <w:rtl w:val="0"/>
+        </w:rPr>
         <w:t xml:space="preserve">Paul, right?</w:t>
       </w:r>
     </w:p>
@@ -12081,23 +12210,6 @@
           <w:rtl w:val="0"/>
         </w:rPr>
         <w:t xml:space="preserve">Get back in the vehicle.</w:t>
-      </w:r>
-    </w:p>
-    <w:p>
-      <w:pPr>
-        <w:spacing w:after="200" w:lineRule="auto"/>
-        <w:rPr>
-          <w:sz w:val="24"/>
-          <w:szCs w:val="24"/>
-        </w:rPr>
-      </w:pPr>
-      <w:r>
-        <w:rPr>
-          <w:sz w:val="24"/>
-          <w:szCs w:val="24"/>
-          <w:rtl w:val="0"/>
-        </w:rPr>
-        <w:t xml:space="preserve">What vehicle?</w:t>
       </w:r>
     </w:p>
     <w:p>
@@ -18482,7 +18594,7 @@
         <w:t xml:space="preserve">Deb’s being weird? What is she doing? </w:t>
         <w:br w:type="textWrapping"/>
         <w:br w:type="textWrapping"/>
-        <w:t xml:space="preserve">Alice, listen to me. You gotta run away from her. </w:t>
+        <w:t xml:space="preserve">Oh god Alice, listen to me. You gotta run away from her right now.</w:t>
         <w:br w:type="textWrapping"/>
         <w:br w:type="textWrapping"/>
         <w:t xml:space="preserve">You understand? You run far far away… </w:t>
@@ -18491,7 +18603,7 @@
         <w:t xml:space="preserve">No! This isn’t about me not liking Deb! </w:t>
         <w:br w:type="textWrapping"/>
         <w:br w:type="textWrapping"/>
-        <w:t xml:space="preserve">Just trust me! You gotta run and hide! Where are you?</w:t>
+        <w:t xml:space="preserve">You gotta run and hide! Where are you?</w:t>
         <w:br w:type="textWrapping"/>
         <w:br w:type="textWrapping"/>
         <w:t xml:space="preserve">Ok. You stay there. I’m coming to get you.</w:t>
@@ -18582,13 +18694,31 @@
         </w:rPr>
       </w:pPr>
       <w:commentRangeStart w:id="10"/>
-      <w:r>
-        <w:rPr>
-          <w:sz w:val="24"/>
-          <w:szCs w:val="24"/>
-          <w:rtl w:val="0"/>
-        </w:rPr>
-        <w:t xml:space="preserve">FUCK! I’m taking the car. I gotta get to Hatchetfield High. </w:t>
+      <w:commentRangeStart w:id="11"/>
+      <w:r>
+        <w:rPr>
+          <w:sz w:val="24"/>
+          <w:szCs w:val="24"/>
+          <w:rtl w:val="0"/>
+        </w:rPr>
+        <w:t xml:space="preserve">FUCK! I’m taking the car, give me the keys.</w:t>
+      </w:r>
+    </w:p>
+    <w:p>
+      <w:pPr>
+        <w:spacing w:after="200" w:lineRule="auto"/>
+        <w:rPr>
+          <w:sz w:val="24"/>
+          <w:szCs w:val="24"/>
+        </w:rPr>
+      </w:pPr>
+      <w:r>
+        <w:rPr>
+          <w:sz w:val="24"/>
+          <w:szCs w:val="24"/>
+          <w:rtl w:val="0"/>
+        </w:rPr>
+        <w:t xml:space="preserve"> I gotta get to Hatchetfield High. </w:t>
       </w:r>
     </w:p>
     <w:p>
@@ -18610,6 +18740,10 @@
       <w:commentRangeEnd w:id="10"/>
       <w:r>
         <w:commentReference w:id="10"/>
+      </w:r>
+      <w:commentRangeEnd w:id="11"/>
+      <w:r>
+        <w:commentReference w:id="11"/>
       </w:r>
       <w:r>
         <w:rPr>
@@ -19099,7 +19233,7 @@
         </w:rPr>
         <w:t xml:space="preserve">Which is why I’m gonna go with you to </w:t>
       </w:r>
-      <w:commentRangeStart w:id="11"/>
+      <w:commentRangeStart w:id="12"/>
       <w:r>
         <w:rPr>
           <w:sz w:val="24"/>
@@ -19108,9 +19242,9 @@
         </w:rPr>
         <w:t xml:space="preserve">bring your daughter back.</w:t>
       </w:r>
-      <w:commentRangeEnd w:id="11"/>
-      <w:r>
-        <w:commentReference w:id="11"/>
+      <w:commentRangeEnd w:id="12"/>
+      <w:r>
+        <w:commentReference w:id="12"/>
       </w:r>
       <w:r>
         <w:rPr>
@@ -19534,30 +19668,32 @@
           <w:szCs w:val="24"/>
         </w:rPr>
       </w:pPr>
-      <w:commentRangeStart w:id="12"/>
-      <w:r>
-        <w:rPr>
-          <w:sz w:val="24"/>
-          <w:szCs w:val="24"/>
-          <w:rtl w:val="0"/>
-        </w:rPr>
-        <w:t xml:space="preserve">Sorry. You know, </w:t>
-      </w:r>
-      <w:r>
-        <w:rPr>
-          <w:sz w:val="24"/>
-          <w:szCs w:val="24"/>
-          <w:rtl w:val="0"/>
-        </w:rPr>
-        <w:t xml:space="preserve">Alice</w:t>
-      </w:r>
-      <w:r>
-        <w:rPr>
-          <w:sz w:val="24"/>
-          <w:szCs w:val="24"/>
-          <w:rtl w:val="0"/>
-        </w:rPr>
-        <w:t xml:space="preserve">, she’s a good kid, Paul. </w:t>
+      <w:commentRangeStart w:id="13"/>
+      <w:commentRangeStart w:id="14"/>
+      <w:r>
+        <w:rPr>
+          <w:sz w:val="24"/>
+          <w:szCs w:val="24"/>
+          <w:rtl w:val="0"/>
+        </w:rPr>
+        <w:t xml:space="preserve">Sorry.</w:t>
+      </w:r>
+    </w:p>
+    <w:p>
+      <w:pPr>
+        <w:spacing w:after="200" w:lineRule="auto"/>
+        <w:rPr>
+          <w:sz w:val="24"/>
+          <w:szCs w:val="24"/>
+        </w:rPr>
+      </w:pPr>
+      <w:r>
+        <w:rPr>
+          <w:sz w:val="24"/>
+          <w:szCs w:val="24"/>
+          <w:rtl w:val="0"/>
+        </w:rPr>
+        <w:t xml:space="preserve">You know, Alice is a good kid Paul.</w:t>
         <w:br w:type="textWrapping"/>
         <w:br w:type="textWrapping"/>
         <w:t xml:space="preserve">She’s smart, and I respect her choices, </w:t>
@@ -19587,11 +19723,15 @@
         <w:t xml:space="preserve">She’s always on her phone, and I don’t know… </w:t>
         <w:br w:type="textWrapping"/>
         <w:br w:type="textWrapping"/>
-        <w:t xml:space="preserve">I just think Alice could do so much better.</w:t>
-      </w:r>
-      <w:commentRangeEnd w:id="12"/>
-      <w:r>
-        <w:commentReference w:id="12"/>
+        <w:t xml:space="preserve">I think Alice could do so much better.</w:t>
+      </w:r>
+      <w:commentRangeEnd w:id="13"/>
+      <w:r>
+        <w:commentReference w:id="13"/>
+      </w:r>
+      <w:commentRangeEnd w:id="14"/>
+      <w:r>
+        <w:commentReference w:id="14"/>
       </w:r>
       <w:r>
         <w:rPr>
@@ -19677,7 +19817,7 @@
         </w:rPr>
         <w:t xml:space="preserve">Heck! I think </w:t>
       </w:r>
-      <w:commentRangeStart w:id="13"/>
+      <w:commentRangeStart w:id="15"/>
       <w:r>
         <w:rPr>
           <w:sz w:val="24"/>
@@ -19701,11 +19841,28 @@
           <w:szCs w:val="24"/>
           <w:rtl w:val="0"/>
         </w:rPr>
-        <w:t xml:space="preserve">Paul, I’m the reason she’s trapped here. Oh god, it’s my fault.</w:t>
-      </w:r>
-      <w:commentRangeEnd w:id="13"/>
-      <w:r>
-        <w:commentReference w:id="13"/>
+        <w:t xml:space="preserve">Oh god Paul, I’m the reason she’s trapped here.</w:t>
+      </w:r>
+    </w:p>
+    <w:p>
+      <w:pPr>
+        <w:spacing w:after="200" w:lineRule="auto"/>
+        <w:rPr>
+          <w:sz w:val="24"/>
+          <w:szCs w:val="24"/>
+        </w:rPr>
+      </w:pPr>
+      <w:r>
+        <w:rPr>
+          <w:sz w:val="24"/>
+          <w:szCs w:val="24"/>
+          <w:rtl w:val="0"/>
+        </w:rPr>
+        <w:t xml:space="preserve">Oh god, it’s my fault.</w:t>
+      </w:r>
+      <w:commentRangeEnd w:id="15"/>
+      <w:r>
+        <w:commentReference w:id="15"/>
       </w:r>
       <w:r>
         <w:rPr>
@@ -20726,7 +20883,7 @@
         </w:rPr>
         <w:t xml:space="preserve">Bill, whatever you’re thinking, </w:t>
       </w:r>
-      <w:commentRangeStart w:id="14"/>
+      <w:commentRangeStart w:id="16"/>
       <w:r>
         <w:rPr>
           <w:sz w:val="24"/>
@@ -20735,9 +20892,9 @@
         </w:rPr>
         <w:t xml:space="preserve">don’t</w:t>
       </w:r>
-      <w:commentRangeEnd w:id="14"/>
-      <w:r>
-        <w:commentReference w:id="14"/>
+      <w:commentRangeEnd w:id="16"/>
+      <w:r>
+        <w:commentReference w:id="16"/>
       </w:r>
       <w:r>
         <w:rPr>
@@ -21514,7 +21671,7 @@
         </w:rPr>
         <w:t xml:space="preserve">And it </w:t>
       </w:r>
-      <w:commentRangeStart w:id="15"/>
+      <w:commentRangeStart w:id="17"/>
       <w:r>
         <w:rPr>
           <w:sz w:val="24"/>
@@ -21523,9 +21680,9 @@
         </w:rPr>
         <w:t xml:space="preserve">wants</w:t>
       </w:r>
-      <w:commentRangeEnd w:id="15"/>
-      <w:r>
-        <w:commentReference w:id="15"/>
+      <w:commentRangeEnd w:id="17"/>
+      <w:r>
+        <w:commentReference w:id="17"/>
       </w:r>
       <w:r>
         <w:rPr>
@@ -21578,7 +21735,7 @@
           <w:szCs w:val="24"/>
         </w:rPr>
       </w:pPr>
-      <w:commentRangeStart w:id="16"/>
+      <w:commentRangeStart w:id="18"/>
       <w:r>
         <w:rPr>
           <w:sz w:val="24"/>
@@ -21587,9 +21744,9 @@
         </w:rPr>
         <w:t xml:space="preserve">Imagine</w:t>
       </w:r>
-      <w:commentRangeEnd w:id="16"/>
-      <w:r>
-        <w:commentReference w:id="16"/>
+      <w:commentRangeEnd w:id="18"/>
+      <w:r>
+        <w:commentReference w:id="18"/>
       </w:r>
       <w:r>
         <w:rPr>
@@ -21820,7 +21977,7 @@
         </w:rPr>
         <w:t xml:space="preserve">You can never be too </w:t>
       </w:r>
-      <w:commentRangeStart w:id="17"/>
+      <w:commentRangeStart w:id="19"/>
       <w:r>
         <w:rPr>
           <w:sz w:val="24"/>
@@ -21829,9 +21986,9 @@
         </w:rPr>
         <w:t xml:space="preserve">careful</w:t>
       </w:r>
-      <w:commentRangeEnd w:id="17"/>
-      <w:r>
-        <w:commentReference w:id="17"/>
+      <w:commentRangeEnd w:id="19"/>
+      <w:r>
+        <w:commentReference w:id="19"/>
       </w:r>
       <w:r>
         <w:rPr>
@@ -26807,7 +26964,7 @@
           <w:szCs w:val="24"/>
           <w:rtl w:val="0"/>
         </w:rPr>
-        <w:t xml:space="preserve">We served bad coffee, cuz we didn’t care… </w:t>
+        <w:t xml:space="preserve">Because we didn’t care… </w:t>
       </w:r>
     </w:p>
     <w:p>
@@ -26841,7 +26998,7 @@
           <w:szCs w:val="24"/>
           <w:rtl w:val="0"/>
         </w:rPr>
-        <w:t xml:space="preserve">You may have drank some of my spit, and I’m sorry for that. </w:t>
+        <w:t xml:space="preserve">You probably drank some of my spit, and I’m sorry for that. </w:t>
       </w:r>
     </w:p>
     <w:p>
@@ -28236,7 +28393,7 @@
           <w:szCs w:val="24"/>
           <w:rtl w:val="0"/>
         </w:rPr>
-        <w:t xml:space="preserve">All you gotta do is give up your choice!</w:t>
+        <w:t xml:space="preserve">You just gotta give up your choice!</w:t>
       </w:r>
     </w:p>
     <w:p>
@@ -28679,6 +28836,23 @@
           <w:rtl w:val="0"/>
         </w:rPr>
         <w:t xml:space="preserve">Let it out, let it out, let it out!</w:t>
+      </w:r>
+    </w:p>
+    <w:p>
+      <w:pPr>
+        <w:spacing w:after="200" w:lineRule="auto"/>
+        <w:rPr>
+          <w:sz w:val="24"/>
+          <w:szCs w:val="24"/>
+        </w:rPr>
+      </w:pPr>
+      <w:r>
+        <w:rPr>
+          <w:sz w:val="24"/>
+          <w:szCs w:val="24"/>
+          <w:rtl w:val="0"/>
+        </w:rPr>
+        <w:t xml:space="preserve">Just let it out, let it out, let it out!</w:t>
       </w:r>
     </w:p>
     <w:p>
@@ -29853,23 +30027,23 @@
           <w:szCs w:val="24"/>
           <w:rtl w:val="0"/>
         </w:rPr>
-        <w:t xml:space="preserve">Paul, stop…You’re </w:t>
-      </w:r>
-      <w:r>
-        <w:rPr>
-          <w:sz w:val="24"/>
-          <w:szCs w:val="24"/>
-          <w:rtl w:val="0"/>
-        </w:rPr>
-        <w:t xml:space="preserve">frightening me</w:t>
-      </w:r>
-      <w:r>
-        <w:rPr>
-          <w:sz w:val="24"/>
-          <w:szCs w:val="24"/>
-          <w:rtl w:val="0"/>
-        </w:rPr>
-        <w:t xml:space="preserve">!</w:t>
+        <w:t xml:space="preserve">Paul, stop…You’re freaking</w:t>
+      </w:r>
+      <w:r>
+        <w:rPr>
+          <w:sz w:val="24"/>
+          <w:szCs w:val="24"/>
+          <w:rtl w:val="0"/>
+        </w:rPr>
+        <w:t xml:space="preserve"> me</w:t>
+      </w:r>
+      <w:r>
+        <w:rPr>
+          <w:sz w:val="24"/>
+          <w:szCs w:val="24"/>
+          <w:rtl w:val="0"/>
+        </w:rPr>
+        <w:t xml:space="preserve"> out!</w:t>
       </w:r>
     </w:p>
     <w:p>
@@ -29971,24 +30145,7 @@
           <w:szCs w:val="24"/>
           <w:rtl w:val="0"/>
         </w:rPr>
-        <w:t xml:space="preserve">Stay the fuck away from me!</w:t>
-      </w:r>
-    </w:p>
-    <w:p>
-      <w:pPr>
-        <w:spacing w:after="200" w:lineRule="auto"/>
-        <w:rPr>
-          <w:sz w:val="24"/>
-          <w:szCs w:val="24"/>
-        </w:rPr>
-      </w:pPr>
-      <w:r>
-        <w:rPr>
-          <w:sz w:val="24"/>
-          <w:szCs w:val="24"/>
-          <w:rtl w:val="0"/>
-        </w:rPr>
-        <w:t xml:space="preserve">Stay away from me! You’re not Paul! You’re one of them!</w:t>
+        <w:t xml:space="preserve">No! Get away from me! You’re not Paul! You’re one of them!</w:t>
       </w:r>
     </w:p>
     <w:p>
@@ -31466,7 +31623,7 @@
       </w:r>
     </w:p>
   </w:comment>
-  <w:comment w:author="Like That" w:id="12" w:date="2026-06-30T17:58:47Z">
+  <w:comment w:author="Ophir Carmel" w:id="11" w:date="2026-07-05T13:21:57Z">
     <w:p>
       <w:pPr>
         <w:keepNext w:val="0"/>
@@ -31517,11 +31674,125 @@
           <w:vertAlign w:val="baseline"/>
           <w:rtl w:val="1"/>
         </w:rPr>
-        <w:t xml:space="preserve">אופיר</w:t>
+        <w:t xml:space="preserve">שיניתי</w:t>
+      </w:r>
+      <w:r>
+        <w:rPr>
+          <w:rFonts w:ascii="Arial" w:cs="Arial" w:eastAsia="Arial" w:hAnsi="Arial"/>
+          <w:b w:val="0"/>
+          <w:bCs w:val="0"/>
+          <w:i w:val="0"/>
+          <w:iCs w:val="0"/>
+          <w:smallCaps w:val="0"/>
+          <w:strike w:val="0"/>
+          <w:color w:val="000000"/>
+          <w:sz w:val="22"/>
+          <w:szCs w:val="22"/>
+          <w:u w:val="none"/>
+          <w:shd w:fill="auto" w:val="clear"/>
+          <w:vertAlign w:val="baseline"/>
+          <w:rtl w:val="1"/>
+        </w:rPr>
+        <w:t xml:space="preserve"> </w:t>
+      </w:r>
+      <w:r>
+        <w:rPr>
+          <w:rFonts w:ascii="Arial" w:cs="Arial" w:eastAsia="Arial" w:hAnsi="Arial"/>
+          <w:b w:val="0"/>
+          <w:bCs w:val="0"/>
+          <w:i w:val="0"/>
+          <w:iCs w:val="0"/>
+          <w:smallCaps w:val="0"/>
+          <w:strike w:val="0"/>
+          <w:color w:val="000000"/>
+          <w:sz w:val="22"/>
+          <w:szCs w:val="22"/>
+          <w:u w:val="none"/>
+          <w:shd w:fill="auto" w:val="clear"/>
+          <w:vertAlign w:val="baseline"/>
+          <w:rtl w:val="1"/>
+        </w:rPr>
+        <w:t xml:space="preserve">קצת</w:t>
+      </w:r>
+      <w:r>
+        <w:rPr>
+          <w:rFonts w:ascii="Arial" w:cs="Arial" w:eastAsia="Arial" w:hAnsi="Arial"/>
+          <w:b w:val="0"/>
+          <w:bCs w:val="0"/>
+          <w:i w:val="0"/>
+          <w:iCs w:val="0"/>
+          <w:smallCaps w:val="0"/>
+          <w:strike w:val="0"/>
+          <w:color w:val="000000"/>
+          <w:sz w:val="22"/>
+          <w:szCs w:val="22"/>
+          <w:u w:val="none"/>
+          <w:shd w:fill="auto" w:val="clear"/>
+          <w:vertAlign w:val="baseline"/>
+          <w:rtl w:val="1"/>
+        </w:rPr>
+        <w:t xml:space="preserve"> </w:t>
+      </w:r>
+      <w:r>
+        <w:rPr>
+          <w:rFonts w:ascii="Arial" w:cs="Arial" w:eastAsia="Arial" w:hAnsi="Arial"/>
+          <w:b w:val="0"/>
+          <w:bCs w:val="0"/>
+          <w:i w:val="0"/>
+          <w:iCs w:val="0"/>
+          <w:smallCaps w:val="0"/>
+          <w:strike w:val="0"/>
+          <w:color w:val="000000"/>
+          <w:sz w:val="22"/>
+          <w:szCs w:val="22"/>
+          <w:u w:val="none"/>
+          <w:shd w:fill="auto" w:val="clear"/>
+          <w:vertAlign w:val="baseline"/>
+          <w:rtl w:val="1"/>
+        </w:rPr>
+        <w:t xml:space="preserve">שימו</w:t>
+      </w:r>
+      <w:r>
+        <w:rPr>
+          <w:rFonts w:ascii="Arial" w:cs="Arial" w:eastAsia="Arial" w:hAnsi="Arial"/>
+          <w:b w:val="0"/>
+          <w:bCs w:val="0"/>
+          <w:i w:val="0"/>
+          <w:iCs w:val="0"/>
+          <w:smallCaps w:val="0"/>
+          <w:strike w:val="0"/>
+          <w:color w:val="000000"/>
+          <w:sz w:val="22"/>
+          <w:szCs w:val="22"/>
+          <w:u w:val="none"/>
+          <w:shd w:fill="auto" w:val="clear"/>
+          <w:vertAlign w:val="baseline"/>
+          <w:rtl w:val="1"/>
+        </w:rPr>
+        <w:t xml:space="preserve"> </w:t>
+      </w:r>
+      <w:r>
+        <w:rPr>
+          <w:rFonts w:ascii="Arial" w:cs="Arial" w:eastAsia="Arial" w:hAnsi="Arial"/>
+          <w:b w:val="0"/>
+          <w:bCs w:val="0"/>
+          <w:i w:val="0"/>
+          <w:iCs w:val="0"/>
+          <w:smallCaps w:val="0"/>
+          <w:strike w:val="0"/>
+          <w:color w:val="000000"/>
+          <w:sz w:val="22"/>
+          <w:szCs w:val="22"/>
+          <w:u w:val="none"/>
+          <w:shd w:fill="auto" w:val="clear"/>
+          <w:vertAlign w:val="baseline"/>
+          <w:rtl w:val="1"/>
+        </w:rPr>
+        <w:t xml:space="preserve">במצגת</w:t>
       </w:r>
     </w:p>
   </w:comment>
-  <w:comment w:author="Like That" w:id="13" w:date="2026-06-30T17:59:04Z">
+  <w:comment w:author="Like That" w:id="13" w:date="2026-06-30T17:58:47Z">
     <w:p>
       <w:pPr>
         <w:keepNext w:val="0"/>
@@ -31576,7 +31847,7 @@
       </w:r>
     </w:p>
   </w:comment>
-  <w:comment w:author="Like That" w:id="11" w:date="2026-06-30T17:54:19Z">
+  <w:comment w:author="Ophir Carmel" w:id="14" w:date="2026-07-05T13:23:56Z">
     <w:p>
       <w:pPr>
         <w:keepNext w:val="0"/>
@@ -31627,11 +31898,49 @@
           <w:vertAlign w:val="baseline"/>
           <w:rtl w:val="1"/>
         </w:rPr>
-        <w:t xml:space="preserve">עידוצ</w:t>
+        <w:t xml:space="preserve">שיניתי</w:t>
+      </w:r>
+      <w:r>
+        <w:rPr>
+          <w:rFonts w:ascii="Arial" w:cs="Arial" w:eastAsia="Arial" w:hAnsi="Arial"/>
+          <w:b w:val="0"/>
+          <w:bCs w:val="0"/>
+          <w:i w:val="0"/>
+          <w:iCs w:val="0"/>
+          <w:smallCaps w:val="0"/>
+          <w:strike w:val="0"/>
+          <w:color w:val="000000"/>
+          <w:sz w:val="22"/>
+          <w:szCs w:val="22"/>
+          <w:u w:val="none"/>
+          <w:shd w:fill="auto" w:val="clear"/>
+          <w:vertAlign w:val="baseline"/>
+          <w:rtl w:val="1"/>
+        </w:rPr>
+        <w:t xml:space="preserve"> </w:t>
+      </w:r>
+      <w:r>
+        <w:rPr>
+          <w:rFonts w:ascii="Arial" w:cs="Arial" w:eastAsia="Arial" w:hAnsi="Arial"/>
+          <w:b w:val="0"/>
+          <w:bCs w:val="0"/>
+          <w:i w:val="0"/>
+          <w:iCs w:val="0"/>
+          <w:smallCaps w:val="0"/>
+          <w:strike w:val="0"/>
+          <w:color w:val="000000"/>
+          <w:sz w:val="22"/>
+          <w:szCs w:val="22"/>
+          <w:u w:val="none"/>
+          <w:shd w:fill="auto" w:val="clear"/>
+          <w:vertAlign w:val="baseline"/>
+          <w:rtl w:val="1"/>
+        </w:rPr>
+        <w:t xml:space="preserve">קצת</w:t>
       </w:r>
     </w:p>
   </w:comment>
-  <w:comment w:author="Like That" w:id="15" w:date="2026-06-30T18:05:50Z">
+  <w:comment w:author="Like That" w:id="15" w:date="2026-06-30T17:59:04Z">
     <w:p>
       <w:pPr>
         <w:keepNext w:val="0"/>
@@ -31682,11 +31991,11 @@
           <w:vertAlign w:val="baseline"/>
           <w:rtl w:val="1"/>
         </w:rPr>
-        <w:t xml:space="preserve">ברקת</w:t>
+        <w:t xml:space="preserve">אופיר</w:t>
       </w:r>
     </w:p>
   </w:comment>
-  <w:comment w:author="Like That" w:id="16" w:date="2026-06-30T18:06:19Z">
+  <w:comment w:author="Like That" w:id="12" w:date="2026-06-30T17:54:19Z">
     <w:p>
       <w:pPr>
         <w:keepNext w:val="0"/>
@@ -31737,11 +32046,11 @@
           <w:vertAlign w:val="baseline"/>
           <w:rtl w:val="1"/>
         </w:rPr>
-        <w:t xml:space="preserve">מתן</w:t>
+        <w:t xml:space="preserve">עידוצ</w:t>
       </w:r>
     </w:p>
   </w:comment>
-  <w:comment w:author="Like That" w:id="17" w:date="2026-06-30T18:07:27Z">
+  <w:comment w:author="Like That" w:id="17" w:date="2026-06-30T18:05:50Z">
     <w:p>
       <w:pPr>
         <w:keepNext w:val="0"/>
@@ -31792,106 +32101,11 @@
           <w:vertAlign w:val="baseline"/>
           <w:rtl w:val="1"/>
         </w:rPr>
-        <w:t xml:space="preserve">גל</w:t>
-      </w:r>
-      <w:r>
-        <w:rPr>
-          <w:rFonts w:ascii="Arial" w:cs="Arial" w:eastAsia="Arial" w:hAnsi="Arial"/>
-          <w:b w:val="0"/>
-          <w:bCs w:val="0"/>
-          <w:i w:val="0"/>
-          <w:iCs w:val="0"/>
-          <w:smallCaps w:val="0"/>
-          <w:strike w:val="0"/>
-          <w:color w:val="000000"/>
-          <w:sz w:val="22"/>
-          <w:szCs w:val="22"/>
-          <w:u w:val="none"/>
-          <w:shd w:fill="auto" w:val="clear"/>
-          <w:vertAlign w:val="baseline"/>
-          <w:rtl w:val="1"/>
-        </w:rPr>
-        <w:t xml:space="preserve"> </w:t>
-      </w:r>
-      <w:r>
-        <w:rPr>
-          <w:rFonts w:ascii="Arial" w:cs="Arial" w:eastAsia="Arial" w:hAnsi="Arial"/>
-          <w:b w:val="0"/>
-          <w:bCs w:val="0"/>
-          <w:i w:val="0"/>
-          <w:iCs w:val="0"/>
-          <w:smallCaps w:val="0"/>
-          <w:strike w:val="0"/>
-          <w:color w:val="000000"/>
-          <w:sz w:val="22"/>
-          <w:szCs w:val="22"/>
-          <w:u w:val="none"/>
-          <w:shd w:fill="auto" w:val="clear"/>
-          <w:vertAlign w:val="baseline"/>
-          <w:rtl w:val="1"/>
-        </w:rPr>
-        <w:t xml:space="preserve">בימוי</w:t>
-      </w:r>
-      <w:r>
-        <w:rPr>
-          <w:rFonts w:ascii="Arial" w:cs="Arial" w:eastAsia="Arial" w:hAnsi="Arial"/>
-          <w:b w:val="0"/>
-          <w:bCs w:val="0"/>
-          <w:i w:val="0"/>
-          <w:iCs w:val="0"/>
-          <w:smallCaps w:val="0"/>
-          <w:strike w:val="0"/>
-          <w:color w:val="000000"/>
-          <w:sz w:val="22"/>
-          <w:szCs w:val="22"/>
-          <w:u w:val="none"/>
-          <w:shd w:fill="auto" w:val="clear"/>
-          <w:vertAlign w:val="baseline"/>
-          <w:rtl w:val="1"/>
-        </w:rPr>
-        <w:t xml:space="preserve">- </w:t>
-      </w:r>
-      <w:r>
-        <w:rPr>
-          <w:rFonts w:ascii="Arial" w:cs="Arial" w:eastAsia="Arial" w:hAnsi="Arial"/>
-          <w:b w:val="0"/>
-          <w:bCs w:val="0"/>
-          <w:i w:val="0"/>
-          <w:iCs w:val="0"/>
-          <w:smallCaps w:val="0"/>
-          <w:strike w:val="0"/>
-          <w:color w:val="000000"/>
-          <w:sz w:val="22"/>
-          <w:szCs w:val="22"/>
-          <w:u w:val="none"/>
-          <w:shd w:fill="auto" w:val="clear"/>
-          <w:vertAlign w:val="baseline"/>
-          <w:rtl w:val="1"/>
-        </w:rPr>
-        <w:t xml:space="preserve">דיקציה</w:t>
-      </w:r>
-      <w:r>
-        <w:rPr>
-          <w:rFonts w:ascii="Arial" w:cs="Arial" w:eastAsia="Arial" w:hAnsi="Arial"/>
-          <w:b w:val="0"/>
-          <w:bCs w:val="0"/>
-          <w:i w:val="0"/>
-          <w:iCs w:val="0"/>
-          <w:smallCaps w:val="0"/>
-          <w:strike w:val="0"/>
-          <w:color w:val="000000"/>
-          <w:sz w:val="22"/>
-          <w:szCs w:val="22"/>
-          <w:u w:val="none"/>
-          <w:shd w:fill="auto" w:val="clear"/>
-          <w:vertAlign w:val="baseline"/>
-          <w:rtl w:val="0"/>
-        </w:rPr>
-        <w:t xml:space="preserve">!</w:t>
+        <w:t xml:space="preserve">ברקת</w:t>
       </w:r>
     </w:p>
   </w:comment>
-  <w:comment w:author="Like That" w:id="4" w:date="2026-06-30T17:24:04Z">
+  <w:comment w:author="Like That" w:id="18" w:date="2026-06-30T18:06:19Z">
     <w:p>
       <w:pPr>
         <w:keepNext w:val="0"/>
@@ -31942,125 +32156,11 @@
           <w:vertAlign w:val="baseline"/>
           <w:rtl w:val="1"/>
         </w:rPr>
-        <w:t xml:space="preserve">מנוסח</w:t>
-      </w:r>
-      <w:r>
-        <w:rPr>
-          <w:rFonts w:ascii="Arial" w:cs="Arial" w:eastAsia="Arial" w:hAnsi="Arial"/>
-          <w:b w:val="0"/>
-          <w:bCs w:val="0"/>
-          <w:i w:val="0"/>
-          <w:iCs w:val="0"/>
-          <w:smallCaps w:val="0"/>
-          <w:strike w:val="0"/>
-          <w:color w:val="000000"/>
-          <w:sz w:val="22"/>
-          <w:szCs w:val="22"/>
-          <w:u w:val="none"/>
-          <w:shd w:fill="auto" w:val="clear"/>
-          <w:vertAlign w:val="baseline"/>
-          <w:rtl w:val="1"/>
-        </w:rPr>
-        <w:t xml:space="preserve"> </w:t>
-      </w:r>
-      <w:r>
-        <w:rPr>
-          <w:rFonts w:ascii="Arial" w:cs="Arial" w:eastAsia="Arial" w:hAnsi="Arial"/>
-          <w:b w:val="0"/>
-          <w:bCs w:val="0"/>
-          <w:i w:val="0"/>
-          <w:iCs w:val="0"/>
-          <w:smallCaps w:val="0"/>
-          <w:strike w:val="0"/>
-          <w:color w:val="000000"/>
-          <w:sz w:val="22"/>
-          <w:szCs w:val="22"/>
-          <w:u w:val="none"/>
-          <w:shd w:fill="auto" w:val="clear"/>
-          <w:vertAlign w:val="baseline"/>
-          <w:rtl w:val="1"/>
-        </w:rPr>
-        <w:t xml:space="preserve">כשאלה</w:t>
-      </w:r>
-      <w:r>
-        <w:rPr>
-          <w:rFonts w:ascii="Arial" w:cs="Arial" w:eastAsia="Arial" w:hAnsi="Arial"/>
-          <w:b w:val="0"/>
-          <w:bCs w:val="0"/>
-          <w:i w:val="0"/>
-          <w:iCs w:val="0"/>
-          <w:smallCaps w:val="0"/>
-          <w:strike w:val="0"/>
-          <w:color w:val="000000"/>
-          <w:sz w:val="22"/>
-          <w:szCs w:val="22"/>
-          <w:u w:val="none"/>
-          <w:shd w:fill="auto" w:val="clear"/>
-          <w:vertAlign w:val="baseline"/>
-          <w:rtl w:val="1"/>
-        </w:rPr>
-        <w:t xml:space="preserve"> </w:t>
-      </w:r>
-      <w:r>
-        <w:rPr>
-          <w:rFonts w:ascii="Arial" w:cs="Arial" w:eastAsia="Arial" w:hAnsi="Arial"/>
-          <w:b w:val="0"/>
-          <w:bCs w:val="0"/>
-          <w:i w:val="0"/>
-          <w:iCs w:val="0"/>
-          <w:smallCaps w:val="0"/>
-          <w:strike w:val="0"/>
-          <w:color w:val="000000"/>
-          <w:sz w:val="22"/>
-          <w:szCs w:val="22"/>
-          <w:u w:val="none"/>
-          <w:shd w:fill="auto" w:val="clear"/>
-          <w:vertAlign w:val="baseline"/>
-          <w:rtl w:val="1"/>
-        </w:rPr>
-        <w:t xml:space="preserve">שלא</w:t>
-      </w:r>
-      <w:r>
-        <w:rPr>
-          <w:rFonts w:ascii="Arial" w:cs="Arial" w:eastAsia="Arial" w:hAnsi="Arial"/>
-          <w:b w:val="0"/>
-          <w:bCs w:val="0"/>
-          <w:i w:val="0"/>
-          <w:iCs w:val="0"/>
-          <w:smallCaps w:val="0"/>
-          <w:strike w:val="0"/>
-          <w:color w:val="000000"/>
-          <w:sz w:val="22"/>
-          <w:szCs w:val="22"/>
-          <w:u w:val="none"/>
-          <w:shd w:fill="auto" w:val="clear"/>
-          <w:vertAlign w:val="baseline"/>
-          <w:rtl w:val="1"/>
-        </w:rPr>
-        <w:t xml:space="preserve"> </w:t>
-      </w:r>
-      <w:r>
-        <w:rPr>
-          <w:rFonts w:ascii="Arial" w:cs="Arial" w:eastAsia="Arial" w:hAnsi="Arial"/>
-          <w:b w:val="0"/>
-          <w:bCs w:val="0"/>
-          <w:i w:val="0"/>
-          <w:iCs w:val="0"/>
-          <w:smallCaps w:val="0"/>
-          <w:strike w:val="0"/>
-          <w:color w:val="000000"/>
-          <w:sz w:val="22"/>
-          <w:szCs w:val="22"/>
-          <w:u w:val="none"/>
-          <w:shd w:fill="auto" w:val="clear"/>
-          <w:vertAlign w:val="baseline"/>
-          <w:rtl w:val="1"/>
-        </w:rPr>
-        <w:t xml:space="preserve">תפסתי</w:t>
+        <w:t xml:space="preserve">מתן</w:t>
       </w:r>
     </w:p>
   </w:comment>
-  <w:comment w:author="יותם סבירסקי" w:id="5" w:date="2026-06-30T20:40:02Z">
+  <w:comment w:author="Like That" w:id="19" w:date="2026-06-30T18:07:27Z">
     <w:p>
       <w:pPr>
         <w:keepNext w:val="0"/>
@@ -32096,30 +32196,6 @@
       </w:pPr>
       <w:r>
         <w:rPr>
-          <w:rtl w:val="0"/>
-        </w:rPr>
-      </w:r>
-      <w:r>
-        <w:rPr>
-          <w:rFonts w:ascii="Arial" w:cs="Arial" w:eastAsia="Arial" w:hAnsi="Arial"/>
-          <w:b w:val="0"/>
-          <w:bCs w:val="0"/>
-          <w:i w:val="0"/>
-          <w:iCs w:val="0"/>
-          <w:smallCaps w:val="0"/>
-          <w:strike w:val="0"/>
-          <w:color w:val="000000"/>
-          <w:sz w:val="22"/>
-          <w:szCs w:val="22"/>
-          <w:u w:val="none"/>
-          <w:shd w:fill="auto" w:val="clear"/>
-          <w:vertAlign w:val="baseline"/>
-          <w:rtl w:val="0"/>
-        </w:rPr>
-        <w:t xml:space="preserve">_</w:t>
-      </w:r>
-      <w:r>
-        <w:rPr>
           <w:rFonts w:ascii="Arial" w:cs="Arial" w:eastAsia="Arial" w:hAnsi="Arial"/>
           <w:b w:val="0"/>
           <w:bCs w:val="0"/>
@@ -32135,7 +32211,7 @@
           <w:vertAlign w:val="baseline"/>
           <w:rtl w:val="1"/>
         </w:rPr>
-        <w:t xml:space="preserve">סומן</w:t>
+        <w:t xml:space="preserve">גל</w:t>
       </w:r>
       <w:r>
         <w:rPr>
@@ -32173,7 +32249,7 @@
           <w:vertAlign w:val="baseline"/>
           <w:rtl w:val="1"/>
         </w:rPr>
-        <w:t xml:space="preserve">כהסתיים</w:t>
+        <w:t xml:space="preserve">בימוי</w:t>
       </w:r>
       <w:r>
         <w:rPr>
@@ -32190,13 +32266,51 @@
           <w:u w:val="none"/>
           <w:shd w:fill="auto" w:val="clear"/>
           <w:vertAlign w:val="baseline"/>
-          <w:rtl w:val="0"/>
-        </w:rPr>
-        <w:t xml:space="preserve">_</w:t>
+          <w:rtl w:val="1"/>
+        </w:rPr>
+        <w:t xml:space="preserve">- </w:t>
+      </w:r>
+      <w:r>
+        <w:rPr>
+          <w:rFonts w:ascii="Arial" w:cs="Arial" w:eastAsia="Arial" w:hAnsi="Arial"/>
+          <w:b w:val="0"/>
+          <w:bCs w:val="0"/>
+          <w:i w:val="0"/>
+          <w:iCs w:val="0"/>
+          <w:smallCaps w:val="0"/>
+          <w:strike w:val="0"/>
+          <w:color w:val="000000"/>
+          <w:sz w:val="22"/>
+          <w:szCs w:val="22"/>
+          <w:u w:val="none"/>
+          <w:shd w:fill="auto" w:val="clear"/>
+          <w:vertAlign w:val="baseline"/>
+          <w:rtl w:val="1"/>
+        </w:rPr>
+        <w:t xml:space="preserve">דיקציה</w:t>
+      </w:r>
+      <w:r>
+        <w:rPr>
+          <w:rFonts w:ascii="Arial" w:cs="Arial" w:eastAsia="Arial" w:hAnsi="Arial"/>
+          <w:b w:val="0"/>
+          <w:bCs w:val="0"/>
+          <w:i w:val="0"/>
+          <w:iCs w:val="0"/>
+          <w:smallCaps w:val="0"/>
+          <w:strike w:val="0"/>
+          <w:color w:val="000000"/>
+          <w:sz w:val="22"/>
+          <w:szCs w:val="22"/>
+          <w:u w:val="none"/>
+          <w:shd w:fill="auto" w:val="clear"/>
+          <w:vertAlign w:val="baseline"/>
+          <w:rtl w:val="0"/>
+        </w:rPr>
+        <w:t xml:space="preserve">!</w:t>
       </w:r>
     </w:p>
   </w:comment>
-  <w:comment w:author="יותם סבירסקי" w:id="6" w:date="2026-06-30T20:40:06Z">
+  <w:comment w:author="Like That" w:id="4" w:date="2026-06-30T17:24:04Z">
     <w:p>
       <w:pPr>
         <w:keepNext w:val="0"/>
@@ -32232,30 +32346,6 @@
       </w:pPr>
       <w:r>
         <w:rPr>
-          <w:rtl w:val="0"/>
-        </w:rPr>
-      </w:r>
-      <w:r>
-        <w:rPr>
-          <w:rFonts w:ascii="Arial" w:cs="Arial" w:eastAsia="Arial" w:hAnsi="Arial"/>
-          <w:b w:val="0"/>
-          <w:bCs w:val="0"/>
-          <w:i w:val="0"/>
-          <w:iCs w:val="0"/>
-          <w:smallCaps w:val="0"/>
-          <w:strike w:val="0"/>
-          <w:color w:val="000000"/>
-          <w:sz w:val="22"/>
-          <w:szCs w:val="22"/>
-          <w:u w:val="none"/>
-          <w:shd w:fill="auto" w:val="clear"/>
-          <w:vertAlign w:val="baseline"/>
-          <w:rtl w:val="0"/>
-        </w:rPr>
-        <w:t xml:space="preserve">_</w:t>
-      </w:r>
-      <w:r>
-        <w:rPr>
           <w:rFonts w:ascii="Arial" w:cs="Arial" w:eastAsia="Arial" w:hAnsi="Arial"/>
           <w:b w:val="0"/>
           <w:bCs w:val="0"/>
@@ -32271,7 +32361,7 @@
           <w:vertAlign w:val="baseline"/>
           <w:rtl w:val="1"/>
         </w:rPr>
-        <w:t xml:space="preserve">נפתח</w:t>
+        <w:t xml:space="preserve">מנוסח</w:t>
       </w:r>
       <w:r>
         <w:rPr>
@@ -32309,7 +32399,7 @@
           <w:vertAlign w:val="baseline"/>
           <w:rtl w:val="1"/>
         </w:rPr>
-        <w:t xml:space="preserve">מחדש</w:t>
+        <w:t xml:space="preserve">כשאלה</w:t>
       </w:r>
       <w:r>
         <w:rPr>
@@ -32326,13 +32416,70 @@
           <w:u w:val="none"/>
           <w:shd w:fill="auto" w:val="clear"/>
           <w:vertAlign w:val="baseline"/>
-          <w:rtl w:val="0"/>
-        </w:rPr>
-        <w:t xml:space="preserve">_</w:t>
+          <w:rtl w:val="1"/>
+        </w:rPr>
+        <w:t xml:space="preserve"> </w:t>
+      </w:r>
+      <w:r>
+        <w:rPr>
+          <w:rFonts w:ascii="Arial" w:cs="Arial" w:eastAsia="Arial" w:hAnsi="Arial"/>
+          <w:b w:val="0"/>
+          <w:bCs w:val="0"/>
+          <w:i w:val="0"/>
+          <w:iCs w:val="0"/>
+          <w:smallCaps w:val="0"/>
+          <w:strike w:val="0"/>
+          <w:color w:val="000000"/>
+          <w:sz w:val="22"/>
+          <w:szCs w:val="22"/>
+          <w:u w:val="none"/>
+          <w:shd w:fill="auto" w:val="clear"/>
+          <w:vertAlign w:val="baseline"/>
+          <w:rtl w:val="1"/>
+        </w:rPr>
+        <w:t xml:space="preserve">שלא</w:t>
+      </w:r>
+      <w:r>
+        <w:rPr>
+          <w:rFonts w:ascii="Arial" w:cs="Arial" w:eastAsia="Arial" w:hAnsi="Arial"/>
+          <w:b w:val="0"/>
+          <w:bCs w:val="0"/>
+          <w:i w:val="0"/>
+          <w:iCs w:val="0"/>
+          <w:smallCaps w:val="0"/>
+          <w:strike w:val="0"/>
+          <w:color w:val="000000"/>
+          <w:sz w:val="22"/>
+          <w:szCs w:val="22"/>
+          <w:u w:val="none"/>
+          <w:shd w:fill="auto" w:val="clear"/>
+          <w:vertAlign w:val="baseline"/>
+          <w:rtl w:val="1"/>
+        </w:rPr>
+        <w:t xml:space="preserve"> </w:t>
+      </w:r>
+      <w:r>
+        <w:rPr>
+          <w:rFonts w:ascii="Arial" w:cs="Arial" w:eastAsia="Arial" w:hAnsi="Arial"/>
+          <w:b w:val="0"/>
+          <w:bCs w:val="0"/>
+          <w:i w:val="0"/>
+          <w:iCs w:val="0"/>
+          <w:smallCaps w:val="0"/>
+          <w:strike w:val="0"/>
+          <w:color w:val="000000"/>
+          <w:sz w:val="22"/>
+          <w:szCs w:val="22"/>
+          <w:u w:val="none"/>
+          <w:shd w:fill="auto" w:val="clear"/>
+          <w:vertAlign w:val="baseline"/>
+          <w:rtl w:val="1"/>
+        </w:rPr>
+        <w:t xml:space="preserve">תפסתי</w:t>
       </w:r>
     </w:p>
   </w:comment>
-  <w:comment w:author="Like That" w:id="7" w:date="2026-06-30T17:45:47Z">
+  <w:comment w:author="יותם סבירסקי" w:id="5" w:date="2026-06-30T20:40:02Z">
     <w:p>
       <w:pPr>
         <w:keepNext w:val="0"/>
@@ -32368,6 +32515,30 @@
       </w:pPr>
       <w:r>
         <w:rPr>
+          <w:rtl w:val="0"/>
+        </w:rPr>
+      </w:r>
+      <w:r>
+        <w:rPr>
+          <w:rFonts w:ascii="Arial" w:cs="Arial" w:eastAsia="Arial" w:hAnsi="Arial"/>
+          <w:b w:val="0"/>
+          <w:bCs w:val="0"/>
+          <w:i w:val="0"/>
+          <w:iCs w:val="0"/>
+          <w:smallCaps w:val="0"/>
+          <w:strike w:val="0"/>
+          <w:color w:val="000000"/>
+          <w:sz w:val="22"/>
+          <w:szCs w:val="22"/>
+          <w:u w:val="none"/>
+          <w:shd w:fill="auto" w:val="clear"/>
+          <w:vertAlign w:val="baseline"/>
+          <w:rtl w:val="0"/>
+        </w:rPr>
+        <w:t xml:space="preserve">_</w:t>
+      </w:r>
+      <w:r>
+        <w:rPr>
           <w:rFonts w:ascii="Arial" w:cs="Arial" w:eastAsia="Arial" w:hAnsi="Arial"/>
           <w:b w:val="0"/>
           <w:bCs w:val="0"/>
@@ -32383,11 +32554,68 @@
           <w:vertAlign w:val="baseline"/>
           <w:rtl w:val="1"/>
         </w:rPr>
-        <w:t xml:space="preserve">ברקת</w:t>
+        <w:t xml:space="preserve">סומן</w:t>
+      </w:r>
+      <w:r>
+        <w:rPr>
+          <w:rFonts w:ascii="Arial" w:cs="Arial" w:eastAsia="Arial" w:hAnsi="Arial"/>
+          <w:b w:val="0"/>
+          <w:bCs w:val="0"/>
+          <w:i w:val="0"/>
+          <w:iCs w:val="0"/>
+          <w:smallCaps w:val="0"/>
+          <w:strike w:val="0"/>
+          <w:color w:val="000000"/>
+          <w:sz w:val="22"/>
+          <w:szCs w:val="22"/>
+          <w:u w:val="none"/>
+          <w:shd w:fill="auto" w:val="clear"/>
+          <w:vertAlign w:val="baseline"/>
+          <w:rtl w:val="1"/>
+        </w:rPr>
+        <w:t xml:space="preserve"> </w:t>
+      </w:r>
+      <w:r>
+        <w:rPr>
+          <w:rFonts w:ascii="Arial" w:cs="Arial" w:eastAsia="Arial" w:hAnsi="Arial"/>
+          <w:b w:val="0"/>
+          <w:bCs w:val="0"/>
+          <w:i w:val="0"/>
+          <w:iCs w:val="0"/>
+          <w:smallCaps w:val="0"/>
+          <w:strike w:val="0"/>
+          <w:color w:val="000000"/>
+          <w:sz w:val="22"/>
+          <w:szCs w:val="22"/>
+          <w:u w:val="none"/>
+          <w:shd w:fill="auto" w:val="clear"/>
+          <w:vertAlign w:val="baseline"/>
+          <w:rtl w:val="1"/>
+        </w:rPr>
+        <w:t xml:space="preserve">כהסתיים</w:t>
+      </w:r>
+      <w:r>
+        <w:rPr>
+          <w:rFonts w:ascii="Arial" w:cs="Arial" w:eastAsia="Arial" w:hAnsi="Arial"/>
+          <w:b w:val="0"/>
+          <w:bCs w:val="0"/>
+          <w:i w:val="0"/>
+          <w:iCs w:val="0"/>
+          <w:smallCaps w:val="0"/>
+          <w:strike w:val="0"/>
+          <w:color w:val="000000"/>
+          <w:sz w:val="22"/>
+          <w:szCs w:val="22"/>
+          <w:u w:val="none"/>
+          <w:shd w:fill="auto" w:val="clear"/>
+          <w:vertAlign w:val="baseline"/>
+          <w:rtl w:val="0"/>
+        </w:rPr>
+        <w:t xml:space="preserve">_</w:t>
       </w:r>
     </w:p>
   </w:comment>
-  <w:comment w:author="Like That" w:id="0" w:date="2026-06-30T17:01:15Z">
+  <w:comment w:author="יותם סבירסקי" w:id="6" w:date="2026-06-30T20:40:06Z">
     <w:p>
       <w:pPr>
         <w:keepNext w:val="0"/>
@@ -32423,6 +32651,30 @@
       </w:pPr>
       <w:r>
         <w:rPr>
+          <w:rtl w:val="0"/>
+        </w:rPr>
+      </w:r>
+      <w:r>
+        <w:rPr>
+          <w:rFonts w:ascii="Arial" w:cs="Arial" w:eastAsia="Arial" w:hAnsi="Arial"/>
+          <w:b w:val="0"/>
+          <w:bCs w:val="0"/>
+          <w:i w:val="0"/>
+          <w:iCs w:val="0"/>
+          <w:smallCaps w:val="0"/>
+          <w:strike w:val="0"/>
+          <w:color w:val="000000"/>
+          <w:sz w:val="22"/>
+          <w:szCs w:val="22"/>
+          <w:u w:val="none"/>
+          <w:shd w:fill="auto" w:val="clear"/>
+          <w:vertAlign w:val="baseline"/>
+          <w:rtl w:val="0"/>
+        </w:rPr>
+        <w:t xml:space="preserve">_</w:t>
+      </w:r>
+      <w:r>
+        <w:rPr>
           <w:rFonts w:ascii="Arial" w:cs="Arial" w:eastAsia="Arial" w:hAnsi="Arial"/>
           <w:b w:val="0"/>
           <w:bCs w:val="0"/>
@@ -32438,7 +32690,7 @@
           <w:vertAlign w:val="baseline"/>
           <w:rtl w:val="1"/>
         </w:rPr>
-        <w:t xml:space="preserve">להינעל</w:t>
+        <w:t xml:space="preserve">נפתח</w:t>
       </w:r>
       <w:r>
         <w:rPr>
@@ -32476,8 +32728,63 @@
           <w:vertAlign w:val="baseline"/>
           <w:rtl w:val="1"/>
         </w:rPr>
-        <w:t xml:space="preserve">על</w:t>
-      </w:r>
+        <w:t xml:space="preserve">מחדש</w:t>
+      </w:r>
+      <w:r>
+        <w:rPr>
+          <w:rFonts w:ascii="Arial" w:cs="Arial" w:eastAsia="Arial" w:hAnsi="Arial"/>
+          <w:b w:val="0"/>
+          <w:bCs w:val="0"/>
+          <w:i w:val="0"/>
+          <w:iCs w:val="0"/>
+          <w:smallCaps w:val="0"/>
+          <w:strike w:val="0"/>
+          <w:color w:val="000000"/>
+          <w:sz w:val="22"/>
+          <w:szCs w:val="22"/>
+          <w:u w:val="none"/>
+          <w:shd w:fill="auto" w:val="clear"/>
+          <w:vertAlign w:val="baseline"/>
+          <w:rtl w:val="0"/>
+        </w:rPr>
+        <w:t xml:space="preserve">_</w:t>
+      </w:r>
+    </w:p>
+  </w:comment>
+  <w:comment w:author="Like That" w:id="7" w:date="2026-06-30T17:45:47Z">
+    <w:p>
+      <w:pPr>
+        <w:keepNext w:val="0"/>
+        <w:keepLines w:val="0"/>
+        <w:pageBreakBefore w:val="0"/>
+        <w:widowControl w:val="0"/>
+        <w:pBdr>
+          <w:top w:space="0" w:sz="0" w:val="nil"/>
+          <w:left w:space="0" w:sz="0" w:val="nil"/>
+          <w:bottom w:space="0" w:sz="0" w:val="nil"/>
+          <w:right w:space="0" w:sz="0" w:val="nil"/>
+          <w:between w:space="0" w:sz="0" w:val="nil"/>
+        </w:pBdr>
+        <w:shd w:fill="auto" w:val="clear"/>
+        <w:spacing w:after="0" w:before="0" w:line="240" w:lineRule="auto"/>
+        <w:ind w:left="0" w:right="0" w:firstLine="0"/>
+        <w:jc w:val="left"/>
+        <w:rPr>
+          <w:rFonts w:ascii="Arial" w:cs="Arial" w:eastAsia="Arial" w:hAnsi="Arial"/>
+          <w:b w:val="0"/>
+          <w:bCs w:val="0"/>
+          <w:i w:val="0"/>
+          <w:iCs w:val="0"/>
+          <w:smallCaps w:val="0"/>
+          <w:strike w:val="0"/>
+          <w:color w:val="000000"/>
+          <w:sz w:val="22"/>
+          <w:szCs w:val="22"/>
+          <w:u w:val="none"/>
+          <w:shd w:fill="auto" w:val="clear"/>
+          <w:vertAlign w:val="baseline"/>
+        </w:rPr>
+      </w:pPr>
       <w:r>
         <w:rPr>
           <w:rFonts w:ascii="Arial" w:cs="Arial" w:eastAsia="Arial" w:hAnsi="Arial"/>
@@ -32495,8 +32802,44 @@
           <w:vertAlign w:val="baseline"/>
           <w:rtl w:val="1"/>
         </w:rPr>
-        <w:t xml:space="preserve"> </w:t>
-      </w:r>
+        <w:t xml:space="preserve">ברקת</w:t>
+      </w:r>
+    </w:p>
+  </w:comment>
+  <w:comment w:author="Like That" w:id="0" w:date="2026-06-30T17:01:15Z">
+    <w:p>
+      <w:pPr>
+        <w:keepNext w:val="0"/>
+        <w:keepLines w:val="0"/>
+        <w:pageBreakBefore w:val="0"/>
+        <w:widowControl w:val="0"/>
+        <w:pBdr>
+          <w:top w:space="0" w:sz="0" w:val="nil"/>
+          <w:left w:space="0" w:sz="0" w:val="nil"/>
+          <w:bottom w:space="0" w:sz="0" w:val="nil"/>
+          <w:right w:space="0" w:sz="0" w:val="nil"/>
+          <w:between w:space="0" w:sz="0" w:val="nil"/>
+        </w:pBdr>
+        <w:shd w:fill="auto" w:val="clear"/>
+        <w:spacing w:after="0" w:before="0" w:line="240" w:lineRule="auto"/>
+        <w:ind w:left="0" w:right="0" w:firstLine="0"/>
+        <w:jc w:val="left"/>
+        <w:rPr>
+          <w:rFonts w:ascii="Arial" w:cs="Arial" w:eastAsia="Arial" w:hAnsi="Arial"/>
+          <w:b w:val="0"/>
+          <w:bCs w:val="0"/>
+          <w:i w:val="0"/>
+          <w:iCs w:val="0"/>
+          <w:smallCaps w:val="0"/>
+          <w:strike w:val="0"/>
+          <w:color w:val="000000"/>
+          <w:sz w:val="22"/>
+          <w:szCs w:val="22"/>
+          <w:u w:val="none"/>
+          <w:shd w:fill="auto" w:val="clear"/>
+          <w:vertAlign w:val="baseline"/>
+        </w:rPr>
+      </w:pPr>
       <w:r>
         <w:rPr>
           <w:rFonts w:ascii="Arial" w:cs="Arial" w:eastAsia="Arial" w:hAnsi="Arial"/>
@@ -32514,11 +32857,87 @@
           <w:vertAlign w:val="baseline"/>
           <w:rtl w:val="1"/>
         </w:rPr>
+        <w:t xml:space="preserve">להינעל</w:t>
+      </w:r>
+      <w:r>
+        <w:rPr>
+          <w:rFonts w:ascii="Arial" w:cs="Arial" w:eastAsia="Arial" w:hAnsi="Arial"/>
+          <w:b w:val="0"/>
+          <w:bCs w:val="0"/>
+          <w:i w:val="0"/>
+          <w:iCs w:val="0"/>
+          <w:smallCaps w:val="0"/>
+          <w:strike w:val="0"/>
+          <w:color w:val="000000"/>
+          <w:sz w:val="22"/>
+          <w:szCs w:val="22"/>
+          <w:u w:val="none"/>
+          <w:shd w:fill="auto" w:val="clear"/>
+          <w:vertAlign w:val="baseline"/>
+          <w:rtl w:val="1"/>
+        </w:rPr>
+        <w:t xml:space="preserve"> </w:t>
+      </w:r>
+      <w:r>
+        <w:rPr>
+          <w:rFonts w:ascii="Arial" w:cs="Arial" w:eastAsia="Arial" w:hAnsi="Arial"/>
+          <w:b w:val="0"/>
+          <w:bCs w:val="0"/>
+          <w:i w:val="0"/>
+          <w:iCs w:val="0"/>
+          <w:smallCaps w:val="0"/>
+          <w:strike w:val="0"/>
+          <w:color w:val="000000"/>
+          <w:sz w:val="22"/>
+          <w:szCs w:val="22"/>
+          <w:u w:val="none"/>
+          <w:shd w:fill="auto" w:val="clear"/>
+          <w:vertAlign w:val="baseline"/>
+          <w:rtl w:val="1"/>
+        </w:rPr>
+        <w:t xml:space="preserve">על</w:t>
+      </w:r>
+      <w:r>
+        <w:rPr>
+          <w:rFonts w:ascii="Arial" w:cs="Arial" w:eastAsia="Arial" w:hAnsi="Arial"/>
+          <w:b w:val="0"/>
+          <w:bCs w:val="0"/>
+          <w:i w:val="0"/>
+          <w:iCs w:val="0"/>
+          <w:smallCaps w:val="0"/>
+          <w:strike w:val="0"/>
+          <w:color w:val="000000"/>
+          <w:sz w:val="22"/>
+          <w:szCs w:val="22"/>
+          <w:u w:val="none"/>
+          <w:shd w:fill="auto" w:val="clear"/>
+          <w:vertAlign w:val="baseline"/>
+          <w:rtl w:val="1"/>
+        </w:rPr>
+        <w:t xml:space="preserve"> </w:t>
+      </w:r>
+      <w:r>
+        <w:rPr>
+          <w:rFonts w:ascii="Arial" w:cs="Arial" w:eastAsia="Arial" w:hAnsi="Arial"/>
+          <w:b w:val="0"/>
+          <w:bCs w:val="0"/>
+          <w:i w:val="0"/>
+          <w:iCs w:val="0"/>
+          <w:smallCaps w:val="0"/>
+          <w:strike w:val="0"/>
+          <w:color w:val="000000"/>
+          <w:sz w:val="22"/>
+          <w:szCs w:val="22"/>
+          <w:u w:val="none"/>
+          <w:shd w:fill="auto" w:val="clear"/>
+          <w:vertAlign w:val="baseline"/>
+          <w:rtl w:val="1"/>
+        </w:rPr>
         <w:t xml:space="preserve">זה</w:t>
       </w:r>
     </w:p>
   </w:comment>
-  <w:comment w:author="Like That" w:id="14" w:date="2026-07-04T22:02:20Z">
+  <w:comment w:author="Like That" w:id="16" w:date="2026-07-04T22:02:20Z">
     <w:p>
       <w:pPr>
         <w:keepNext w:val="0"/>
